--- a/Produteiros-na-Prática-Case-Fintech/Cesar-Fazio-Product-Owner-Case-Fintech.docx
+++ b/Produteiros-na-Prática-Case-Fintech/Cesar-Fazio-Product-Owner-Case-Fintech.docx
@@ -226,7 +226,7 @@
       <w:pPr>
         <w:numPr>
           <w:ilvl w:val="0"/>
-          <w:numId w:val="4"/>
+          <w:numId w:val="6"/>
         </w:numPr>
         <w:spacing w:after="0" w:afterAutospacing="0" w:before="240" w:lineRule="auto"/>
         <w:ind w:left="720" w:hanging="360"/>
@@ -254,7 +254,7 @@
       <w:pPr>
         <w:numPr>
           <w:ilvl w:val="0"/>
-          <w:numId w:val="4"/>
+          <w:numId w:val="6"/>
         </w:numPr>
         <w:spacing w:after="240" w:before="0" w:beforeAutospacing="0" w:lineRule="auto"/>
         <w:ind w:left="720" w:hanging="360"/>
@@ -641,7 +641,7 @@
       <w:pPr>
         <w:numPr>
           <w:ilvl w:val="0"/>
-          <w:numId w:val="5"/>
+          <w:numId w:val="7"/>
         </w:numPr>
         <w:spacing w:after="0" w:afterAutospacing="0" w:before="240" w:lineRule="auto"/>
         <w:ind w:left="720" w:hanging="360"/>
@@ -675,7 +675,7 @@
       <w:pPr>
         <w:numPr>
           <w:ilvl w:val="0"/>
-          <w:numId w:val="5"/>
+          <w:numId w:val="7"/>
         </w:numPr>
         <w:spacing w:after="240" w:before="0" w:beforeAutospacing="0" w:lineRule="auto"/>
         <w:ind w:left="720" w:hanging="360"/>
@@ -1715,39 +1715,32 @@
     <w:p>
       <w:pPr>
         <w:pStyle w:val="Heading2"/>
-        <w:keepNext w:val="0"/>
-        <w:keepLines w:val="0"/>
-        <w:spacing w:after="80" w:lineRule="auto"/>
-        <w:rPr>
-          <w:b w:val="1"/>
-          <w:bCs w:val="1"/>
-          <w:sz w:val="34"/>
-          <w:szCs w:val="34"/>
-        </w:rPr>
-      </w:pPr>
-      <w:bookmarkStart w:colFirst="0" w:colLast="0" w:name="_xi08jko3kym8" w:id="22"/>
+        <w:spacing w:after="240" w:before="240" w:lineRule="auto"/>
+        <w:rPr>
+          <w:b w:val="1"/>
+          <w:bCs w:val="1"/>
+        </w:rPr>
+      </w:pPr>
+      <w:bookmarkStart w:colFirst="0" w:colLast="0" w:name="_iwjekghmyo43" w:id="22"/>
       <w:bookmarkEnd w:id="22"/>
       <w:r>
         <w:rPr>
           <w:b w:val="1"/>
           <w:bCs w:val="1"/>
-          <w:sz w:val="34"/>
-          <w:szCs w:val="34"/>
-          <w:rtl w:val="0"/>
-        </w:rPr>
-        <w:t xml:space="preserve">📊 TAREFA 3: Métricas (Sucesso)</w:t>
-      </w:r>
-    </w:p>
-    <w:p>
-      <w:pPr>
-        <w:spacing w:after="240" w:before="240" w:lineRule="auto"/>
-        <w:rPr/>
-      </w:pPr>
-      <w:r>
-        <w:rPr>
-          <w:rtl w:val="0"/>
-        </w:rPr>
-        <w:t xml:space="preserve">Para medir se o MVP foi bem-sucedido e se a "poda" do escopo não prejudicou o negócio, utilizaremos as seguintes métricas:</w:t>
+          <w:rtl w:val="0"/>
+        </w:rPr>
+        <w:t xml:space="preserve">História de Usuário 1 - Dashboard</w:t>
+      </w:r>
+    </w:p>
+    <w:p>
+      <w:pPr>
+        <w:rPr/>
+      </w:pPr>
+      <w:r>
+        <w:rPr>
+          <w:rtl w:val="0"/>
+        </w:rPr>
+        <w:t xml:space="preserve">A alma da funcionalidade é a capacidade do cliente de ter uma lista clara de suas assinaturas mais importantes.</w:t>
       </w:r>
     </w:p>
     <w:p>
@@ -1764,7 +1757,7 @@
           <w:szCs w:val="26"/>
         </w:rPr>
       </w:pPr>
-      <w:bookmarkStart w:colFirst="0" w:colLast="0" w:name="_2okqfvjjnpoh" w:id="23"/>
+      <w:bookmarkStart w:colFirst="0" w:colLast="0" w:name="_v9xtwbuxipvv" w:id="23"/>
       <w:bookmarkEnd w:id="23"/>
       <w:r>
         <w:rPr>
@@ -1775,48 +1768,78 @@
           <w:szCs w:val="26"/>
           <w:rtl w:val="0"/>
         </w:rPr>
-        <w:t xml:space="preserve">1. KPI Principal</w:t>
-      </w:r>
-    </w:p>
-    <w:p>
-      <w:pPr>
-        <w:spacing w:after="240" w:before="240" w:lineRule="auto"/>
-        <w:rPr>
-          <w:b w:val="1"/>
-          <w:bCs w:val="1"/>
-        </w:rPr>
-      </w:pPr>
-      <w:r>
-        <w:rPr>
-          <w:b w:val="1"/>
-          <w:bCs w:val="1"/>
-          <w:rtl w:val="0"/>
-        </w:rPr>
-        <w:t xml:space="preserve">Engajamento com Notificações</w:t>
-      </w:r>
-    </w:p>
-    <w:p>
-      <w:pPr>
-        <w:spacing w:after="240" w:before="240" w:lineRule="auto"/>
-        <w:rPr/>
-      </w:pPr>
-      <w:r>
-        <w:rPr>
-          <w:rtl w:val="0"/>
-        </w:rPr>
-        <w:t xml:space="preserve">A quantidade de clientes que, ao receberem o alerta de 7 ou 2 dias antes da renovação (Push/WhatsApp), abrem a notificação e acessam o Hub.</w:t>
-      </w:r>
-    </w:p>
-    <w:p>
-      <w:pPr>
-        <w:spacing w:after="240" w:before="240" w:lineRule="auto"/>
-        <w:rPr/>
-      </w:pPr>
-      <w:r>
-        <w:rPr>
-          <w:rtl w:val="0"/>
-        </w:rPr>
-        <w:t xml:space="preserve">Ela valida a dor principal: o esquecimento da data de renovação. Se o usuário clica no alerta, significa que a informação é relevante e que ele quer ter o controle, mesmo que seja apenas para conferir o valor e a data no Hub. Um engajamento alto prova que o Hub está sendo útil na gestão financeira do cliente, gerando retenção (stickiness).</w:t>
+        <w:t xml:space="preserve">História de Usuário</w:t>
+      </w:r>
+    </w:p>
+    <w:p>
+      <w:pPr>
+        <w:spacing w:after="240" w:before="240" w:lineRule="auto"/>
+        <w:ind w:left="600" w:right="600" w:firstLine="0"/>
+        <w:rPr/>
+      </w:pPr>
+      <w:r>
+        <w:rPr>
+          <w:b w:val="1"/>
+          <w:bCs w:val="1"/>
+          <w:rtl w:val="0"/>
+        </w:rPr>
+        <w:t xml:space="preserve">COMO </w:t>
+      </w:r>
+      <w:r>
+        <w:rPr>
+          <w:rtl w:val="0"/>
+        </w:rPr>
+        <w:t xml:space="preserve">um cliente que possui múltiplas assinaturas</w:t>
+      </w:r>
+    </w:p>
+    <w:p>
+      <w:pPr>
+        <w:spacing w:after="240" w:before="240" w:lineRule="auto"/>
+        <w:ind w:left="600" w:right="600" w:firstLine="0"/>
+        <w:rPr>
+          <w:b w:val="1"/>
+          <w:bCs w:val="1"/>
+        </w:rPr>
+      </w:pPr>
+      <w:r>
+        <w:rPr>
+          <w:b w:val="1"/>
+          <w:bCs w:val="1"/>
+          <w:rtl w:val="0"/>
+        </w:rPr>
+        <w:t xml:space="preserve">QUERO</w:t>
+      </w:r>
+      <w:r>
+        <w:rPr>
+          <w:rtl w:val="0"/>
+        </w:rPr>
+        <w:t xml:space="preserve"> visualizar uma lista clara das minhas cobranças recorrentes confirmadas pelo banco ou por mim, </w:t>
+      </w:r>
+      <w:r>
+        <w:rPr>
+          <w:rtl w:val="0"/>
+        </w:rPr>
+      </w:r>
+    </w:p>
+    <w:p>
+      <w:pPr>
+        <w:spacing w:after="240" w:before="240" w:lineRule="auto"/>
+        <w:ind w:left="600" w:right="600" w:firstLine="0"/>
+        <w:rPr/>
+      </w:pPr>
+      <w:r>
+        <w:rPr>
+          <w:b w:val="1"/>
+          <w:bCs w:val="1"/>
+          <w:rtl w:val="0"/>
+        </w:rPr>
+        <w:t xml:space="preserve">PARA QUE</w:t>
+      </w:r>
+      <w:r>
+        <w:rPr>
+          <w:rtl w:val="0"/>
+        </w:rPr>
+        <w:t xml:space="preserve"> eu tenha controle total sobre minhas despesas </w:t>
       </w:r>
     </w:p>
     <w:p>
@@ -1833,8 +1856,6883 @@
           <w:szCs w:val="26"/>
         </w:rPr>
       </w:pPr>
-      <w:bookmarkStart w:colFirst="0" w:colLast="0" w:name="_x0tkolteqv2d" w:id="24"/>
+      <w:bookmarkStart w:colFirst="0" w:colLast="0" w:name="_1uto0qs9ydxv" w:id="24"/>
       <w:bookmarkEnd w:id="24"/>
+      <w:r>
+        <w:rPr>
+          <w:b w:val="1"/>
+          <w:bCs w:val="1"/>
+          <w:color w:val="000000"/>
+          <w:sz w:val="26"/>
+          <w:szCs w:val="26"/>
+          <w:rtl w:val="0"/>
+        </w:rPr>
+        <w:t xml:space="preserve">Sete Dimensões do Produto</w:t>
+      </w:r>
+    </w:p>
+    <w:p>
+      <w:pPr>
+        <w:numPr>
+          <w:ilvl w:val="0"/>
+          <w:numId w:val="10"/>
+        </w:numPr>
+        <w:pBdr>
+          <w:top w:color="auto" w:space="0" w:sz="0" w:val="none"/>
+          <w:bottom w:color="auto" w:space="0" w:sz="0" w:val="none"/>
+          <w:right w:color="auto" w:space="0" w:sz="0" w:val="none"/>
+          <w:between w:color="auto" w:space="0" w:sz="0" w:val="none"/>
+        </w:pBdr>
+        <w:shd w:fill="ffffff" w:val="clear"/>
+        <w:spacing w:after="0" w:afterAutospacing="0" w:before="180" w:line="360" w:lineRule="auto"/>
+        <w:ind w:left="720" w:hanging="360"/>
+        <w:rPr>
+          <w:sz w:val="22"/>
+          <w:szCs w:val="22"/>
+        </w:rPr>
+      </w:pPr>
+      <w:r>
+        <w:rPr>
+          <w:b w:val="1"/>
+          <w:bCs w:val="1"/>
+          <w:color w:val="0a0a0a"/>
+          <w:rtl w:val="0"/>
+        </w:rPr>
+        <w:t xml:space="preserve">Usuários</w:t>
+      </w:r>
+      <w:r>
+        <w:rPr>
+          <w:color w:val="0a0a0a"/>
+          <w:rtl w:val="0"/>
+        </w:rPr>
+        <w:t xml:space="preserve">: O cliente.</w:t>
+      </w:r>
+    </w:p>
+    <w:p>
+      <w:pPr>
+        <w:numPr>
+          <w:ilvl w:val="0"/>
+          <w:numId w:val="10"/>
+        </w:numPr>
+        <w:pBdr>
+          <w:top w:color="auto" w:space="0" w:sz="0" w:val="none"/>
+          <w:bottom w:color="auto" w:space="0" w:sz="0" w:val="none"/>
+          <w:right w:color="auto" w:space="0" w:sz="0" w:val="none"/>
+          <w:between w:color="auto" w:space="0" w:sz="0" w:val="none"/>
+        </w:pBdr>
+        <w:shd w:fill="ffffff" w:val="clear"/>
+        <w:spacing w:after="0" w:afterAutospacing="0" w:before="0" w:beforeAutospacing="0" w:line="360" w:lineRule="auto"/>
+        <w:ind w:left="720" w:hanging="360"/>
+        <w:rPr>
+          <w:sz w:val="22"/>
+          <w:szCs w:val="22"/>
+        </w:rPr>
+      </w:pPr>
+      <w:r>
+        <w:rPr>
+          <w:b w:val="1"/>
+          <w:bCs w:val="1"/>
+          <w:color w:val="0a0a0a"/>
+          <w:rtl w:val="0"/>
+        </w:rPr>
+        <w:t xml:space="preserve">Interfaces</w:t>
+      </w:r>
+      <w:r>
+        <w:rPr>
+          <w:color w:val="0a0a0a"/>
+          <w:rtl w:val="0"/>
+        </w:rPr>
+        <w:t xml:space="preserve">: App Mobile (iOS/Android) e Web Responsivo. Consome a API interna.</w:t>
+      </w:r>
+    </w:p>
+    <w:p>
+      <w:pPr>
+        <w:numPr>
+          <w:ilvl w:val="0"/>
+          <w:numId w:val="10"/>
+        </w:numPr>
+        <w:pBdr>
+          <w:top w:color="auto" w:space="0" w:sz="0" w:val="none"/>
+          <w:bottom w:color="auto" w:space="0" w:sz="0" w:val="none"/>
+          <w:right w:color="auto" w:space="0" w:sz="0" w:val="none"/>
+          <w:between w:color="auto" w:space="0" w:sz="0" w:val="none"/>
+        </w:pBdr>
+        <w:shd w:fill="ffffff" w:val="clear"/>
+        <w:spacing w:after="0" w:afterAutospacing="0" w:before="0" w:beforeAutospacing="0" w:line="360" w:lineRule="auto"/>
+        <w:ind w:left="720" w:hanging="360"/>
+        <w:rPr>
+          <w:sz w:val="22"/>
+          <w:szCs w:val="22"/>
+        </w:rPr>
+      </w:pPr>
+      <w:r>
+        <w:rPr>
+          <w:b w:val="1"/>
+          <w:bCs w:val="1"/>
+          <w:color w:val="0a0a0a"/>
+          <w:rtl w:val="0"/>
+        </w:rPr>
+        <w:t xml:space="preserve">Ações</w:t>
+      </w:r>
+      <w:r>
+        <w:rPr>
+          <w:color w:val="0a0a0a"/>
+          <w:rtl w:val="0"/>
+        </w:rPr>
+        <w:t xml:space="preserve">: Agrupamento de transações por ID; Análise de variância de tempo; Análise de variância de preço.</w:t>
+      </w:r>
+    </w:p>
+    <w:p>
+      <w:pPr>
+        <w:numPr>
+          <w:ilvl w:val="0"/>
+          <w:numId w:val="10"/>
+        </w:numPr>
+        <w:pBdr>
+          <w:top w:color="auto" w:space="0" w:sz="0" w:val="none"/>
+          <w:bottom w:color="auto" w:space="0" w:sz="0" w:val="none"/>
+          <w:right w:color="auto" w:space="0" w:sz="0" w:val="none"/>
+          <w:between w:color="auto" w:space="0" w:sz="0" w:val="none"/>
+        </w:pBdr>
+        <w:shd w:fill="ffffff" w:val="clear"/>
+        <w:spacing w:after="0" w:afterAutospacing="0" w:before="0" w:beforeAutospacing="0" w:line="360" w:lineRule="auto"/>
+        <w:ind w:left="720" w:hanging="360"/>
+        <w:rPr>
+          <w:sz w:val="22"/>
+          <w:szCs w:val="22"/>
+        </w:rPr>
+      </w:pPr>
+      <w:r>
+        <w:rPr>
+          <w:b w:val="1"/>
+          <w:bCs w:val="1"/>
+          <w:color w:val="0a0a0a"/>
+          <w:rtl w:val="0"/>
+        </w:rPr>
+        <w:t xml:space="preserve">Dados</w:t>
+      </w:r>
+      <w:r>
+        <w:rPr>
+          <w:color w:val="0a0a0a"/>
+          <w:rtl w:val="0"/>
+        </w:rPr>
+        <w:t xml:space="preserve">: Nome da Assinatura, Valor da Assinatura, de acordo com a fatura e a Whitelist da História de Usuário 3. Pode incluir imagens, como o logotipo das empresas das assinaturas.</w:t>
+      </w:r>
+    </w:p>
+    <w:p>
+      <w:pPr>
+        <w:numPr>
+          <w:ilvl w:val="0"/>
+          <w:numId w:val="10"/>
+        </w:numPr>
+        <w:pBdr>
+          <w:top w:color="auto" w:space="0" w:sz="0" w:val="none"/>
+          <w:bottom w:color="auto" w:space="0" w:sz="0" w:val="none"/>
+          <w:right w:color="auto" w:space="0" w:sz="0" w:val="none"/>
+          <w:between w:color="auto" w:space="0" w:sz="0" w:val="none"/>
+        </w:pBdr>
+        <w:shd w:fill="ffffff" w:val="clear"/>
+        <w:spacing w:after="0" w:afterAutospacing="0" w:before="0" w:beforeAutospacing="0" w:line="360" w:lineRule="auto"/>
+        <w:ind w:left="720" w:hanging="360"/>
+        <w:rPr>
+          <w:sz w:val="22"/>
+          <w:szCs w:val="22"/>
+        </w:rPr>
+      </w:pPr>
+      <w:r>
+        <w:rPr>
+          <w:b w:val="1"/>
+          <w:bCs w:val="1"/>
+          <w:color w:val="0a0a0a"/>
+          <w:rtl w:val="0"/>
+        </w:rPr>
+        <w:t xml:space="preserve">Regras de Negócio</w:t>
+      </w:r>
+      <w:r>
+        <w:rPr>
+          <w:color w:val="0a0a0a"/>
+          <w:rtl w:val="0"/>
+        </w:rPr>
+        <w:t xml:space="preserve">: </w:t>
+      </w:r>
+    </w:p>
+    <w:p>
+      <w:pPr>
+        <w:numPr>
+          <w:ilvl w:val="1"/>
+          <w:numId w:val="10"/>
+        </w:numPr>
+        <w:pBdr>
+          <w:top w:color="auto" w:space="0" w:sz="0" w:val="none"/>
+          <w:bottom w:color="auto" w:space="0" w:sz="0" w:val="none"/>
+          <w:right w:color="auto" w:space="0" w:sz="0" w:val="none"/>
+          <w:between w:color="auto" w:space="0" w:sz="0" w:val="none"/>
+        </w:pBdr>
+        <w:shd w:fill="ffffff" w:val="clear"/>
+        <w:spacing w:after="0" w:afterAutospacing="0" w:before="0" w:beforeAutospacing="0" w:line="360" w:lineRule="auto"/>
+        <w:ind w:left="1440" w:hanging="360"/>
+        <w:rPr>
+          <w:sz w:val="22"/>
+          <w:szCs w:val="22"/>
+        </w:rPr>
+      </w:pPr>
+      <w:r>
+        <w:rPr>
+          <w:b w:val="1"/>
+          <w:bCs w:val="1"/>
+          <w:color w:val="0a0a0a"/>
+          <w:rtl w:val="0"/>
+        </w:rPr>
+        <w:t xml:space="preserve">RN01 - Atribuição de Valores</w:t>
+      </w:r>
+      <w:r>
+        <w:rPr>
+          <w:color w:val="0a0a0a"/>
+          <w:rtl w:val="0"/>
+        </w:rPr>
+        <w:t xml:space="preserve">: Quando o cliente acessar a plataforma, ele deverá ver de imediato suas assinaturas, seu valor mensal recorrente, quantos meses se passaram desde a renovação anterior e quantos meses faltam para renovar a assinatura novamente.</w:t>
+      </w:r>
+    </w:p>
+    <w:p>
+      <w:pPr>
+        <w:numPr>
+          <w:ilvl w:val="1"/>
+          <w:numId w:val="10"/>
+        </w:numPr>
+        <w:pBdr>
+          <w:top w:color="auto" w:space="0" w:sz="0" w:val="none"/>
+          <w:bottom w:color="auto" w:space="0" w:sz="0" w:val="none"/>
+          <w:right w:color="auto" w:space="0" w:sz="0" w:val="none"/>
+          <w:between w:color="auto" w:space="0" w:sz="0" w:val="none"/>
+        </w:pBdr>
+        <w:shd w:fill="ffffff" w:val="clear"/>
+        <w:spacing w:after="0" w:afterAutospacing="0" w:before="0" w:beforeAutospacing="0" w:line="360" w:lineRule="auto"/>
+        <w:ind w:left="1440" w:hanging="360"/>
+        <w:rPr>
+          <w:color w:val="000000"/>
+          <w:sz w:val="22"/>
+          <w:szCs w:val="22"/>
+        </w:rPr>
+      </w:pPr>
+      <w:r>
+        <w:rPr>
+          <w:b w:val="1"/>
+          <w:bCs w:val="1"/>
+          <w:color w:val="0a0a0a"/>
+          <w:rtl w:val="0"/>
+        </w:rPr>
+        <w:t xml:space="preserve">RN02 - Atribuição de Identidade Visual</w:t>
+      </w:r>
+      <w:r>
+        <w:rPr>
+          <w:color w:val="0a0a0a"/>
+          <w:rtl w:val="0"/>
+        </w:rPr>
+        <w:t xml:space="preserve">: Toda transação confirmada via Whitelist deve obrigatoriamente exibir um ícone/logo. Transações não identificadas via Whitelist, mas com padrão de recorrência, devem usar um ícone genérico de "Assinatura Desconhecida".</w:t>
+      </w:r>
+    </w:p>
+    <w:p>
+      <w:pPr>
+        <w:numPr>
+          <w:ilvl w:val="0"/>
+          <w:numId w:val="10"/>
+        </w:numPr>
+        <w:pBdr>
+          <w:top w:color="auto" w:space="0" w:sz="0" w:val="none"/>
+          <w:bottom w:color="auto" w:space="0" w:sz="0" w:val="none"/>
+          <w:right w:color="auto" w:space="0" w:sz="0" w:val="none"/>
+          <w:between w:color="auto" w:space="0" w:sz="0" w:val="none"/>
+        </w:pBdr>
+        <w:shd w:fill="ffffff" w:val="clear"/>
+        <w:spacing w:after="0" w:afterAutospacing="0" w:before="0" w:beforeAutospacing="0" w:line="360" w:lineRule="auto"/>
+        <w:ind w:left="720" w:hanging="360"/>
+        <w:rPr>
+          <w:sz w:val="22"/>
+          <w:szCs w:val="22"/>
+        </w:rPr>
+      </w:pPr>
+      <w:r>
+        <w:rPr>
+          <w:b w:val="1"/>
+          <w:bCs w:val="1"/>
+          <w:color w:val="0a0a0a"/>
+          <w:rtl w:val="0"/>
+        </w:rPr>
+        <w:t xml:space="preserve">Ambiente</w:t>
+      </w:r>
+      <w:r>
+        <w:rPr>
+          <w:color w:val="0a0a0a"/>
+          <w:rtl w:val="0"/>
+        </w:rPr>
+        <w:t xml:space="preserve">: Front-end</w:t>
+      </w:r>
+    </w:p>
+    <w:p>
+      <w:pPr>
+        <w:numPr>
+          <w:ilvl w:val="0"/>
+          <w:numId w:val="10"/>
+        </w:numPr>
+        <w:pBdr>
+          <w:top w:color="auto" w:space="0" w:sz="0" w:val="none"/>
+          <w:bottom w:color="auto" w:space="0" w:sz="0" w:val="none"/>
+          <w:right w:color="auto" w:space="0" w:sz="0" w:val="none"/>
+          <w:between w:color="auto" w:space="0" w:sz="0" w:val="none"/>
+        </w:pBdr>
+        <w:shd w:fill="ffffff" w:val="clear"/>
+        <w:spacing w:after="420" w:before="0" w:beforeAutospacing="0" w:line="360" w:lineRule="auto"/>
+        <w:ind w:left="720" w:hanging="360"/>
+        <w:rPr>
+          <w:sz w:val="22"/>
+          <w:szCs w:val="22"/>
+        </w:rPr>
+      </w:pPr>
+      <w:r>
+        <w:rPr>
+          <w:b w:val="1"/>
+          <w:bCs w:val="1"/>
+          <w:color w:val="0a0a0a"/>
+          <w:rtl w:val="0"/>
+        </w:rPr>
+        <w:t xml:space="preserve">Qualidade</w:t>
+      </w:r>
+      <w:r>
+        <w:rPr>
+          <w:color w:val="0a0a0a"/>
+          <w:rtl w:val="0"/>
+        </w:rPr>
+        <w:t xml:space="preserve">: Os dados devem ser atualizados ao menos diariamente e exibidos na tela assim que esta for carregada, em menos de 1 segundo.</w:t>
+      </w:r>
+    </w:p>
+    <w:p>
+      <w:pPr>
+        <w:pStyle w:val="Heading3"/>
+        <w:keepNext w:val="0"/>
+        <w:keepLines w:val="0"/>
+        <w:spacing w:before="280" w:lineRule="auto"/>
+        <w:rPr>
+          <w:b w:val="1"/>
+          <w:bCs w:val="1"/>
+          <w:color w:val="000000"/>
+          <w:sz w:val="26"/>
+          <w:szCs w:val="26"/>
+        </w:rPr>
+      </w:pPr>
+      <w:bookmarkStart w:colFirst="0" w:colLast="0" w:name="_bcjltvqu72m3" w:id="25"/>
+      <w:bookmarkEnd w:id="25"/>
+      <w:r>
+        <w:rPr>
+          <w:b w:val="1"/>
+          <w:bCs w:val="1"/>
+          <w:color w:val="000000"/>
+          <w:sz w:val="26"/>
+          <w:szCs w:val="26"/>
+          <w:rtl w:val="0"/>
+        </w:rPr>
+        <w:t xml:space="preserve">Critérios de Aceite</w:t>
+      </w:r>
+    </w:p>
+    <w:p>
+      <w:pPr>
+        <w:pStyle w:val="Heading4"/>
+        <w:spacing w:after="240" w:before="240" w:lineRule="auto"/>
+        <w:rPr>
+          <w:b w:val="1"/>
+          <w:bCs w:val="1"/>
+        </w:rPr>
+      </w:pPr>
+      <w:bookmarkStart w:colFirst="0" w:colLast="0" w:name="_wzry4hhgmsd9" w:id="26"/>
+      <w:bookmarkEnd w:id="26"/>
+      <w:r>
+        <w:rPr>
+          <w:b w:val="1"/>
+          <w:bCs w:val="1"/>
+          <w:rtl w:val="0"/>
+        </w:rPr>
+        <w:t xml:space="preserve">Cenário: Resumo Financeiro</w:t>
+      </w:r>
+    </w:p>
+    <w:p>
+      <w:pPr>
+        <w:spacing w:after="240" w:before="240" w:lineRule="auto"/>
+        <w:ind w:left="0" w:firstLine="0"/>
+        <w:rPr/>
+      </w:pPr>
+      <w:r>
+        <w:rPr>
+          <w:b w:val="1"/>
+          <w:bCs w:val="1"/>
+          <w:rtl w:val="0"/>
+        </w:rPr>
+        <w:t xml:space="preserve">DADO </w:t>
+      </w:r>
+      <w:r>
+        <w:rPr>
+          <w:rtl w:val="0"/>
+        </w:rPr>
+        <w:t xml:space="preserve">que o cliente possui assinaturas identificadas,</w:t>
+      </w:r>
+    </w:p>
+    <w:p>
+      <w:pPr>
+        <w:spacing w:after="240" w:before="240" w:lineRule="auto"/>
+        <w:ind w:left="0" w:firstLine="0"/>
+        <w:rPr/>
+      </w:pPr>
+      <w:r>
+        <w:rPr>
+          <w:b w:val="1"/>
+          <w:bCs w:val="1"/>
+          <w:rtl w:val="0"/>
+        </w:rPr>
+        <w:t xml:space="preserve">QUANDO </w:t>
+      </w:r>
+      <w:r>
+        <w:rPr>
+          <w:rtl w:val="0"/>
+        </w:rPr>
+        <w:t xml:space="preserve">ele acessa o Radar,</w:t>
+      </w:r>
+    </w:p>
+    <w:p>
+      <w:pPr>
+        <w:spacing w:after="240" w:before="240" w:lineRule="auto"/>
+        <w:ind w:left="0" w:firstLine="0"/>
+        <w:rPr/>
+      </w:pPr>
+      <w:r>
+        <w:rPr>
+          <w:b w:val="1"/>
+          <w:bCs w:val="1"/>
+          <w:rtl w:val="0"/>
+        </w:rPr>
+        <w:t xml:space="preserve">ENTÃO </w:t>
+      </w:r>
+      <w:r>
+        <w:rPr>
+          <w:rtl w:val="0"/>
+        </w:rPr>
+        <w:t xml:space="preserve">ele</w:t>
+      </w:r>
+      <w:r>
+        <w:rPr>
+          <w:b w:val="1"/>
+          <w:bCs w:val="1"/>
+          <w:rtl w:val="0"/>
+        </w:rPr>
+        <w:t xml:space="preserve"> </w:t>
+      </w:r>
+      <w:r>
+        <w:rPr>
+          <w:rtl w:val="0"/>
+        </w:rPr>
+        <w:t xml:space="preserve">deve ver o valor total somado das assinaturas do mês atual.</w:t>
+      </w:r>
+    </w:p>
+    <w:p>
+      <w:pPr>
+        <w:pStyle w:val="Heading4"/>
+        <w:spacing w:after="240" w:before="240" w:lineRule="auto"/>
+        <w:rPr>
+          <w:b w:val="1"/>
+          <w:bCs w:val="1"/>
+        </w:rPr>
+      </w:pPr>
+      <w:bookmarkStart w:colFirst="0" w:colLast="0" w:name="_c6qrwk74qy5d" w:id="27"/>
+      <w:bookmarkEnd w:id="27"/>
+      <w:r>
+        <w:rPr>
+          <w:b w:val="1"/>
+          <w:bCs w:val="1"/>
+          <w:rtl w:val="0"/>
+        </w:rPr>
+        <w:t xml:space="preserve">Cenário: As Assinaturas</w:t>
+      </w:r>
+    </w:p>
+    <w:p>
+      <w:pPr>
+        <w:spacing w:after="240" w:before="240" w:lineRule="auto"/>
+        <w:rPr/>
+      </w:pPr>
+      <w:r>
+        <w:rPr>
+          <w:b w:val="1"/>
+          <w:bCs w:val="1"/>
+          <w:rtl w:val="0"/>
+        </w:rPr>
+        <w:t xml:space="preserve">DADO </w:t>
+      </w:r>
+      <w:r>
+        <w:rPr>
+          <w:rtl w:val="0"/>
+        </w:rPr>
+        <w:t xml:space="preserve">que o cliente possui assinaturas identificadas,</w:t>
+      </w:r>
+    </w:p>
+    <w:p>
+      <w:pPr>
+        <w:spacing w:after="240" w:before="240" w:lineRule="auto"/>
+        <w:rPr/>
+      </w:pPr>
+      <w:r>
+        <w:rPr>
+          <w:b w:val="1"/>
+          <w:bCs w:val="1"/>
+          <w:rtl w:val="0"/>
+        </w:rPr>
+        <w:t xml:space="preserve">QUANDO </w:t>
+      </w:r>
+      <w:r>
+        <w:rPr>
+          <w:rtl w:val="0"/>
+        </w:rPr>
+        <w:t xml:space="preserve">ele acessa o Radar,</w:t>
+      </w:r>
+    </w:p>
+    <w:p>
+      <w:pPr>
+        <w:spacing w:after="240" w:before="240" w:lineRule="auto"/>
+        <w:rPr/>
+      </w:pPr>
+      <w:r>
+        <w:rPr>
+          <w:b w:val="1"/>
+          <w:bCs w:val="1"/>
+          <w:rtl w:val="0"/>
+        </w:rPr>
+        <w:t xml:space="preserve">ENTÃO </w:t>
+      </w:r>
+      <w:r>
+        <w:rPr>
+          <w:rtl w:val="0"/>
+        </w:rPr>
+        <w:t xml:space="preserve">ele</w:t>
+      </w:r>
+      <w:r>
+        <w:rPr>
+          <w:b w:val="1"/>
+          <w:bCs w:val="1"/>
+          <w:rtl w:val="0"/>
+        </w:rPr>
+        <w:t xml:space="preserve"> </w:t>
+      </w:r>
+      <w:r>
+        <w:rPr>
+          <w:rtl w:val="0"/>
+        </w:rPr>
+        <w:t xml:space="preserve">deve ver o nome da assinatura, seu valor correspondente do mês.</w:t>
+      </w:r>
+    </w:p>
+    <w:p>
+      <w:pPr>
+        <w:pStyle w:val="Heading4"/>
+        <w:spacing w:after="240" w:before="240" w:lineRule="auto"/>
+        <w:rPr>
+          <w:b w:val="1"/>
+          <w:bCs w:val="1"/>
+        </w:rPr>
+      </w:pPr>
+      <w:bookmarkStart w:colFirst="0" w:colLast="0" w:name="_ycdg9s2hcq6c" w:id="28"/>
+      <w:bookmarkEnd w:id="28"/>
+      <w:r>
+        <w:rPr>
+          <w:b w:val="1"/>
+          <w:bCs w:val="1"/>
+          <w:rtl w:val="0"/>
+        </w:rPr>
+        <w:t xml:space="preserve">Cenário: Timeline de Renovação</w:t>
+      </w:r>
+    </w:p>
+    <w:p>
+      <w:pPr>
+        <w:spacing w:after="240" w:before="240" w:lineRule="auto"/>
+        <w:ind w:left="0" w:firstLine="0"/>
+        <w:rPr/>
+      </w:pPr>
+      <w:r>
+        <w:rPr>
+          <w:b w:val="1"/>
+          <w:bCs w:val="1"/>
+          <w:rtl w:val="0"/>
+        </w:rPr>
+        <w:t xml:space="preserve">DADO </w:t>
+      </w:r>
+      <w:r>
+        <w:rPr>
+          <w:rtl w:val="0"/>
+        </w:rPr>
+        <w:t xml:space="preserve">que o cliente possui assinaturas ativas,</w:t>
+      </w:r>
+    </w:p>
+    <w:p>
+      <w:pPr>
+        <w:spacing w:after="240" w:before="240" w:lineRule="auto"/>
+        <w:ind w:left="0" w:firstLine="0"/>
+        <w:rPr/>
+      </w:pPr>
+      <w:r>
+        <w:rPr>
+          <w:b w:val="1"/>
+          <w:bCs w:val="1"/>
+          <w:rtl w:val="0"/>
+        </w:rPr>
+        <w:t xml:space="preserve">QUANDO </w:t>
+      </w:r>
+      <w:r>
+        <w:rPr>
+          <w:rtl w:val="0"/>
+        </w:rPr>
+        <w:t xml:space="preserve">visualizar a lista, </w:t>
+      </w:r>
+    </w:p>
+    <w:p>
+      <w:pPr>
+        <w:spacing w:after="240" w:before="240" w:lineRule="auto"/>
+        <w:ind w:left="0" w:firstLine="0"/>
+        <w:rPr/>
+      </w:pPr>
+      <w:r>
+        <w:rPr>
+          <w:b w:val="1"/>
+          <w:bCs w:val="1"/>
+          <w:rtl w:val="0"/>
+        </w:rPr>
+        <w:t xml:space="preserve">ENTÃO</w:t>
+      </w:r>
+      <w:r>
+        <w:rPr>
+          <w:rtl w:val="0"/>
+        </w:rPr>
+        <w:t xml:space="preserve"> deve ver a data da última renovação e a estimativa da próxima renovação.</w:t>
+      </w:r>
+    </w:p>
+    <w:p>
+      <w:pPr>
+        <w:pStyle w:val="Heading2"/>
+        <w:spacing w:after="240" w:before="240" w:lineRule="auto"/>
+        <w:ind w:right="600"/>
+        <w:rPr>
+          <w:b w:val="1"/>
+          <w:bCs w:val="1"/>
+        </w:rPr>
+      </w:pPr>
+      <w:bookmarkStart w:colFirst="0" w:colLast="0" w:name="_xfjbcmlqas47" w:id="29"/>
+      <w:bookmarkEnd w:id="29"/>
+      <w:r>
+        <w:rPr>
+          <w:b w:val="1"/>
+          <w:bCs w:val="1"/>
+          <w:rtl w:val="0"/>
+        </w:rPr>
+        <w:t xml:space="preserve">História de Usuário 2 - Normalização de Nomenclatura Amigável</w:t>
+      </w:r>
+    </w:p>
+    <w:p>
+      <w:pPr>
+        <w:pBdr>
+          <w:top w:color="auto" w:space="0" w:sz="0" w:val="none"/>
+          <w:bottom w:color="auto" w:space="0" w:sz="0" w:val="none"/>
+          <w:right w:color="auto" w:space="0" w:sz="0" w:val="none"/>
+          <w:between w:color="auto" w:space="0" w:sz="0" w:val="none"/>
+        </w:pBdr>
+        <w:shd w:fill="ffffff" w:val="clear"/>
+        <w:spacing w:after="240" w:before="240" w:line="360" w:lineRule="auto"/>
+        <w:rPr>
+          <w:color w:val="0a0a0a"/>
+        </w:rPr>
+      </w:pPr>
+      <w:r>
+        <w:rPr>
+          <w:color w:val="0a0a0a"/>
+          <w:rtl w:val="0"/>
+        </w:rPr>
+        <w:t xml:space="preserve">É a função de limpar o "lixo" da fatura usando Regex e Whitelist simples. O usuário vê "Netflix" em vez de </w:t>
+      </w:r>
+      <w:r>
+        <w:rPr>
+          <w:b w:val="1"/>
+          <w:bCs w:val="1"/>
+          <w:color w:val="0a0a0a"/>
+          <w:rtl w:val="0"/>
+        </w:rPr>
+        <w:t xml:space="preserve">NETFLIX* 123 CD 456</w:t>
+      </w:r>
+      <w:r>
+        <w:rPr>
+          <w:color w:val="0a0a0a"/>
+          <w:rtl w:val="0"/>
+        </w:rPr>
+        <w:t xml:space="preserve">.</w:t>
+      </w:r>
+    </w:p>
+    <w:p>
+      <w:pPr>
+        <w:pStyle w:val="Heading3"/>
+        <w:keepNext w:val="0"/>
+        <w:keepLines w:val="0"/>
+        <w:spacing w:before="280" w:lineRule="auto"/>
+        <w:rPr>
+          <w:color w:val="0a0a0a"/>
+        </w:rPr>
+      </w:pPr>
+      <w:bookmarkStart w:colFirst="0" w:colLast="0" w:name="_y4h7b8k0jqf7" w:id="30"/>
+      <w:bookmarkEnd w:id="30"/>
+      <w:r>
+        <w:rPr>
+          <w:b w:val="1"/>
+          <w:bCs w:val="1"/>
+          <w:color w:val="000000"/>
+          <w:sz w:val="26"/>
+          <w:szCs w:val="26"/>
+          <w:rtl w:val="0"/>
+        </w:rPr>
+        <w:t xml:space="preserve">História de Usuário</w:t>
+      </w:r>
+      <w:r>
+        <w:rPr>
+          <w:rtl w:val="0"/>
+        </w:rPr>
+      </w:r>
+    </w:p>
+    <w:p>
+      <w:pPr>
+        <w:spacing w:after="240" w:before="240" w:lineRule="auto"/>
+        <w:ind w:left="600" w:right="600" w:firstLine="0"/>
+        <w:rPr/>
+      </w:pPr>
+      <w:r>
+        <w:rPr>
+          <w:b w:val="1"/>
+          <w:bCs w:val="1"/>
+          <w:rtl w:val="0"/>
+        </w:rPr>
+        <w:t xml:space="preserve">COMO </w:t>
+      </w:r>
+      <w:r>
+        <w:rPr>
+          <w:rtl w:val="0"/>
+        </w:rPr>
+        <w:t xml:space="preserve">um cliente que não sabe as regras complexas de nomenclatura na fatura,</w:t>
+      </w:r>
+    </w:p>
+    <w:p>
+      <w:pPr>
+        <w:spacing w:after="240" w:before="240" w:lineRule="auto"/>
+        <w:ind w:left="600" w:right="600" w:firstLine="0"/>
+        <w:rPr>
+          <w:b w:val="1"/>
+          <w:bCs w:val="1"/>
+        </w:rPr>
+      </w:pPr>
+      <w:r>
+        <w:rPr>
+          <w:b w:val="1"/>
+          <w:bCs w:val="1"/>
+          <w:rtl w:val="0"/>
+        </w:rPr>
+        <w:t xml:space="preserve">QUERO</w:t>
+      </w:r>
+      <w:r>
+        <w:rPr>
+          <w:rtl w:val="0"/>
+        </w:rPr>
+        <w:t xml:space="preserve"> visualizar o nome simplificado da assinatura da qual estou pagando, </w:t>
+      </w:r>
+      <w:r>
+        <w:rPr>
+          <w:rtl w:val="0"/>
+        </w:rPr>
+      </w:r>
+    </w:p>
+    <w:p>
+      <w:pPr>
+        <w:spacing w:after="240" w:before="240" w:lineRule="auto"/>
+        <w:ind w:left="600" w:right="600" w:firstLine="0"/>
+        <w:rPr/>
+      </w:pPr>
+      <w:r>
+        <w:rPr>
+          <w:b w:val="1"/>
+          <w:bCs w:val="1"/>
+          <w:rtl w:val="0"/>
+        </w:rPr>
+        <w:t xml:space="preserve">PARA QUE</w:t>
+      </w:r>
+      <w:r>
+        <w:rPr>
+          <w:rtl w:val="0"/>
+        </w:rPr>
+        <w:t xml:space="preserve"> eu possa identificá-la corretamente.</w:t>
+      </w:r>
+    </w:p>
+    <w:p>
+      <w:pPr>
+        <w:pStyle w:val="Heading3"/>
+        <w:keepNext w:val="0"/>
+        <w:keepLines w:val="0"/>
+        <w:spacing w:before="280" w:lineRule="auto"/>
+        <w:rPr>
+          <w:b w:val="1"/>
+          <w:bCs w:val="1"/>
+          <w:color w:val="000000"/>
+          <w:sz w:val="26"/>
+          <w:szCs w:val="26"/>
+        </w:rPr>
+      </w:pPr>
+      <w:bookmarkStart w:colFirst="0" w:colLast="0" w:name="_4fvnpy3soti2" w:id="31"/>
+      <w:bookmarkEnd w:id="31"/>
+      <w:r>
+        <w:rPr>
+          <w:b w:val="1"/>
+          <w:bCs w:val="1"/>
+          <w:color w:val="000000"/>
+          <w:sz w:val="26"/>
+          <w:szCs w:val="26"/>
+          <w:rtl w:val="0"/>
+        </w:rPr>
+        <w:t xml:space="preserve">Sete Dimensões do Produto</w:t>
+      </w:r>
+    </w:p>
+    <w:p>
+      <w:pPr>
+        <w:numPr>
+          <w:ilvl w:val="0"/>
+          <w:numId w:val="10"/>
+        </w:numPr>
+        <w:pBdr>
+          <w:top w:color="auto" w:space="0" w:sz="0" w:val="none"/>
+          <w:bottom w:color="auto" w:space="0" w:sz="0" w:val="none"/>
+          <w:right w:color="auto" w:space="0" w:sz="0" w:val="none"/>
+          <w:between w:color="auto" w:space="0" w:sz="0" w:val="none"/>
+        </w:pBdr>
+        <w:shd w:fill="ffffff" w:val="clear"/>
+        <w:spacing w:after="0" w:afterAutospacing="0" w:before="180" w:line="360" w:lineRule="auto"/>
+        <w:ind w:left="720" w:hanging="360"/>
+        <w:rPr>
+          <w:sz w:val="22"/>
+          <w:szCs w:val="22"/>
+        </w:rPr>
+      </w:pPr>
+      <w:r>
+        <w:rPr>
+          <w:b w:val="1"/>
+          <w:bCs w:val="1"/>
+          <w:color w:val="0a0a0a"/>
+          <w:rtl w:val="0"/>
+        </w:rPr>
+        <w:t xml:space="preserve">Usuários</w:t>
+      </w:r>
+      <w:r>
+        <w:rPr>
+          <w:color w:val="0a0a0a"/>
+          <w:rtl w:val="0"/>
+        </w:rPr>
+        <w:t xml:space="preserve">: Cliente.</w:t>
+      </w:r>
+    </w:p>
+    <w:p>
+      <w:pPr>
+        <w:numPr>
+          <w:ilvl w:val="0"/>
+          <w:numId w:val="10"/>
+        </w:numPr>
+        <w:pBdr>
+          <w:top w:color="auto" w:space="0" w:sz="0" w:val="none"/>
+          <w:bottom w:color="auto" w:space="0" w:sz="0" w:val="none"/>
+          <w:right w:color="auto" w:space="0" w:sz="0" w:val="none"/>
+          <w:between w:color="auto" w:space="0" w:sz="0" w:val="none"/>
+        </w:pBdr>
+        <w:shd w:fill="ffffff" w:val="clear"/>
+        <w:spacing w:after="0" w:afterAutospacing="0" w:before="0" w:beforeAutospacing="0" w:line="360" w:lineRule="auto"/>
+        <w:ind w:left="720" w:hanging="360"/>
+        <w:rPr>
+          <w:sz w:val="22"/>
+          <w:szCs w:val="22"/>
+        </w:rPr>
+      </w:pPr>
+      <w:r>
+        <w:rPr>
+          <w:b w:val="1"/>
+          <w:bCs w:val="1"/>
+          <w:color w:val="0a0a0a"/>
+          <w:rtl w:val="0"/>
+        </w:rPr>
+        <w:t xml:space="preserve">Interfaces</w:t>
+      </w:r>
+      <w:r>
+        <w:rPr>
+          <w:color w:val="0a0a0a"/>
+          <w:rtl w:val="0"/>
+        </w:rPr>
+        <w:t xml:space="preserve">: APIs Ethoca (Mastercard), Visa Merchant Data, Webhooks de Bancos Parceiros.  Dashboard do App/Web (Front-end).</w:t>
+      </w:r>
+    </w:p>
+    <w:p>
+      <w:pPr>
+        <w:numPr>
+          <w:ilvl w:val="0"/>
+          <w:numId w:val="10"/>
+        </w:numPr>
+        <w:pBdr>
+          <w:top w:color="auto" w:space="0" w:sz="0" w:val="none"/>
+          <w:bottom w:color="auto" w:space="0" w:sz="0" w:val="none"/>
+          <w:right w:color="auto" w:space="0" w:sz="0" w:val="none"/>
+          <w:between w:color="auto" w:space="0" w:sz="0" w:val="none"/>
+        </w:pBdr>
+        <w:shd w:fill="ffffff" w:val="clear"/>
+        <w:spacing w:after="0" w:afterAutospacing="0" w:before="0" w:beforeAutospacing="0" w:line="360" w:lineRule="auto"/>
+        <w:ind w:left="720" w:hanging="360"/>
+        <w:rPr>
+          <w:sz w:val="22"/>
+          <w:szCs w:val="22"/>
+        </w:rPr>
+      </w:pPr>
+      <w:r>
+        <w:rPr>
+          <w:b w:val="1"/>
+          <w:bCs w:val="1"/>
+          <w:color w:val="0a0a0a"/>
+          <w:rtl w:val="0"/>
+        </w:rPr>
+        <w:t xml:space="preserve">Ações</w:t>
+      </w:r>
+      <w:r>
+        <w:rPr>
+          <w:color w:val="0a0a0a"/>
+          <w:rtl w:val="0"/>
+        </w:rPr>
+        <w:t xml:space="preserve">: Sanitização de string via Regex; Enriquecimento de metadados; Cruzamento de Merchant ID.</w:t>
+      </w:r>
+    </w:p>
+    <w:p>
+      <w:pPr>
+        <w:numPr>
+          <w:ilvl w:val="0"/>
+          <w:numId w:val="10"/>
+        </w:numPr>
+        <w:pBdr>
+          <w:top w:color="auto" w:space="0" w:sz="0" w:val="none"/>
+          <w:bottom w:color="auto" w:space="0" w:sz="0" w:val="none"/>
+          <w:right w:color="auto" w:space="0" w:sz="0" w:val="none"/>
+          <w:between w:color="auto" w:space="0" w:sz="0" w:val="none"/>
+        </w:pBdr>
+        <w:shd w:fill="ffffff" w:val="clear"/>
+        <w:spacing w:after="0" w:afterAutospacing="0" w:before="0" w:beforeAutospacing="0" w:line="360" w:lineRule="auto"/>
+        <w:ind w:left="720" w:hanging="360"/>
+        <w:rPr>
+          <w:sz w:val="22"/>
+          <w:szCs w:val="22"/>
+        </w:rPr>
+      </w:pPr>
+      <w:r>
+        <w:rPr>
+          <w:b w:val="1"/>
+          <w:bCs w:val="1"/>
+          <w:color w:val="0a0a0a"/>
+          <w:rtl w:val="0"/>
+        </w:rPr>
+        <w:t xml:space="preserve">Dados</w:t>
+      </w:r>
+      <w:r>
+        <w:rPr>
+          <w:color w:val="0a0a0a"/>
+          <w:rtl w:val="0"/>
+        </w:rPr>
+        <w:t xml:space="preserve">: </w:t>
+      </w:r>
+    </w:p>
+    <w:p>
+      <w:pPr>
+        <w:numPr>
+          <w:ilvl w:val="1"/>
+          <w:numId w:val="10"/>
+        </w:numPr>
+        <w:pBdr>
+          <w:top w:color="auto" w:space="0" w:sz="0" w:val="none"/>
+          <w:bottom w:color="auto" w:space="0" w:sz="0" w:val="none"/>
+          <w:right w:color="auto" w:space="0" w:sz="0" w:val="none"/>
+          <w:between w:color="auto" w:space="0" w:sz="0" w:val="none"/>
+        </w:pBdr>
+        <w:shd w:fill="ffffff" w:val="clear"/>
+        <w:spacing w:after="0" w:afterAutospacing="0" w:before="0" w:beforeAutospacing="0" w:line="360" w:lineRule="auto"/>
+        <w:ind w:left="1440" w:hanging="360"/>
+      </w:pPr>
+      <w:r>
+        <w:rPr>
+          <w:b w:val="1"/>
+          <w:bCs w:val="1"/>
+          <w:color w:val="0a0a0a"/>
+          <w:rtl w:val="0"/>
+        </w:rPr>
+        <w:t xml:space="preserve">Cru: "AMZN Digital*123".</w:t>
+      </w:r>
+    </w:p>
+    <w:p>
+      <w:pPr>
+        <w:numPr>
+          <w:ilvl w:val="1"/>
+          <w:numId w:val="10"/>
+        </w:numPr>
+        <w:pBdr>
+          <w:top w:color="auto" w:space="0" w:sz="0" w:val="none"/>
+          <w:bottom w:color="auto" w:space="0" w:sz="0" w:val="none"/>
+          <w:right w:color="auto" w:space="0" w:sz="0" w:val="none"/>
+          <w:between w:color="auto" w:space="0" w:sz="0" w:val="none"/>
+        </w:pBdr>
+        <w:shd w:fill="ffffff" w:val="clear"/>
+        <w:spacing w:after="0" w:afterAutospacing="0" w:before="0" w:beforeAutospacing="0" w:line="360" w:lineRule="auto"/>
+        <w:ind w:left="1440" w:hanging="360"/>
+      </w:pPr>
+      <w:r>
+        <w:rPr>
+          <w:b w:val="1"/>
+          <w:bCs w:val="1"/>
+          <w:color w:val="0a0a0a"/>
+          <w:rtl w:val="0"/>
+        </w:rPr>
+        <w:t xml:space="preserve">Normalizado: "Amazon Prime".</w:t>
+      </w:r>
+    </w:p>
+    <w:p>
+      <w:pPr>
+        <w:numPr>
+          <w:ilvl w:val="0"/>
+          <w:numId w:val="10"/>
+        </w:numPr>
+        <w:pBdr>
+          <w:top w:color="auto" w:space="0" w:sz="0" w:val="none"/>
+          <w:bottom w:color="auto" w:space="0" w:sz="0" w:val="none"/>
+          <w:right w:color="auto" w:space="0" w:sz="0" w:val="none"/>
+          <w:between w:color="auto" w:space="0" w:sz="0" w:val="none"/>
+        </w:pBdr>
+        <w:shd w:fill="ffffff" w:val="clear"/>
+        <w:spacing w:after="0" w:afterAutospacing="0" w:before="0" w:beforeAutospacing="0" w:line="360" w:lineRule="auto"/>
+        <w:ind w:left="720" w:hanging="360"/>
+        <w:rPr>
+          <w:sz w:val="22"/>
+          <w:szCs w:val="22"/>
+        </w:rPr>
+      </w:pPr>
+      <w:r>
+        <w:rPr>
+          <w:b w:val="1"/>
+          <w:bCs w:val="1"/>
+          <w:color w:val="0a0a0a"/>
+          <w:rtl w:val="0"/>
+        </w:rPr>
+        <w:t xml:space="preserve">Regras de Negócio</w:t>
+      </w:r>
+      <w:r>
+        <w:rPr>
+          <w:color w:val="0a0a0a"/>
+          <w:rtl w:val="0"/>
+        </w:rPr>
+        <w:t xml:space="preserve">: </w:t>
+      </w:r>
+    </w:p>
+    <w:p>
+      <w:pPr>
+        <w:numPr>
+          <w:ilvl w:val="1"/>
+          <w:numId w:val="10"/>
+        </w:numPr>
+        <w:pBdr>
+          <w:top w:color="auto" w:space="0" w:sz="0" w:val="none"/>
+          <w:bottom w:color="auto" w:space="0" w:sz="0" w:val="none"/>
+          <w:right w:color="auto" w:space="0" w:sz="0" w:val="none"/>
+          <w:between w:color="auto" w:space="0" w:sz="0" w:val="none"/>
+        </w:pBdr>
+        <w:shd w:fill="ffffff" w:val="clear"/>
+        <w:spacing w:after="0" w:afterAutospacing="0" w:before="0" w:beforeAutospacing="0" w:line="360" w:lineRule="auto"/>
+        <w:ind w:left="1440" w:hanging="360"/>
+        <w:rPr>
+          <w:sz w:val="22"/>
+          <w:szCs w:val="22"/>
+        </w:rPr>
+      </w:pPr>
+      <w:r>
+        <w:rPr>
+          <w:b w:val="1"/>
+          <w:bCs w:val="1"/>
+          <w:color w:val="0a0a0a"/>
+          <w:rtl w:val="0"/>
+        </w:rPr>
+        <w:t xml:space="preserve">RN01 - Prioridade de Identificação</w:t>
+      </w:r>
+      <w:r>
+        <w:rPr>
+          <w:color w:val="0a0a0a"/>
+          <w:rtl w:val="0"/>
+        </w:rPr>
+        <w:t xml:space="preserve">: O sistema deve priorizar o nome amigável retornado pelas APIs da Visa/Mastercard. Caso o Merchant ID não conste nas whitelists externas, o sistema deve aplicar uma regra de Regex (Expressão Regular) para remover caracteres especiais (ex: *, #, 123) e tentar o cruzamento com a Whitelist interna.</w:t>
+      </w:r>
+    </w:p>
+    <w:p>
+      <w:pPr>
+        <w:numPr>
+          <w:ilvl w:val="0"/>
+          <w:numId w:val="10"/>
+        </w:numPr>
+        <w:pBdr>
+          <w:top w:color="auto" w:space="0" w:sz="0" w:val="none"/>
+          <w:bottom w:color="auto" w:space="0" w:sz="0" w:val="none"/>
+          <w:right w:color="auto" w:space="0" w:sz="0" w:val="none"/>
+          <w:between w:color="auto" w:space="0" w:sz="0" w:val="none"/>
+        </w:pBdr>
+        <w:shd w:fill="ffffff" w:val="clear"/>
+        <w:spacing w:after="0" w:afterAutospacing="0" w:before="0" w:beforeAutospacing="0" w:line="360" w:lineRule="auto"/>
+        <w:ind w:left="720" w:hanging="360"/>
+        <w:rPr>
+          <w:sz w:val="22"/>
+          <w:szCs w:val="22"/>
+        </w:rPr>
+      </w:pPr>
+      <w:r>
+        <w:rPr>
+          <w:b w:val="1"/>
+          <w:bCs w:val="1"/>
+          <w:color w:val="0a0a0a"/>
+          <w:rtl w:val="0"/>
+        </w:rPr>
+        <w:t xml:space="preserve">Ambiente</w:t>
+      </w:r>
+      <w:r>
+        <w:rPr>
+          <w:color w:val="0a0a0a"/>
+          <w:rtl w:val="0"/>
+        </w:rPr>
+        <w:t xml:space="preserve">: Cluster de processamento (Node.js/Python); Banco NoSQL (MongoDB), Redis para cache</w:t>
+      </w:r>
+    </w:p>
+    <w:p>
+      <w:pPr>
+        <w:numPr>
+          <w:ilvl w:val="0"/>
+          <w:numId w:val="10"/>
+        </w:numPr>
+        <w:pBdr>
+          <w:top w:color="auto" w:space="0" w:sz="0" w:val="none"/>
+          <w:bottom w:color="auto" w:space="0" w:sz="0" w:val="none"/>
+          <w:right w:color="auto" w:space="0" w:sz="0" w:val="none"/>
+          <w:between w:color="auto" w:space="0" w:sz="0" w:val="none"/>
+        </w:pBdr>
+        <w:shd w:fill="ffffff" w:val="clear"/>
+        <w:spacing w:after="420" w:before="0" w:beforeAutospacing="0" w:line="360" w:lineRule="auto"/>
+        <w:ind w:left="720" w:hanging="360"/>
+        <w:rPr>
+          <w:sz w:val="22"/>
+          <w:szCs w:val="22"/>
+        </w:rPr>
+      </w:pPr>
+      <w:r>
+        <w:rPr>
+          <w:b w:val="1"/>
+          <w:bCs w:val="1"/>
+          <w:color w:val="0a0a0a"/>
+          <w:rtl w:val="0"/>
+        </w:rPr>
+        <w:t xml:space="preserve">Qualidade:</w:t>
+      </w:r>
+      <w:r>
+        <w:rPr>
+          <w:color w:val="0a0a0a"/>
+          <w:rtl w:val="0"/>
+        </w:rPr>
+        <w:t xml:space="preserve"> Acurácia de normalização &gt; 95%.</w:t>
+      </w:r>
+    </w:p>
+    <w:p>
+      <w:pPr>
+        <w:pStyle w:val="Heading3"/>
+        <w:keepNext w:val="0"/>
+        <w:keepLines w:val="0"/>
+        <w:spacing w:before="280" w:lineRule="auto"/>
+        <w:rPr>
+          <w:b w:val="1"/>
+          <w:bCs w:val="1"/>
+          <w:color w:val="000000"/>
+          <w:sz w:val="26"/>
+          <w:szCs w:val="26"/>
+        </w:rPr>
+      </w:pPr>
+      <w:bookmarkStart w:colFirst="0" w:colLast="0" w:name="_lz84nhuzv2zk" w:id="32"/>
+      <w:bookmarkEnd w:id="32"/>
+      <w:r>
+        <w:rPr>
+          <w:b w:val="1"/>
+          <w:bCs w:val="1"/>
+          <w:color w:val="000000"/>
+          <w:sz w:val="26"/>
+          <w:szCs w:val="26"/>
+          <w:rtl w:val="0"/>
+        </w:rPr>
+        <w:t xml:space="preserve">Critérios de Aceite</w:t>
+      </w:r>
+    </w:p>
+    <w:p>
+      <w:pPr>
+        <w:pStyle w:val="Heading4"/>
+        <w:spacing w:after="240" w:before="240" w:lineRule="auto"/>
+        <w:rPr>
+          <w:b w:val="1"/>
+          <w:bCs w:val="1"/>
+        </w:rPr>
+      </w:pPr>
+      <w:bookmarkStart w:colFirst="0" w:colLast="0" w:name="_wjrmbegb0u7t" w:id="33"/>
+      <w:bookmarkEnd w:id="33"/>
+      <w:r>
+        <w:rPr>
+          <w:b w:val="1"/>
+          <w:bCs w:val="1"/>
+          <w:rtl w:val="0"/>
+        </w:rPr>
+        <w:t xml:space="preserve">Cenário: Limpeza de nome via Whitelist e Regex</w:t>
+      </w:r>
+      <w:r>
+        <w:rPr>
+          <w:rtl w:val="0"/>
+        </w:rPr>
+      </w:r>
+    </w:p>
+    <w:p>
+      <w:pPr>
+        <w:spacing w:after="240" w:before="240" w:lineRule="auto"/>
+        <w:rPr/>
+      </w:pPr>
+      <w:r>
+        <w:rPr>
+          <w:b w:val="1"/>
+          <w:bCs w:val="1"/>
+          <w:rtl w:val="0"/>
+        </w:rPr>
+        <w:t xml:space="preserve">DADO </w:t>
+      </w:r>
+      <w:r>
+        <w:rPr>
+          <w:rtl w:val="0"/>
+        </w:rPr>
+        <w:t xml:space="preserve">que o sistema recebeu a transação bruta "NETFLIX* 123 CD 456" de um cartão Mastercard,</w:t>
+      </w:r>
+    </w:p>
+    <w:p>
+      <w:pPr>
+        <w:spacing w:after="240" w:before="240" w:lineRule="auto"/>
+        <w:rPr/>
+      </w:pPr>
+      <w:r>
+        <w:rPr>
+          <w:b w:val="1"/>
+          <w:bCs w:val="1"/>
+          <w:rtl w:val="0"/>
+        </w:rPr>
+        <w:t xml:space="preserve">QUANDO</w:t>
+      </w:r>
+      <w:r>
+        <w:rPr>
+          <w:rtl w:val="0"/>
+        </w:rPr>
+        <w:t xml:space="preserve"> o motor de processamento realizar a consulta,</w:t>
+      </w:r>
+    </w:p>
+    <w:p>
+      <w:pPr>
+        <w:spacing w:after="240" w:before="240" w:lineRule="auto"/>
+        <w:rPr/>
+      </w:pPr>
+      <w:r>
+        <w:rPr>
+          <w:b w:val="1"/>
+          <w:bCs w:val="1"/>
+          <w:rtl w:val="0"/>
+        </w:rPr>
+        <w:t xml:space="preserve">ENTÃO </w:t>
+      </w:r>
+      <w:r>
+        <w:rPr>
+          <w:rtl w:val="0"/>
+        </w:rPr>
+        <w:t xml:space="preserve">o sistema deve priorizar o nome retornado pela API conforme a operadora da API Ethoca.</w:t>
+      </w:r>
+    </w:p>
+    <w:p>
+      <w:pPr>
+        <w:spacing w:after="240" w:before="240" w:lineRule="auto"/>
+        <w:rPr/>
+      </w:pPr>
+      <w:r>
+        <w:rPr>
+          <w:b w:val="1"/>
+          <w:bCs w:val="1"/>
+          <w:rtl w:val="0"/>
+        </w:rPr>
+        <w:t xml:space="preserve">E </w:t>
+      </w:r>
+      <w:r>
+        <w:rPr>
+          <w:rtl w:val="0"/>
+        </w:rPr>
+        <w:t xml:space="preserve">caso a API não responda, deve aplicar o Regex para remover caracteres especiais e números, exibindo apenas "Netflix".</w:t>
+      </w:r>
+    </w:p>
+    <w:p>
+      <w:pPr>
+        <w:pStyle w:val="Heading4"/>
+        <w:spacing w:after="240" w:before="240" w:lineRule="auto"/>
+        <w:rPr>
+          <w:b w:val="1"/>
+          <w:bCs w:val="1"/>
+        </w:rPr>
+      </w:pPr>
+      <w:bookmarkStart w:colFirst="0" w:colLast="0" w:name="_43jy8wib1hbo" w:id="34"/>
+      <w:bookmarkEnd w:id="34"/>
+      <w:r>
+        <w:rPr>
+          <w:b w:val="1"/>
+          <w:bCs w:val="1"/>
+          <w:rtl w:val="0"/>
+        </w:rPr>
+        <w:t xml:space="preserve">Cenário: Performance de Carregamento</w:t>
+      </w:r>
+    </w:p>
+    <w:p>
+      <w:pPr>
+        <w:spacing w:after="240" w:before="240" w:lineRule="auto"/>
+        <w:rPr/>
+      </w:pPr>
+      <w:r>
+        <w:rPr>
+          <w:b w:val="1"/>
+          <w:bCs w:val="1"/>
+          <w:rtl w:val="0"/>
+        </w:rPr>
+        <w:t xml:space="preserve">DADO </w:t>
+      </w:r>
+      <w:r>
+        <w:rPr>
+          <w:rtl w:val="0"/>
+        </w:rPr>
+        <w:t xml:space="preserve">que o usuário solicitou a abertura do Dashboard,</w:t>
+      </w:r>
+    </w:p>
+    <w:p>
+      <w:pPr>
+        <w:spacing w:after="240" w:before="240" w:lineRule="auto"/>
+        <w:rPr/>
+      </w:pPr>
+      <w:r>
+        <w:rPr>
+          <w:b w:val="1"/>
+          <w:bCs w:val="1"/>
+          <w:rtl w:val="0"/>
+        </w:rPr>
+        <w:t xml:space="preserve">QUANDO </w:t>
+      </w:r>
+      <w:r>
+        <w:rPr>
+          <w:rtl w:val="0"/>
+        </w:rPr>
+        <w:t xml:space="preserve">o Back-end processar a normalização dos nomes.</w:t>
+      </w:r>
+    </w:p>
+    <w:p>
+      <w:pPr>
+        <w:spacing w:after="240" w:before="240" w:lineRule="auto"/>
+        <w:rPr/>
+      </w:pPr>
+      <w:r>
+        <w:rPr>
+          <w:b w:val="1"/>
+          <w:bCs w:val="1"/>
+          <w:rtl w:val="0"/>
+        </w:rPr>
+        <w:t xml:space="preserve">ENTÃO </w:t>
+      </w:r>
+      <w:r>
+        <w:rPr>
+          <w:rtl w:val="0"/>
+        </w:rPr>
+        <w:t xml:space="preserve">o tempo de processamento não deve exceder 3 segundos antes de liberar a visualização sequencial dos dados.</w:t>
+      </w:r>
+    </w:p>
+    <w:p>
+      <w:pPr>
+        <w:pStyle w:val="Heading4"/>
+        <w:spacing w:after="240" w:before="240" w:lineRule="auto"/>
+        <w:rPr>
+          <w:b w:val="1"/>
+          <w:bCs w:val="1"/>
+        </w:rPr>
+      </w:pPr>
+      <w:bookmarkStart w:colFirst="0" w:colLast="0" w:name="_9sez2umtt3dv" w:id="35"/>
+      <w:bookmarkEnd w:id="35"/>
+      <w:r>
+        <w:rPr>
+          <w:b w:val="1"/>
+          <w:bCs w:val="1"/>
+          <w:rtl w:val="0"/>
+        </w:rPr>
+        <w:t xml:space="preserve">Cenário: Envio de Transação para Análise</w:t>
+      </w:r>
+    </w:p>
+    <w:p>
+      <w:pPr>
+        <w:spacing w:after="240" w:before="240" w:lineRule="auto"/>
+        <w:rPr/>
+      </w:pPr>
+      <w:r>
+        <w:rPr>
+          <w:b w:val="1"/>
+          <w:bCs w:val="1"/>
+          <w:rtl w:val="0"/>
+        </w:rPr>
+        <w:t xml:space="preserve">DADO </w:t>
+      </w:r>
+      <w:r>
+        <w:rPr>
+          <w:rtl w:val="0"/>
+        </w:rPr>
+        <w:t xml:space="preserve">que o sistema recebeu a transação bruta "NETFLIX* 123 CD 456" de um cartão Mastercard,</w:t>
+      </w:r>
+    </w:p>
+    <w:p>
+      <w:pPr>
+        <w:spacing w:after="240" w:before="240" w:lineRule="auto"/>
+        <w:rPr/>
+      </w:pPr>
+      <w:r>
+        <w:rPr>
+          <w:b w:val="1"/>
+          <w:bCs w:val="1"/>
+          <w:rtl w:val="0"/>
+        </w:rPr>
+        <w:t xml:space="preserve">QUANDO</w:t>
+      </w:r>
+      <w:r>
+        <w:rPr>
+          <w:rtl w:val="0"/>
+        </w:rPr>
+        <w:t xml:space="preserve"> o motor de processamento realizar a consulta,</w:t>
+      </w:r>
+    </w:p>
+    <w:p>
+      <w:pPr>
+        <w:spacing w:after="240" w:before="240" w:lineRule="auto"/>
+        <w:rPr/>
+      </w:pPr>
+      <w:r>
+        <w:rPr>
+          <w:b w:val="1"/>
+          <w:bCs w:val="1"/>
+          <w:rtl w:val="0"/>
+        </w:rPr>
+        <w:t xml:space="preserve">ENTÃO </w:t>
+      </w:r>
+      <w:r>
+        <w:rPr>
+          <w:rtl w:val="0"/>
+        </w:rPr>
+        <w:t xml:space="preserve">o sistema deve priorizar o nome retornado pela API conforme a operadora da API Ethoca.</w:t>
+      </w:r>
+    </w:p>
+    <w:p>
+      <w:pPr>
+        <w:spacing w:after="240" w:before="240" w:lineRule="auto"/>
+        <w:rPr/>
+      </w:pPr>
+      <w:r>
+        <w:rPr>
+          <w:b w:val="1"/>
+          <w:bCs w:val="1"/>
+          <w:rtl w:val="0"/>
+        </w:rPr>
+        <w:t xml:space="preserve">E </w:t>
+      </w:r>
+      <w:r>
+        <w:rPr>
+          <w:rtl w:val="0"/>
+        </w:rPr>
+        <w:t xml:space="preserve">enviar o conteúdo da transação de nome limpo para tratamento da História de Usuário 4.</w:t>
+      </w:r>
+    </w:p>
+    <w:p>
+      <w:pPr>
+        <w:pStyle w:val="Heading2"/>
+        <w:spacing w:after="240" w:before="240" w:lineRule="auto"/>
+        <w:ind w:right="600"/>
+        <w:rPr>
+          <w:b w:val="1"/>
+          <w:bCs w:val="1"/>
+        </w:rPr>
+      </w:pPr>
+      <w:bookmarkStart w:colFirst="0" w:colLast="0" w:name="_yukrvl2rhlq" w:id="36"/>
+      <w:bookmarkEnd w:id="36"/>
+      <w:r>
+        <w:rPr>
+          <w:b w:val="1"/>
+          <w:bCs w:val="1"/>
+          <w:rtl w:val="0"/>
+        </w:rPr>
+        <w:t xml:space="preserve">História de Usuário 3 - Integração de Dados</w:t>
+      </w:r>
+    </w:p>
+    <w:p>
+      <w:pPr>
+        <w:pBdr>
+          <w:top w:color="auto" w:space="0" w:sz="0" w:val="none"/>
+          <w:bottom w:color="auto" w:space="0" w:sz="0" w:val="none"/>
+          <w:right w:color="auto" w:space="0" w:sz="0" w:val="none"/>
+          <w:between w:color="auto" w:space="0" w:sz="0" w:val="none"/>
+        </w:pBdr>
+        <w:shd w:fill="ffffff" w:val="clear"/>
+        <w:spacing w:after="240" w:before="240" w:line="360" w:lineRule="auto"/>
+        <w:rPr>
+          <w:color w:val="0a0a0a"/>
+        </w:rPr>
+      </w:pPr>
+      <w:r>
+        <w:rPr>
+          <w:color w:val="0a0a0a"/>
+          <w:rtl w:val="0"/>
+        </w:rPr>
+        <w:t xml:space="preserve">Deve-se c</w:t>
+      </w:r>
+      <w:r>
+        <w:rPr>
+          <w:color w:val="0a0a0a"/>
+          <w:rtl w:val="0"/>
+        </w:rPr>
+        <w:t xml:space="preserve">onectar com as APIs da Ethoca (Mastercard) e Visa, trazendo as categorias de mercado precisas.</w:t>
+      </w:r>
+    </w:p>
+    <w:p>
+      <w:pPr>
+        <w:pStyle w:val="Heading3"/>
+        <w:keepNext w:val="0"/>
+        <w:keepLines w:val="0"/>
+        <w:spacing w:before="280" w:lineRule="auto"/>
+        <w:rPr>
+          <w:color w:val="0a0a0a"/>
+        </w:rPr>
+      </w:pPr>
+      <w:bookmarkStart w:colFirst="0" w:colLast="0" w:name="_aruk1docb9b1" w:id="37"/>
+      <w:bookmarkEnd w:id="37"/>
+      <w:r>
+        <w:rPr>
+          <w:b w:val="1"/>
+          <w:bCs w:val="1"/>
+          <w:color w:val="000000"/>
+          <w:sz w:val="26"/>
+          <w:szCs w:val="26"/>
+          <w:rtl w:val="0"/>
+        </w:rPr>
+        <w:t xml:space="preserve">História de Usuário</w:t>
+      </w:r>
+      <w:r>
+        <w:rPr>
+          <w:rtl w:val="0"/>
+        </w:rPr>
+      </w:r>
+    </w:p>
+    <w:p>
+      <w:pPr>
+        <w:spacing w:after="240" w:before="240" w:lineRule="auto"/>
+        <w:ind w:left="600" w:right="600" w:firstLine="0"/>
+        <w:rPr/>
+      </w:pPr>
+      <w:r>
+        <w:rPr>
+          <w:b w:val="1"/>
+          <w:bCs w:val="1"/>
+          <w:rtl w:val="0"/>
+        </w:rPr>
+        <w:t xml:space="preserve">COMO </w:t>
+      </w:r>
+      <w:r>
+        <w:rPr>
+          <w:rtl w:val="0"/>
+        </w:rPr>
+        <w:t xml:space="preserve">um cliente que não sabe as regras complexas de nomenclatura na fatura,</w:t>
+      </w:r>
+    </w:p>
+    <w:p>
+      <w:pPr>
+        <w:spacing w:after="240" w:before="240" w:lineRule="auto"/>
+        <w:ind w:left="600" w:right="600" w:firstLine="0"/>
+        <w:rPr>
+          <w:b w:val="1"/>
+          <w:bCs w:val="1"/>
+        </w:rPr>
+      </w:pPr>
+      <w:r>
+        <w:rPr>
+          <w:b w:val="1"/>
+          <w:bCs w:val="1"/>
+          <w:rtl w:val="0"/>
+        </w:rPr>
+        <w:t xml:space="preserve">QUERO</w:t>
+      </w:r>
+      <w:r>
+        <w:rPr>
+          <w:rtl w:val="0"/>
+        </w:rPr>
+        <w:t xml:space="preserve"> visualizar o nome simplificado da assinatura da qual estou pagando, </w:t>
+      </w:r>
+      <w:r>
+        <w:rPr>
+          <w:rtl w:val="0"/>
+        </w:rPr>
+      </w:r>
+    </w:p>
+    <w:p>
+      <w:pPr>
+        <w:spacing w:after="240" w:before="240" w:lineRule="auto"/>
+        <w:ind w:left="600" w:right="600" w:firstLine="0"/>
+        <w:rPr/>
+      </w:pPr>
+      <w:r>
+        <w:rPr>
+          <w:b w:val="1"/>
+          <w:bCs w:val="1"/>
+          <w:rtl w:val="0"/>
+        </w:rPr>
+        <w:t xml:space="preserve">PARA QUE</w:t>
+      </w:r>
+      <w:r>
+        <w:rPr>
+          <w:rtl w:val="0"/>
+        </w:rPr>
+        <w:t xml:space="preserve"> eu possa identificá-la corretamente.</w:t>
+      </w:r>
+    </w:p>
+    <w:p>
+      <w:pPr>
+        <w:pStyle w:val="Heading3"/>
+        <w:keepNext w:val="0"/>
+        <w:keepLines w:val="0"/>
+        <w:spacing w:before="280" w:lineRule="auto"/>
+        <w:rPr>
+          <w:b w:val="1"/>
+          <w:bCs w:val="1"/>
+          <w:color w:val="000000"/>
+          <w:sz w:val="26"/>
+          <w:szCs w:val="26"/>
+        </w:rPr>
+      </w:pPr>
+      <w:bookmarkStart w:colFirst="0" w:colLast="0" w:name="_wbonlfgmvvww" w:id="38"/>
+      <w:bookmarkEnd w:id="38"/>
+      <w:r>
+        <w:rPr>
+          <w:b w:val="1"/>
+          <w:bCs w:val="1"/>
+          <w:color w:val="000000"/>
+          <w:sz w:val="26"/>
+          <w:szCs w:val="26"/>
+          <w:rtl w:val="0"/>
+        </w:rPr>
+        <w:t xml:space="preserve">Sete Dimensões do Produto</w:t>
+      </w:r>
+    </w:p>
+    <w:p>
+      <w:pPr>
+        <w:numPr>
+          <w:ilvl w:val="0"/>
+          <w:numId w:val="10"/>
+        </w:numPr>
+        <w:pBdr>
+          <w:top w:color="auto" w:space="0" w:sz="0" w:val="none"/>
+          <w:bottom w:color="auto" w:space="0" w:sz="0" w:val="none"/>
+          <w:right w:color="auto" w:space="0" w:sz="0" w:val="none"/>
+          <w:between w:color="auto" w:space="0" w:sz="0" w:val="none"/>
+        </w:pBdr>
+        <w:shd w:fill="ffffff" w:val="clear"/>
+        <w:spacing w:after="0" w:afterAutospacing="0" w:before="180" w:line="360" w:lineRule="auto"/>
+        <w:ind w:left="720" w:hanging="360"/>
+        <w:rPr>
+          <w:sz w:val="22"/>
+          <w:szCs w:val="22"/>
+        </w:rPr>
+      </w:pPr>
+      <w:r>
+        <w:rPr>
+          <w:b w:val="1"/>
+          <w:bCs w:val="1"/>
+          <w:color w:val="0a0a0a"/>
+          <w:rtl w:val="0"/>
+        </w:rPr>
+        <w:t xml:space="preserve">Usuários</w:t>
+      </w:r>
+      <w:r>
+        <w:rPr>
+          <w:color w:val="0a0a0a"/>
+          <w:rtl w:val="0"/>
+        </w:rPr>
+        <w:t xml:space="preserve">: Gateways de dados (Visa/Mastercard).</w:t>
+      </w:r>
+    </w:p>
+    <w:p>
+      <w:pPr>
+        <w:numPr>
+          <w:ilvl w:val="0"/>
+          <w:numId w:val="10"/>
+        </w:numPr>
+        <w:pBdr>
+          <w:top w:color="auto" w:space="0" w:sz="0" w:val="none"/>
+          <w:bottom w:color="auto" w:space="0" w:sz="0" w:val="none"/>
+          <w:right w:color="auto" w:space="0" w:sz="0" w:val="none"/>
+          <w:between w:color="auto" w:space="0" w:sz="0" w:val="none"/>
+        </w:pBdr>
+        <w:shd w:fill="ffffff" w:val="clear"/>
+        <w:spacing w:after="0" w:afterAutospacing="0" w:before="0" w:beforeAutospacing="0" w:line="360" w:lineRule="auto"/>
+        <w:ind w:left="720" w:hanging="360"/>
+        <w:rPr>
+          <w:sz w:val="22"/>
+          <w:szCs w:val="22"/>
+        </w:rPr>
+      </w:pPr>
+      <w:r>
+        <w:rPr>
+          <w:b w:val="1"/>
+          <w:bCs w:val="1"/>
+          <w:color w:val="0a0a0a"/>
+          <w:rtl w:val="0"/>
+        </w:rPr>
+        <w:t xml:space="preserve">Interfaces</w:t>
+      </w:r>
+      <w:r>
+        <w:rPr>
+          <w:color w:val="0a0a0a"/>
+          <w:rtl w:val="0"/>
+        </w:rPr>
+        <w:t xml:space="preserve">: API Ethoca (Mastercard) e API Visa Merchant Data.</w:t>
+      </w:r>
+    </w:p>
+    <w:p>
+      <w:pPr>
+        <w:numPr>
+          <w:ilvl w:val="0"/>
+          <w:numId w:val="10"/>
+        </w:numPr>
+        <w:pBdr>
+          <w:top w:color="auto" w:space="0" w:sz="0" w:val="none"/>
+          <w:bottom w:color="auto" w:space="0" w:sz="0" w:val="none"/>
+          <w:right w:color="auto" w:space="0" w:sz="0" w:val="none"/>
+          <w:between w:color="auto" w:space="0" w:sz="0" w:val="none"/>
+        </w:pBdr>
+        <w:shd w:fill="ffffff" w:val="clear"/>
+        <w:spacing w:after="0" w:afterAutospacing="0" w:before="0" w:beforeAutospacing="0" w:line="360" w:lineRule="auto"/>
+        <w:ind w:left="720" w:hanging="360"/>
+        <w:rPr>
+          <w:sz w:val="22"/>
+          <w:szCs w:val="22"/>
+        </w:rPr>
+      </w:pPr>
+      <w:r>
+        <w:rPr>
+          <w:b w:val="1"/>
+          <w:bCs w:val="1"/>
+          <w:color w:val="0a0a0a"/>
+          <w:rtl w:val="0"/>
+        </w:rPr>
+        <w:t xml:space="preserve">Ações</w:t>
+      </w:r>
+      <w:r>
+        <w:rPr>
+          <w:color w:val="0a0a0a"/>
+          <w:rtl w:val="0"/>
+        </w:rPr>
+        <w:t xml:space="preserve">: Autenticação mútua (mTLS); Consulta de Merchant Enrichment; Mapeamento de Categoria (MCC).</w:t>
+      </w:r>
+    </w:p>
+    <w:p>
+      <w:pPr>
+        <w:numPr>
+          <w:ilvl w:val="0"/>
+          <w:numId w:val="10"/>
+        </w:numPr>
+        <w:pBdr>
+          <w:top w:color="auto" w:space="0" w:sz="0" w:val="none"/>
+          <w:bottom w:color="auto" w:space="0" w:sz="0" w:val="none"/>
+          <w:right w:color="auto" w:space="0" w:sz="0" w:val="none"/>
+          <w:between w:color="auto" w:space="0" w:sz="0" w:val="none"/>
+        </w:pBdr>
+        <w:shd w:fill="ffffff" w:val="clear"/>
+        <w:spacing w:after="0" w:afterAutospacing="0" w:before="0" w:beforeAutospacing="0" w:line="360" w:lineRule="auto"/>
+        <w:ind w:left="720" w:hanging="360"/>
+        <w:rPr>
+          <w:sz w:val="22"/>
+          <w:szCs w:val="22"/>
+        </w:rPr>
+      </w:pPr>
+      <w:r>
+        <w:rPr>
+          <w:b w:val="1"/>
+          <w:bCs w:val="1"/>
+          <w:color w:val="0a0a0a"/>
+          <w:rtl w:val="0"/>
+        </w:rPr>
+        <w:t xml:space="preserve">Dados</w:t>
+      </w:r>
+      <w:r>
+        <w:rPr>
+          <w:color w:val="0a0a0a"/>
+          <w:rtl w:val="0"/>
+        </w:rPr>
+        <w:t xml:space="preserve">: </w:t>
+      </w:r>
+    </w:p>
+    <w:p>
+      <w:pPr>
+        <w:numPr>
+          <w:ilvl w:val="1"/>
+          <w:numId w:val="10"/>
+        </w:numPr>
+        <w:pBdr>
+          <w:top w:color="auto" w:space="0" w:sz="0" w:val="none"/>
+          <w:bottom w:color="auto" w:space="0" w:sz="0" w:val="none"/>
+          <w:right w:color="auto" w:space="0" w:sz="0" w:val="none"/>
+          <w:between w:color="auto" w:space="0" w:sz="0" w:val="none"/>
+        </w:pBdr>
+        <w:shd w:fill="ffffff" w:val="clear"/>
+        <w:spacing w:after="0" w:afterAutospacing="0" w:before="0" w:beforeAutospacing="0" w:line="360" w:lineRule="auto"/>
+        <w:ind w:left="1440" w:hanging="360"/>
+        <w:rPr>
+          <w:color w:val="0a0a0a"/>
+          <w:u w:val="none"/>
+        </w:rPr>
+      </w:pPr>
+      <w:r>
+        <w:rPr>
+          <w:b w:val="1"/>
+          <w:bCs w:val="1"/>
+          <w:color w:val="0a0a0a"/>
+          <w:rtl w:val="0"/>
+        </w:rPr>
+        <w:t xml:space="preserve">Dados Consultados</w:t>
+      </w:r>
+      <w:r>
+        <w:rPr>
+          <w:color w:val="0a0a0a"/>
+          <w:rtl w:val="0"/>
+        </w:rPr>
+        <w:t xml:space="preserve">: Merchant Category Code (MCC), Site oficial do lojista, Logotipo em alta resolução (PNG/SVG).</w:t>
+      </w:r>
+    </w:p>
+    <w:p>
+      <w:pPr>
+        <w:numPr>
+          <w:ilvl w:val="0"/>
+          <w:numId w:val="10"/>
+        </w:numPr>
+        <w:pBdr>
+          <w:top w:color="auto" w:space="0" w:sz="0" w:val="none"/>
+          <w:bottom w:color="auto" w:space="0" w:sz="0" w:val="none"/>
+          <w:right w:color="auto" w:space="0" w:sz="0" w:val="none"/>
+          <w:between w:color="auto" w:space="0" w:sz="0" w:val="none"/>
+        </w:pBdr>
+        <w:shd w:fill="ffffff" w:val="clear"/>
+        <w:spacing w:after="0" w:afterAutospacing="0" w:before="0" w:beforeAutospacing="0" w:line="360" w:lineRule="auto"/>
+        <w:ind w:left="720" w:hanging="360"/>
+        <w:rPr>
+          <w:sz w:val="22"/>
+          <w:szCs w:val="22"/>
+        </w:rPr>
+      </w:pPr>
+      <w:r>
+        <w:rPr>
+          <w:b w:val="1"/>
+          <w:bCs w:val="1"/>
+          <w:color w:val="0a0a0a"/>
+          <w:rtl w:val="0"/>
+        </w:rPr>
+        <w:t xml:space="preserve">Regras de Negócio</w:t>
+      </w:r>
+      <w:r>
+        <w:rPr>
+          <w:color w:val="0a0a0a"/>
+          <w:rtl w:val="0"/>
+        </w:rPr>
+        <w:t xml:space="preserve">: </w:t>
+      </w:r>
+    </w:p>
+    <w:p>
+      <w:pPr>
+        <w:numPr>
+          <w:ilvl w:val="1"/>
+          <w:numId w:val="10"/>
+        </w:numPr>
+        <w:pBdr>
+          <w:top w:color="auto" w:space="0" w:sz="0" w:val="none"/>
+          <w:bottom w:color="auto" w:space="0" w:sz="0" w:val="none"/>
+          <w:right w:color="auto" w:space="0" w:sz="0" w:val="none"/>
+          <w:between w:color="auto" w:space="0" w:sz="0" w:val="none"/>
+        </w:pBdr>
+        <w:shd w:fill="ffffff" w:val="clear"/>
+        <w:spacing w:after="0" w:afterAutospacing="0" w:before="0" w:beforeAutospacing="0" w:line="360" w:lineRule="auto"/>
+        <w:ind w:left="1440" w:hanging="360"/>
+        <w:rPr>
+          <w:color w:val="0a0a0a"/>
+        </w:rPr>
+      </w:pPr>
+      <w:r>
+        <w:rPr>
+          <w:b w:val="1"/>
+          <w:bCs w:val="1"/>
+          <w:color w:val="0a0a0a"/>
+          <w:rtl w:val="0"/>
+        </w:rPr>
+        <w:t xml:space="preserve">RN01 - Evitar Conflito de Whitelist</w:t>
+      </w:r>
+      <w:r>
+        <w:rPr>
+          <w:color w:val="0a0a0a"/>
+          <w:rtl w:val="0"/>
+        </w:rPr>
+        <w:t xml:space="preserve">: Se a fatura foi realizada via Visa, deve se utilizar a API da Visa, e se a fatura foi realizada via Mastercard, deve-se utilizar a API do Ethoca.</w:t>
+      </w:r>
+    </w:p>
+    <w:p>
+      <w:pPr>
+        <w:numPr>
+          <w:ilvl w:val="1"/>
+          <w:numId w:val="10"/>
+        </w:numPr>
+        <w:pBdr>
+          <w:top w:color="auto" w:space="0" w:sz="0" w:val="none"/>
+          <w:bottom w:color="auto" w:space="0" w:sz="0" w:val="none"/>
+          <w:right w:color="auto" w:space="0" w:sz="0" w:val="none"/>
+          <w:between w:color="auto" w:space="0" w:sz="0" w:val="none"/>
+        </w:pBdr>
+        <w:shd w:fill="ffffff" w:val="clear"/>
+        <w:spacing w:after="0" w:afterAutospacing="0" w:before="0" w:beforeAutospacing="0" w:line="360" w:lineRule="auto"/>
+        <w:ind w:left="1440" w:hanging="360"/>
+        <w:rPr>
+          <w:color w:val="0a0a0a"/>
+        </w:rPr>
+      </w:pPr>
+      <w:r>
+        <w:rPr>
+          <w:b w:val="1"/>
+          <w:bCs w:val="1"/>
+          <w:color w:val="0a0a0a"/>
+          <w:rtl w:val="0"/>
+        </w:rPr>
+        <w:t xml:space="preserve">RN02 - Atualização de Dados</w:t>
+      </w:r>
+      <w:r>
+        <w:rPr>
+          <w:color w:val="0a0a0a"/>
+          <w:rtl w:val="0"/>
+        </w:rPr>
+        <w:t xml:space="preserve">: A sincronização com as APIs de enriquecimento (Ethoca/Visa) deve ocorrer em segundo plano (background job) e nunca bloquear a renderização inicial do Dashboard para o usuário.</w:t>
+      </w:r>
+    </w:p>
+    <w:p>
+      <w:pPr>
+        <w:numPr>
+          <w:ilvl w:val="0"/>
+          <w:numId w:val="10"/>
+        </w:numPr>
+        <w:pBdr>
+          <w:top w:color="auto" w:space="0" w:sz="0" w:val="none"/>
+          <w:bottom w:color="auto" w:space="0" w:sz="0" w:val="none"/>
+          <w:right w:color="auto" w:space="0" w:sz="0" w:val="none"/>
+          <w:between w:color="auto" w:space="0" w:sz="0" w:val="none"/>
+        </w:pBdr>
+        <w:shd w:fill="ffffff" w:val="clear"/>
+        <w:spacing w:after="0" w:afterAutospacing="0" w:before="0" w:beforeAutospacing="0" w:line="360" w:lineRule="auto"/>
+        <w:ind w:left="720" w:hanging="360"/>
+        <w:rPr>
+          <w:sz w:val="22"/>
+          <w:szCs w:val="22"/>
+        </w:rPr>
+      </w:pPr>
+      <w:r>
+        <w:rPr>
+          <w:b w:val="1"/>
+          <w:bCs w:val="1"/>
+          <w:color w:val="0a0a0a"/>
+          <w:rtl w:val="0"/>
+        </w:rPr>
+        <w:t xml:space="preserve">Ambiente</w:t>
+      </w:r>
+      <w:r>
+        <w:rPr>
+          <w:color w:val="0a0a0a"/>
+          <w:rtl w:val="0"/>
+        </w:rPr>
+        <w:t xml:space="preserve">: Camada de Integração Segura (DMZ).</w:t>
+      </w:r>
+    </w:p>
+    <w:p>
+      <w:pPr>
+        <w:numPr>
+          <w:ilvl w:val="0"/>
+          <w:numId w:val="10"/>
+        </w:numPr>
+        <w:pBdr>
+          <w:top w:color="auto" w:space="0" w:sz="0" w:val="none"/>
+          <w:bottom w:color="auto" w:space="0" w:sz="0" w:val="none"/>
+          <w:right w:color="auto" w:space="0" w:sz="0" w:val="none"/>
+          <w:between w:color="auto" w:space="0" w:sz="0" w:val="none"/>
+        </w:pBdr>
+        <w:shd w:fill="ffffff" w:val="clear"/>
+        <w:spacing w:after="420" w:before="0" w:beforeAutospacing="0" w:line="360" w:lineRule="auto"/>
+        <w:ind w:left="720" w:hanging="360"/>
+        <w:rPr>
+          <w:sz w:val="22"/>
+          <w:szCs w:val="22"/>
+        </w:rPr>
+      </w:pPr>
+      <w:r>
+        <w:rPr>
+          <w:b w:val="1"/>
+          <w:bCs w:val="1"/>
+          <w:color w:val="0a0a0a"/>
+          <w:rtl w:val="0"/>
+        </w:rPr>
+        <w:t xml:space="preserve">Qualidade</w:t>
+      </w:r>
+      <w:r>
+        <w:rPr>
+          <w:color w:val="0a0a0a"/>
+          <w:rtl w:val="0"/>
+        </w:rPr>
+        <w:t xml:space="preserve">: Timeout de conexão de 500ms para evitar gargalos.</w:t>
+      </w:r>
+    </w:p>
+    <w:p>
+      <w:pPr>
+        <w:pStyle w:val="Heading3"/>
+        <w:keepNext w:val="0"/>
+        <w:keepLines w:val="0"/>
+        <w:spacing w:before="280" w:lineRule="auto"/>
+        <w:rPr>
+          <w:b w:val="1"/>
+          <w:bCs w:val="1"/>
+          <w:color w:val="000000"/>
+          <w:sz w:val="26"/>
+          <w:szCs w:val="26"/>
+        </w:rPr>
+      </w:pPr>
+      <w:bookmarkStart w:colFirst="0" w:colLast="0" w:name="_oxgjw3h3ezst" w:id="39"/>
+      <w:bookmarkEnd w:id="39"/>
+      <w:r>
+        <w:rPr>
+          <w:b w:val="1"/>
+          <w:bCs w:val="1"/>
+          <w:color w:val="000000"/>
+          <w:sz w:val="26"/>
+          <w:szCs w:val="26"/>
+          <w:rtl w:val="0"/>
+        </w:rPr>
+        <w:t xml:space="preserve">Critérios de Aceite</w:t>
+      </w:r>
+    </w:p>
+    <w:p>
+      <w:pPr>
+        <w:pStyle w:val="Heading4"/>
+        <w:spacing w:after="240" w:before="240" w:lineRule="auto"/>
+        <w:rPr>
+          <w:b w:val="1"/>
+          <w:bCs w:val="1"/>
+        </w:rPr>
+      </w:pPr>
+      <w:bookmarkStart w:colFirst="0" w:colLast="0" w:name="_96wmz5rke4at" w:id="40"/>
+      <w:bookmarkEnd w:id="40"/>
+      <w:r>
+        <w:rPr>
+          <w:b w:val="1"/>
+          <w:bCs w:val="1"/>
+          <w:rtl w:val="0"/>
+        </w:rPr>
+        <w:t xml:space="preserve">Cenário: Seleção de API por Bandeira</w:t>
+      </w:r>
+    </w:p>
+    <w:p>
+      <w:pPr>
+        <w:spacing w:after="240" w:before="240" w:lineRule="auto"/>
+        <w:rPr/>
+      </w:pPr>
+      <w:r>
+        <w:rPr>
+          <w:b w:val="1"/>
+          <w:bCs w:val="1"/>
+          <w:rtl w:val="0"/>
+        </w:rPr>
+        <w:t xml:space="preserve">DADO</w:t>
+      </w:r>
+      <w:r>
+        <w:rPr>
+          <w:rtl w:val="0"/>
+        </w:rPr>
+        <w:t xml:space="preserve"> que a fatura do cliente contém transações de um cartão da bandeira Visa.</w:t>
+      </w:r>
+    </w:p>
+    <w:p>
+      <w:pPr>
+        <w:spacing w:after="240" w:before="240" w:lineRule="auto"/>
+        <w:rPr/>
+      </w:pPr>
+      <w:r>
+        <w:rPr>
+          <w:b w:val="1"/>
+          <w:bCs w:val="1"/>
+          <w:rtl w:val="0"/>
+        </w:rPr>
+        <w:t xml:space="preserve">QUANDO</w:t>
+      </w:r>
+      <w:r>
+        <w:rPr>
+          <w:rtl w:val="0"/>
+        </w:rPr>
+        <w:t xml:space="preserve"> o sistema iniciar o enriquecimento de dados.</w:t>
+      </w:r>
+    </w:p>
+    <w:p>
+      <w:pPr>
+        <w:spacing w:after="240" w:before="240" w:lineRule="auto"/>
+        <w:rPr/>
+      </w:pPr>
+      <w:r>
+        <w:rPr>
+          <w:b w:val="1"/>
+          <w:bCs w:val="1"/>
+          <w:rtl w:val="0"/>
+        </w:rPr>
+        <w:t xml:space="preserve">ENTÃO</w:t>
+      </w:r>
+      <w:r>
+        <w:rPr>
+          <w:rtl w:val="0"/>
+        </w:rPr>
+        <w:t xml:space="preserve"> ele deve obrigatoriamente consumir a API da Visa Merchant Data.</w:t>
+      </w:r>
+    </w:p>
+    <w:p>
+      <w:pPr>
+        <w:spacing w:after="240" w:before="240" w:lineRule="auto"/>
+        <w:rPr/>
+      </w:pPr>
+      <w:r>
+        <w:rPr>
+          <w:b w:val="1"/>
+          <w:bCs w:val="1"/>
+          <w:rtl w:val="0"/>
+        </w:rPr>
+        <w:t xml:space="preserve">E</w:t>
+      </w:r>
+      <w:r>
+        <w:rPr>
+          <w:rtl w:val="0"/>
+        </w:rPr>
+        <w:t xml:space="preserve"> não deve realizar chamadas à API da Ethoca (Mastercard) para este cartão específico.</w:t>
+      </w:r>
+    </w:p>
+    <w:p>
+      <w:pPr>
+        <w:pStyle w:val="Heading4"/>
+        <w:spacing w:after="240" w:before="240" w:lineRule="auto"/>
+        <w:rPr>
+          <w:b w:val="1"/>
+          <w:bCs w:val="1"/>
+        </w:rPr>
+      </w:pPr>
+      <w:bookmarkStart w:colFirst="0" w:colLast="0" w:name="_wgss8plod0dy" w:id="41"/>
+      <w:bookmarkEnd w:id="41"/>
+      <w:r>
+        <w:rPr>
+          <w:b w:val="1"/>
+          <w:bCs w:val="1"/>
+          <w:rtl w:val="0"/>
+        </w:rPr>
+        <w:t xml:space="preserve">Cenário: Processamento em Background</w:t>
+      </w:r>
+    </w:p>
+    <w:p>
+      <w:pPr>
+        <w:spacing w:after="240" w:before="240" w:lineRule="auto"/>
+        <w:rPr/>
+      </w:pPr>
+      <w:r>
+        <w:rPr>
+          <w:b w:val="1"/>
+          <w:bCs w:val="1"/>
+          <w:rtl w:val="0"/>
+        </w:rPr>
+        <w:t xml:space="preserve">DADO</w:t>
+      </w:r>
+      <w:r>
+        <w:rPr>
+          <w:rtl w:val="0"/>
+        </w:rPr>
+        <w:t xml:space="preserve"> que o usuário fez login e acessou a página principal.</w:t>
+      </w:r>
+    </w:p>
+    <w:p>
+      <w:pPr>
+        <w:spacing w:after="240" w:before="240" w:lineRule="auto"/>
+        <w:rPr/>
+      </w:pPr>
+      <w:r>
+        <w:rPr>
+          <w:b w:val="1"/>
+          <w:bCs w:val="1"/>
+          <w:rtl w:val="0"/>
+        </w:rPr>
+        <w:t xml:space="preserve">QUANDO</w:t>
+      </w:r>
+      <w:r>
+        <w:rPr>
+          <w:rtl w:val="0"/>
+        </w:rPr>
+        <w:t xml:space="preserve"> as APIs de enriquecimento estiverem sendo consultadas.</w:t>
+      </w:r>
+    </w:p>
+    <w:p>
+      <w:pPr>
+        <w:spacing w:after="240" w:before="240" w:lineRule="auto"/>
+        <w:rPr/>
+      </w:pPr>
+      <w:r>
+        <w:rPr>
+          <w:b w:val="1"/>
+          <w:bCs w:val="1"/>
+          <w:rtl w:val="0"/>
+        </w:rPr>
+        <w:t xml:space="preserve">ENTÃO</w:t>
+      </w:r>
+      <w:r>
+        <w:rPr>
+          <w:rtl w:val="0"/>
+        </w:rPr>
+        <w:t xml:space="preserve"> o Dashboard deve carregar a estrutura da página imediatamente (renderização inicial).</w:t>
+      </w:r>
+    </w:p>
+    <w:p>
+      <w:pPr>
+        <w:spacing w:after="240" w:before="240" w:lineRule="auto"/>
+        <w:rPr/>
+      </w:pPr>
+      <w:r>
+        <w:rPr>
+          <w:b w:val="1"/>
+          <w:bCs w:val="1"/>
+          <w:rtl w:val="0"/>
+        </w:rPr>
+        <w:t xml:space="preserve">E</w:t>
+      </w:r>
+      <w:r>
+        <w:rPr>
+          <w:rtl w:val="0"/>
+        </w:rPr>
+        <w:t xml:space="preserve"> os nomes amigáveis e logos devem aparecer conforme os dados retornam, sem travar a navegação do usuário.</w:t>
+      </w:r>
+    </w:p>
+    <w:p>
+      <w:pPr>
+        <w:pStyle w:val="Heading2"/>
+        <w:spacing w:after="240" w:before="240" w:lineRule="auto"/>
+        <w:ind w:right="600"/>
+        <w:rPr>
+          <w:b w:val="1"/>
+          <w:bCs w:val="1"/>
+          <w:color w:val="0a0a0a"/>
+          <w:sz w:val="22"/>
+          <w:szCs w:val="22"/>
+        </w:rPr>
+      </w:pPr>
+      <w:bookmarkStart w:colFirst="0" w:colLast="0" w:name="_o3rafxvjxqzu" w:id="42"/>
+      <w:bookmarkEnd w:id="42"/>
+      <w:r>
+        <w:rPr>
+          <w:b w:val="1"/>
+          <w:bCs w:val="1"/>
+          <w:rtl w:val="0"/>
+        </w:rPr>
+        <w:t xml:space="preserve">História de Usuário 4 - Detecção por Padrão Temporal</w:t>
+      </w:r>
+      <w:r>
+        <w:rPr>
+          <w:rtl w:val="0"/>
+        </w:rPr>
+      </w:r>
+    </w:p>
+    <w:p>
+      <w:pPr>
+        <w:pBdr>
+          <w:top w:color="auto" w:space="0" w:sz="0" w:val="none"/>
+          <w:bottom w:color="auto" w:space="0" w:sz="0" w:val="none"/>
+          <w:right w:color="auto" w:space="0" w:sz="0" w:val="none"/>
+          <w:between w:color="auto" w:space="0" w:sz="0" w:val="none"/>
+        </w:pBdr>
+        <w:shd w:fill="ffffff" w:val="clear"/>
+        <w:spacing w:after="240" w:before="240" w:line="360" w:lineRule="auto"/>
+        <w:rPr>
+          <w:color w:val="0a0a0a"/>
+        </w:rPr>
+      </w:pPr>
+      <w:r>
+        <w:rPr>
+          <w:color w:val="0a0a0a"/>
+          <w:rtl w:val="0"/>
+        </w:rPr>
+        <w:t xml:space="preserve">O sistema consegue prever uma assinatura baseando-se apenas no tempo.</w:t>
+      </w:r>
+    </w:p>
+    <w:p>
+      <w:pPr>
+        <w:pStyle w:val="Heading3"/>
+        <w:keepNext w:val="0"/>
+        <w:keepLines w:val="0"/>
+        <w:spacing w:before="280" w:lineRule="auto"/>
+        <w:rPr>
+          <w:b w:val="1"/>
+          <w:bCs w:val="1"/>
+          <w:color w:val="000000"/>
+          <w:sz w:val="26"/>
+          <w:szCs w:val="26"/>
+        </w:rPr>
+      </w:pPr>
+      <w:bookmarkStart w:colFirst="0" w:colLast="0" w:name="_odd00g3i5f5h" w:id="43"/>
+      <w:bookmarkEnd w:id="43"/>
+      <w:r>
+        <w:rPr>
+          <w:b w:val="1"/>
+          <w:bCs w:val="1"/>
+          <w:color w:val="000000"/>
+          <w:sz w:val="26"/>
+          <w:szCs w:val="26"/>
+          <w:rtl w:val="0"/>
+        </w:rPr>
+        <w:t xml:space="preserve">História de Usuário</w:t>
+      </w:r>
+    </w:p>
+    <w:p>
+      <w:pPr>
+        <w:spacing w:after="240" w:before="240" w:lineRule="auto"/>
+        <w:ind w:left="600" w:right="600" w:firstLine="0"/>
+        <w:rPr/>
+      </w:pPr>
+      <w:r>
+        <w:rPr>
+          <w:b w:val="1"/>
+          <w:bCs w:val="1"/>
+          <w:rtl w:val="0"/>
+        </w:rPr>
+        <w:t xml:space="preserve">COMO </w:t>
+      </w:r>
+      <w:r>
+        <w:rPr>
+          <w:rtl w:val="0"/>
+        </w:rPr>
+        <w:t xml:space="preserve">um sistema de inteligência</w:t>
+      </w:r>
+    </w:p>
+    <w:p>
+      <w:pPr>
+        <w:spacing w:after="240" w:before="240" w:lineRule="auto"/>
+        <w:ind w:left="600" w:right="600" w:firstLine="0"/>
+        <w:rPr>
+          <w:b w:val="1"/>
+          <w:bCs w:val="1"/>
+        </w:rPr>
+      </w:pPr>
+      <w:r>
+        <w:rPr>
+          <w:b w:val="1"/>
+          <w:bCs w:val="1"/>
+          <w:rtl w:val="0"/>
+        </w:rPr>
+        <w:t xml:space="preserve">QUERO</w:t>
+      </w:r>
+      <w:r>
+        <w:rPr>
+          <w:rtl w:val="0"/>
+        </w:rPr>
+        <w:t xml:space="preserve"> identificar transações do mesmo lojista que ocorrem em um intervalo de 28 a 32 dias, </w:t>
+      </w:r>
+      <w:r>
+        <w:rPr>
+          <w:rtl w:val="0"/>
+        </w:rPr>
+      </w:r>
+    </w:p>
+    <w:p>
+      <w:pPr>
+        <w:spacing w:after="240" w:before="240" w:lineRule="auto"/>
+        <w:ind w:left="600" w:right="600" w:firstLine="0"/>
+        <w:rPr/>
+      </w:pPr>
+      <w:r>
+        <w:rPr>
+          <w:b w:val="1"/>
+          <w:bCs w:val="1"/>
+          <w:rtl w:val="0"/>
+        </w:rPr>
+        <w:t xml:space="preserve">PARA QUE</w:t>
+      </w:r>
+      <w:r>
+        <w:rPr>
+          <w:rtl w:val="0"/>
+        </w:rPr>
+        <w:t xml:space="preserve"> eu possa sugerir essas cobranças como assinaturas automáticas.</w:t>
+      </w:r>
+    </w:p>
+    <w:p>
+      <w:pPr>
+        <w:pStyle w:val="Heading3"/>
+        <w:keepNext w:val="0"/>
+        <w:keepLines w:val="0"/>
+        <w:spacing w:before="280" w:lineRule="auto"/>
+        <w:rPr>
+          <w:b w:val="1"/>
+          <w:bCs w:val="1"/>
+          <w:color w:val="000000"/>
+          <w:sz w:val="26"/>
+          <w:szCs w:val="26"/>
+        </w:rPr>
+      </w:pPr>
+      <w:bookmarkStart w:colFirst="0" w:colLast="0" w:name="_i15cev13tmqh" w:id="44"/>
+      <w:bookmarkEnd w:id="44"/>
+      <w:r>
+        <w:rPr>
+          <w:b w:val="1"/>
+          <w:bCs w:val="1"/>
+          <w:color w:val="000000"/>
+          <w:sz w:val="26"/>
+          <w:szCs w:val="26"/>
+          <w:rtl w:val="0"/>
+        </w:rPr>
+        <w:t xml:space="preserve">Sete Dimensões do Produto</w:t>
+      </w:r>
+    </w:p>
+    <w:p>
+      <w:pPr>
+        <w:numPr>
+          <w:ilvl w:val="0"/>
+          <w:numId w:val="11"/>
+        </w:numPr>
+        <w:pBdr>
+          <w:top w:color="auto" w:space="0" w:sz="0" w:val="none"/>
+          <w:bottom w:color="auto" w:space="0" w:sz="0" w:val="none"/>
+          <w:right w:color="auto" w:space="0" w:sz="0" w:val="none"/>
+          <w:between w:color="auto" w:space="0" w:sz="0" w:val="none"/>
+        </w:pBdr>
+        <w:shd w:fill="ffffff" w:val="clear"/>
+        <w:spacing w:after="0" w:afterAutospacing="0" w:before="240" w:line="360" w:lineRule="auto"/>
+        <w:ind w:left="720" w:hanging="360"/>
+        <w:rPr>
+          <w:color w:val="0a0a0a"/>
+        </w:rPr>
+      </w:pPr>
+      <w:r>
+        <w:rPr>
+          <w:b w:val="1"/>
+          <w:bCs w:val="1"/>
+          <w:color w:val="0a0a0a"/>
+          <w:rtl w:val="0"/>
+        </w:rPr>
+        <w:t xml:space="preserve">Usuários:</w:t>
+      </w:r>
+      <w:r>
+        <w:rPr>
+          <w:color w:val="0a0a0a"/>
+          <w:rtl w:val="0"/>
+        </w:rPr>
+        <w:t xml:space="preserve"> O sistema de inteligência (Backend/Motor de Dados), o cliente (que recebe a sugestão)</w:t>
+      </w:r>
+      <w:r>
+        <w:rPr>
+          <w:rtl w:val="0"/>
+        </w:rPr>
+      </w:r>
+    </w:p>
+    <w:p>
+      <w:pPr>
+        <w:numPr>
+          <w:ilvl w:val="0"/>
+          <w:numId w:val="9"/>
+        </w:numPr>
+        <w:pBdr>
+          <w:top w:color="auto" w:space="0" w:sz="0" w:val="none"/>
+          <w:bottom w:color="auto" w:space="0" w:sz="0" w:val="none"/>
+          <w:right w:color="auto" w:space="0" w:sz="0" w:val="none"/>
+          <w:between w:color="auto" w:space="0" w:sz="0" w:val="none"/>
+        </w:pBdr>
+        <w:shd w:fill="ffffff" w:val="clear"/>
+        <w:spacing w:after="0" w:afterAutospacing="0" w:before="0" w:beforeAutospacing="0" w:line="360" w:lineRule="auto"/>
+        <w:ind w:left="720" w:hanging="360"/>
+        <w:rPr>
+          <w:color w:val="0a0a0a"/>
+        </w:rPr>
+      </w:pPr>
+      <w:r>
+        <w:rPr>
+          <w:b w:val="1"/>
+          <w:bCs w:val="1"/>
+          <w:color w:val="0a0a0a"/>
+          <w:rtl w:val="0"/>
+        </w:rPr>
+        <w:t xml:space="preserve">Interface:</w:t>
+      </w:r>
+      <w:r>
+        <w:rPr>
+          <w:color w:val="0a0a0a"/>
+          <w:rtl w:val="0"/>
+        </w:rPr>
+        <w:t xml:space="preserve"> Exibição no "Radar de Assinaturas" dentro da área "Vida Financeira" no App, API do banco cujas transações chegam.</w:t>
+      </w:r>
+    </w:p>
+    <w:p>
+      <w:pPr>
+        <w:numPr>
+          <w:ilvl w:val="0"/>
+          <w:numId w:val="8"/>
+        </w:numPr>
+        <w:pBdr>
+          <w:top w:color="auto" w:space="0" w:sz="0" w:val="none"/>
+          <w:bottom w:color="auto" w:space="0" w:sz="0" w:val="none"/>
+          <w:right w:color="auto" w:space="0" w:sz="0" w:val="none"/>
+          <w:between w:color="auto" w:space="0" w:sz="0" w:val="none"/>
+        </w:pBdr>
+        <w:shd w:fill="ffffff" w:val="clear"/>
+        <w:spacing w:after="0" w:afterAutospacing="0" w:before="0" w:beforeAutospacing="0" w:line="360" w:lineRule="auto"/>
+        <w:ind w:left="720" w:hanging="360"/>
+        <w:rPr>
+          <w:color w:val="0a0a0a"/>
+        </w:rPr>
+      </w:pPr>
+      <w:r>
+        <w:rPr>
+          <w:b w:val="1"/>
+          <w:bCs w:val="1"/>
+          <w:color w:val="0a0a0a"/>
+          <w:rtl w:val="0"/>
+        </w:rPr>
+        <w:t xml:space="preserve">Ações:</w:t>
+      </w:r>
+      <w:r>
+        <w:rPr>
+          <w:color w:val="0a0a0a"/>
+          <w:rtl w:val="0"/>
+        </w:rPr>
+        <w:t xml:space="preserve"> Analisar, Comparar, Validar.</w:t>
+      </w:r>
+    </w:p>
+    <w:p>
+      <w:pPr>
+        <w:numPr>
+          <w:ilvl w:val="1"/>
+          <w:numId w:val="8"/>
+        </w:numPr>
+        <w:pBdr>
+          <w:top w:color="auto" w:space="0" w:sz="0" w:val="none"/>
+          <w:bottom w:color="auto" w:space="0" w:sz="0" w:val="none"/>
+          <w:right w:color="auto" w:space="0" w:sz="0" w:val="none"/>
+          <w:between w:color="auto" w:space="0" w:sz="0" w:val="none"/>
+        </w:pBdr>
+        <w:shd w:fill="ffffff" w:val="clear"/>
+        <w:spacing w:after="0" w:afterAutospacing="0" w:before="0" w:beforeAutospacing="0" w:line="360" w:lineRule="auto"/>
+        <w:ind w:left="1440" w:hanging="360"/>
+        <w:rPr>
+          <w:color w:val="0a0a0a"/>
+        </w:rPr>
+      </w:pPr>
+      <w:r>
+        <w:rPr>
+          <w:b w:val="1"/>
+          <w:bCs w:val="1"/>
+          <w:color w:val="0a0a0a"/>
+          <w:rtl w:val="0"/>
+        </w:rPr>
+        <w:t xml:space="preserve">Fluxo:</w:t>
+      </w:r>
+      <w:r>
+        <w:rPr>
+          <w:color w:val="0a0a0a"/>
+          <w:rtl w:val="0"/>
+        </w:rPr>
+        <w:t xml:space="preserve"> O sistema varre o histórico de transações, então agrupa por ID de lojista, em seguida calcula o delta de dias entre a última e a penúltima compra e aplica a regra de 28-32 dias.</w:t>
+      </w:r>
+    </w:p>
+    <w:p>
+      <w:pPr>
+        <w:numPr>
+          <w:ilvl w:val="0"/>
+          <w:numId w:val="5"/>
+        </w:numPr>
+        <w:pBdr>
+          <w:top w:color="auto" w:space="0" w:sz="0" w:val="none"/>
+          <w:bottom w:color="auto" w:space="0" w:sz="0" w:val="none"/>
+          <w:right w:color="auto" w:space="0" w:sz="0" w:val="none"/>
+          <w:between w:color="auto" w:space="0" w:sz="0" w:val="none"/>
+        </w:pBdr>
+        <w:shd w:fill="ffffff" w:val="clear"/>
+        <w:spacing w:after="0" w:afterAutospacing="0" w:before="0" w:beforeAutospacing="0" w:line="360" w:lineRule="auto"/>
+        <w:ind w:left="720" w:hanging="360"/>
+        <w:rPr>
+          <w:color w:val="0a0a0a"/>
+        </w:rPr>
+      </w:pPr>
+      <w:r>
+        <w:rPr>
+          <w:b w:val="1"/>
+          <w:bCs w:val="1"/>
+          <w:color w:val="0a0a0a"/>
+          <w:rtl w:val="0"/>
+        </w:rPr>
+        <w:t xml:space="preserve">Dados</w:t>
+      </w:r>
+    </w:p>
+    <w:p>
+      <w:pPr>
+        <w:numPr>
+          <w:ilvl w:val="1"/>
+          <w:numId w:val="5"/>
+        </w:numPr>
+        <w:pBdr>
+          <w:top w:color="auto" w:space="0" w:sz="0" w:val="none"/>
+          <w:bottom w:color="auto" w:space="0" w:sz="0" w:val="none"/>
+          <w:right w:color="auto" w:space="0" w:sz="0" w:val="none"/>
+          <w:between w:color="auto" w:space="0" w:sz="0" w:val="none"/>
+        </w:pBdr>
+        <w:shd w:fill="ffffff" w:val="clear"/>
+        <w:spacing w:after="0" w:afterAutospacing="0" w:before="0" w:beforeAutospacing="0" w:line="360" w:lineRule="auto"/>
+        <w:ind w:left="1440" w:hanging="360"/>
+        <w:rPr>
+          <w:color w:val="0a0a0a"/>
+        </w:rPr>
+      </w:pPr>
+      <w:r>
+        <w:rPr>
+          <w:b w:val="1"/>
+          <w:bCs w:val="1"/>
+          <w:color w:val="0a0a0a"/>
+          <w:rtl w:val="0"/>
+        </w:rPr>
+        <w:t xml:space="preserve">Dados Incluídos:</w:t>
+      </w:r>
+      <w:r>
+        <w:rPr>
+          <w:color w:val="0a0a0a"/>
+          <w:rtl w:val="0"/>
+        </w:rPr>
+        <w:t xml:space="preserve"> Nome do Lojista (limpo), Data da Transação.</w:t>
+      </w:r>
+    </w:p>
+    <w:p>
+      <w:pPr>
+        <w:numPr>
+          <w:ilvl w:val="1"/>
+          <w:numId w:val="5"/>
+        </w:numPr>
+        <w:pBdr>
+          <w:top w:color="auto" w:space="0" w:sz="0" w:val="none"/>
+          <w:bottom w:color="auto" w:space="0" w:sz="0" w:val="none"/>
+          <w:right w:color="auto" w:space="0" w:sz="0" w:val="none"/>
+          <w:between w:color="auto" w:space="0" w:sz="0" w:val="none"/>
+        </w:pBdr>
+        <w:shd w:fill="ffffff" w:val="clear"/>
+        <w:spacing w:after="0" w:afterAutospacing="0" w:before="0" w:beforeAutospacing="0" w:line="360" w:lineRule="auto"/>
+        <w:ind w:left="1440" w:hanging="360"/>
+        <w:rPr>
+          <w:color w:val="0a0a0a"/>
+        </w:rPr>
+      </w:pPr>
+      <w:r>
+        <w:rPr>
+          <w:b w:val="1"/>
+          <w:bCs w:val="1"/>
+          <w:color w:val="0a0a0a"/>
+          <w:rtl w:val="0"/>
+        </w:rPr>
+        <w:t xml:space="preserve">Dados de Saída:</w:t>
+      </w:r>
+      <w:r>
+        <w:rPr>
+          <w:color w:val="0a0a0a"/>
+          <w:rtl w:val="0"/>
+        </w:rPr>
+        <w:t xml:space="preserve"> Status da Transação (Pendente de Validação / Assinatura Confirmada / Não-Assinatura).</w:t>
+      </w:r>
+    </w:p>
+    <w:p>
+      <w:pPr>
+        <w:numPr>
+          <w:ilvl w:val="1"/>
+          <w:numId w:val="5"/>
+        </w:numPr>
+        <w:pBdr>
+          <w:top w:color="auto" w:space="0" w:sz="0" w:val="none"/>
+          <w:bottom w:color="auto" w:space="0" w:sz="0" w:val="none"/>
+          <w:right w:color="auto" w:space="0" w:sz="0" w:val="none"/>
+          <w:between w:color="auto" w:space="0" w:sz="0" w:val="none"/>
+        </w:pBdr>
+        <w:shd w:fill="ffffff" w:val="clear"/>
+        <w:spacing w:after="0" w:afterAutospacing="0" w:before="0" w:beforeAutospacing="0" w:line="360" w:lineRule="auto"/>
+        <w:ind w:left="1440" w:hanging="360"/>
+        <w:rPr>
+          <w:color w:val="0a0a0a"/>
+        </w:rPr>
+      </w:pPr>
+      <w:r>
+        <w:rPr>
+          <w:b w:val="1"/>
+          <w:bCs w:val="1"/>
+          <w:color w:val="0a0a0a"/>
+          <w:rtl w:val="0"/>
+        </w:rPr>
+        <w:t xml:space="preserve">Dados Armazenados:</w:t>
+      </w:r>
+      <w:r>
+        <w:rPr>
+          <w:color w:val="0a0a0a"/>
+          <w:rtl w:val="0"/>
+        </w:rPr>
+        <w:t xml:space="preserve"> O registro/log deve ser salvo no PostgreSQL para garantir que a informação não se perca se a API do banco cair.</w:t>
+      </w:r>
+    </w:p>
+    <w:p>
+      <w:pPr>
+        <w:numPr>
+          <w:ilvl w:val="0"/>
+          <w:numId w:val="4"/>
+        </w:numPr>
+        <w:pBdr>
+          <w:top w:color="auto" w:space="0" w:sz="0" w:val="none"/>
+          <w:bottom w:color="auto" w:space="0" w:sz="0" w:val="none"/>
+          <w:right w:color="auto" w:space="0" w:sz="0" w:val="none"/>
+          <w:between w:color="auto" w:space="0" w:sz="0" w:val="none"/>
+        </w:pBdr>
+        <w:shd w:fill="ffffff" w:val="clear"/>
+        <w:spacing w:after="0" w:afterAutospacing="0" w:before="0" w:beforeAutospacing="0" w:line="360" w:lineRule="auto"/>
+        <w:ind w:left="720" w:hanging="360"/>
+        <w:rPr>
+          <w:color w:val="0a0a0a"/>
+        </w:rPr>
+      </w:pPr>
+      <w:r>
+        <w:rPr>
+          <w:b w:val="1"/>
+          <w:bCs w:val="1"/>
+          <w:color w:val="0a0a0a"/>
+          <w:rtl w:val="0"/>
+        </w:rPr>
+        <w:t xml:space="preserve">Regras de Negócio:</w:t>
+      </w:r>
+      <w:r>
+        <w:rPr>
+          <w:color w:val="0a0a0a"/>
+          <w:rtl w:val="0"/>
+        </w:rPr>
+        <w:t xml:space="preserve"> </w:t>
+      </w:r>
+    </w:p>
+    <w:p>
+      <w:pPr>
+        <w:numPr>
+          <w:ilvl w:val="1"/>
+          <w:numId w:val="4"/>
+        </w:numPr>
+        <w:pBdr>
+          <w:top w:color="auto" w:space="0" w:sz="0" w:val="none"/>
+          <w:bottom w:color="auto" w:space="0" w:sz="0" w:val="none"/>
+          <w:right w:color="auto" w:space="0" w:sz="0" w:val="none"/>
+          <w:between w:color="auto" w:space="0" w:sz="0" w:val="none"/>
+        </w:pBdr>
+        <w:shd w:fill="ffffff" w:val="clear"/>
+        <w:spacing w:after="0" w:afterAutospacing="0" w:before="0" w:beforeAutospacing="0" w:line="360" w:lineRule="auto"/>
+        <w:ind w:left="1440" w:hanging="360"/>
+        <w:rPr>
+          <w:color w:val="0a0a0a"/>
+        </w:rPr>
+      </w:pPr>
+      <w:r>
+        <w:rPr>
+          <w:b w:val="1"/>
+          <w:bCs w:val="1"/>
+          <w:color w:val="0a0a0a"/>
+          <w:rtl w:val="0"/>
+        </w:rPr>
+        <w:t xml:space="preserve">RN01 - Estimar Janela de Tempo</w:t>
+      </w:r>
+      <w:r>
+        <w:rPr>
+          <w:color w:val="0a0a0a"/>
+          <w:rtl w:val="0"/>
+        </w:rPr>
+        <w:t xml:space="preserve">: Intervalo estrito entre 28 e 32 dias corridos. Fora do intervalo, o Status da Transação muda para Não-Assinatura.</w:t>
+      </w:r>
+    </w:p>
+    <w:p>
+      <w:pPr>
+        <w:numPr>
+          <w:ilvl w:val="0"/>
+          <w:numId w:val="12"/>
+        </w:numPr>
+        <w:pBdr>
+          <w:top w:color="auto" w:space="0" w:sz="0" w:val="none"/>
+          <w:bottom w:color="auto" w:space="0" w:sz="0" w:val="none"/>
+          <w:right w:color="auto" w:space="0" w:sz="0" w:val="none"/>
+          <w:between w:color="auto" w:space="0" w:sz="0" w:val="none"/>
+        </w:pBdr>
+        <w:shd w:fill="ffffff" w:val="clear"/>
+        <w:spacing w:after="0" w:afterAutospacing="0" w:before="0" w:beforeAutospacing="0" w:line="360" w:lineRule="auto"/>
+        <w:ind w:left="720" w:hanging="360"/>
+        <w:rPr>
+          <w:color w:val="0a0a0a"/>
+        </w:rPr>
+      </w:pPr>
+      <w:r>
+        <w:rPr>
+          <w:b w:val="1"/>
+          <w:bCs w:val="1"/>
+          <w:color w:val="0a0a0a"/>
+          <w:rtl w:val="0"/>
+        </w:rPr>
+        <w:t xml:space="preserve">Ambiente: </w:t>
+      </w:r>
+      <w:r>
+        <w:rPr>
+          <w:color w:val="0a0a0a"/>
+          <w:rtl w:val="0"/>
+        </w:rPr>
+        <w:t xml:space="preserve">Banco de Dados Relacional (PostgreSQL) para consultas agregadas, Back-end</w:t>
+      </w:r>
+    </w:p>
+    <w:p>
+      <w:pPr>
+        <w:numPr>
+          <w:ilvl w:val="0"/>
+          <w:numId w:val="12"/>
+        </w:numPr>
+        <w:pBdr>
+          <w:top w:color="auto" w:space="0" w:sz="0" w:val="none"/>
+          <w:bottom w:color="auto" w:space="0" w:sz="0" w:val="none"/>
+          <w:right w:color="auto" w:space="0" w:sz="0" w:val="none"/>
+          <w:between w:color="auto" w:space="0" w:sz="0" w:val="none"/>
+        </w:pBdr>
+        <w:shd w:fill="ffffff" w:val="clear"/>
+        <w:spacing w:after="0" w:afterAutospacing="0" w:before="0" w:beforeAutospacing="0" w:line="360" w:lineRule="auto"/>
+        <w:ind w:left="720" w:hanging="360"/>
+        <w:rPr>
+          <w:b w:val="1"/>
+          <w:bCs w:val="1"/>
+          <w:color w:val="0a0a0a"/>
+        </w:rPr>
+      </w:pPr>
+      <w:r>
+        <w:rPr>
+          <w:b w:val="1"/>
+          <w:bCs w:val="1"/>
+          <w:color w:val="0a0a0a"/>
+          <w:rtl w:val="0"/>
+        </w:rPr>
+        <w:t xml:space="preserve">Qualidade:</w:t>
+      </w:r>
+    </w:p>
+    <w:p>
+      <w:pPr>
+        <w:numPr>
+          <w:ilvl w:val="1"/>
+          <w:numId w:val="12"/>
+        </w:numPr>
+        <w:pBdr>
+          <w:top w:color="auto" w:space="0" w:sz="0" w:val="none"/>
+          <w:bottom w:color="auto" w:space="0" w:sz="0" w:val="none"/>
+          <w:right w:color="auto" w:space="0" w:sz="0" w:val="none"/>
+          <w:between w:color="auto" w:space="0" w:sz="0" w:val="none"/>
+        </w:pBdr>
+        <w:shd w:fill="ffffff" w:val="clear"/>
+        <w:spacing w:after="0" w:afterAutospacing="0" w:before="0" w:beforeAutospacing="0" w:line="360" w:lineRule="auto"/>
+        <w:ind w:left="1440" w:hanging="360"/>
+        <w:rPr>
+          <w:color w:val="0a0a0a"/>
+        </w:rPr>
+      </w:pPr>
+      <w:r>
+        <w:rPr>
+          <w:b w:val="1"/>
+          <w:bCs w:val="1"/>
+          <w:color w:val="0a0a0a"/>
+          <w:rtl w:val="0"/>
+        </w:rPr>
+        <w:t xml:space="preserve">Performance:</w:t>
+      </w:r>
+      <w:r>
+        <w:rPr>
+          <w:color w:val="0a0a0a"/>
+          <w:rtl w:val="0"/>
+        </w:rPr>
+        <w:t xml:space="preserve"> O processamento deve ocorrer em background para não travar a abertura do app pelo usuário.</w:t>
+      </w:r>
+    </w:p>
+    <w:p>
+      <w:pPr>
+        <w:numPr>
+          <w:ilvl w:val="1"/>
+          <w:numId w:val="12"/>
+        </w:numPr>
+        <w:pBdr>
+          <w:top w:color="auto" w:space="0" w:sz="0" w:val="none"/>
+          <w:bottom w:color="auto" w:space="0" w:sz="0" w:val="none"/>
+          <w:right w:color="auto" w:space="0" w:sz="0" w:val="none"/>
+          <w:between w:color="auto" w:space="0" w:sz="0" w:val="none"/>
+        </w:pBdr>
+        <w:shd w:fill="ffffff" w:val="clear"/>
+        <w:spacing w:after="0" w:afterAutospacing="0" w:before="0" w:beforeAutospacing="0" w:line="360" w:lineRule="auto"/>
+        <w:ind w:left="1440" w:hanging="360"/>
+        <w:rPr>
+          <w:color w:val="0a0a0a"/>
+        </w:rPr>
+      </w:pPr>
+      <w:r>
+        <w:rPr>
+          <w:b w:val="1"/>
+          <w:bCs w:val="1"/>
+          <w:color w:val="0a0a0a"/>
+          <w:rtl w:val="0"/>
+        </w:rPr>
+        <w:t xml:space="preserve">Segurança:</w:t>
+      </w:r>
+      <w:r>
+        <w:rPr>
+          <w:color w:val="0a0a0a"/>
+          <w:rtl w:val="0"/>
+        </w:rPr>
+        <w:t xml:space="preserve"> Dados sensíveis de transações devem estar criptografados.</w:t>
+      </w:r>
+    </w:p>
+    <w:p>
+      <w:pPr>
+        <w:numPr>
+          <w:ilvl w:val="1"/>
+          <w:numId w:val="12"/>
+        </w:numPr>
+        <w:pBdr>
+          <w:top w:color="auto" w:space="0" w:sz="0" w:val="none"/>
+          <w:bottom w:color="auto" w:space="0" w:sz="0" w:val="none"/>
+          <w:right w:color="auto" w:space="0" w:sz="0" w:val="none"/>
+          <w:between w:color="auto" w:space="0" w:sz="0" w:val="none"/>
+        </w:pBdr>
+        <w:shd w:fill="ffffff" w:val="clear"/>
+        <w:spacing w:after="240" w:before="0" w:beforeAutospacing="0" w:line="360" w:lineRule="auto"/>
+        <w:ind w:left="1440" w:hanging="360"/>
+        <w:rPr>
+          <w:color w:val="0a0a0a"/>
+        </w:rPr>
+      </w:pPr>
+      <w:r>
+        <w:rPr>
+          <w:b w:val="1"/>
+          <w:bCs w:val="1"/>
+          <w:color w:val="0a0a0a"/>
+          <w:rtl w:val="0"/>
+        </w:rPr>
+        <w:t xml:space="preserve">Confiabilidade:</w:t>
+      </w:r>
+      <w:r>
+        <w:rPr>
+          <w:color w:val="0a0a0a"/>
+          <w:rtl w:val="0"/>
+        </w:rPr>
+        <w:t xml:space="preserve"> O índice de falsos positivos deve ser inferior a 2%.</w:t>
+      </w:r>
+    </w:p>
+    <w:p>
+      <w:pPr>
+        <w:pStyle w:val="Heading3"/>
+        <w:keepNext w:val="0"/>
+        <w:keepLines w:val="0"/>
+        <w:spacing w:before="280" w:lineRule="auto"/>
+        <w:rPr>
+          <w:b w:val="1"/>
+          <w:bCs w:val="1"/>
+          <w:color w:val="000000"/>
+          <w:sz w:val="26"/>
+          <w:szCs w:val="26"/>
+        </w:rPr>
+      </w:pPr>
+      <w:bookmarkStart w:colFirst="0" w:colLast="0" w:name="_e8kcffc73ay9" w:id="45"/>
+      <w:bookmarkEnd w:id="45"/>
+      <w:r>
+        <w:rPr>
+          <w:b w:val="1"/>
+          <w:bCs w:val="1"/>
+          <w:color w:val="000000"/>
+          <w:sz w:val="26"/>
+          <w:szCs w:val="26"/>
+          <w:rtl w:val="0"/>
+        </w:rPr>
+        <w:t xml:space="preserve">Critérios de Aceite</w:t>
+      </w:r>
+    </w:p>
+    <w:p>
+      <w:pPr>
+        <w:pStyle w:val="Heading4"/>
+        <w:spacing w:after="240" w:before="240" w:lineRule="auto"/>
+        <w:rPr>
+          <w:b w:val="1"/>
+          <w:bCs w:val="1"/>
+        </w:rPr>
+      </w:pPr>
+      <w:bookmarkStart w:colFirst="0" w:colLast="0" w:name="_5hr6xk82k47k" w:id="46"/>
+      <w:bookmarkEnd w:id="46"/>
+      <w:r>
+        <w:rPr>
+          <w:b w:val="1"/>
+          <w:bCs w:val="1"/>
+          <w:rtl w:val="0"/>
+        </w:rPr>
+        <w:t xml:space="preserve">Cenário: Reconhecimento de Assinatura por Intervalo</w:t>
+      </w:r>
+    </w:p>
+    <w:p>
+      <w:pPr>
+        <w:spacing w:after="240" w:before="240" w:lineRule="auto"/>
+        <w:rPr/>
+      </w:pPr>
+      <w:r>
+        <w:rPr>
+          <w:b w:val="1"/>
+          <w:bCs w:val="1"/>
+          <w:rtl w:val="0"/>
+        </w:rPr>
+        <w:t xml:space="preserve">DADO</w:t>
+      </w:r>
+      <w:r>
+        <w:rPr>
+          <w:rtl w:val="0"/>
+        </w:rPr>
+        <w:t xml:space="preserve"> que o usuário teve uma cobrança de Spotify no dia 10 de Janeiro .</w:t>
+      </w:r>
+    </w:p>
+    <w:p>
+      <w:pPr>
+        <w:spacing w:after="240" w:before="240" w:lineRule="auto"/>
+        <w:rPr/>
+      </w:pPr>
+      <w:r>
+        <w:rPr>
+          <w:b w:val="1"/>
+          <w:bCs w:val="1"/>
+          <w:rtl w:val="0"/>
+        </w:rPr>
+        <w:t xml:space="preserve">QUANDO</w:t>
+      </w:r>
+      <w:r>
+        <w:rPr>
+          <w:rtl w:val="0"/>
+        </w:rPr>
+        <w:t xml:space="preserve"> uma nova cobrança de Spotify ocorrer entre 07 e 11 de Fevereiro (janela de 28 a 32 dias).</w:t>
+      </w:r>
+    </w:p>
+    <w:p>
+      <w:pPr>
+        <w:spacing w:after="240" w:before="240" w:lineRule="auto"/>
+        <w:rPr/>
+      </w:pPr>
+      <w:r>
+        <w:rPr>
+          <w:b w:val="1"/>
+          <w:bCs w:val="1"/>
+          <w:rtl w:val="0"/>
+        </w:rPr>
+        <w:t xml:space="preserve">ENTÃO</w:t>
+      </w:r>
+      <w:r>
+        <w:rPr>
+          <w:rtl w:val="0"/>
+        </w:rPr>
+        <w:t xml:space="preserve"> o sistema deve classificar automaticamente esta transação como uma Assinatura.</w:t>
+      </w:r>
+    </w:p>
+    <w:p>
+      <w:pPr>
+        <w:pStyle w:val="Heading2"/>
+        <w:spacing w:after="240" w:before="240" w:lineRule="auto"/>
+        <w:ind w:right="600"/>
+        <w:rPr>
+          <w:b w:val="1"/>
+          <w:bCs w:val="1"/>
+          <w:color w:val="0a0a0a"/>
+          <w:sz w:val="22"/>
+          <w:szCs w:val="22"/>
+        </w:rPr>
+      </w:pPr>
+      <w:bookmarkStart w:colFirst="0" w:colLast="0" w:name="_9jeuoci3jevy" w:id="47"/>
+      <w:bookmarkEnd w:id="47"/>
+      <w:r>
+        <w:rPr>
+          <w:b w:val="1"/>
+          <w:bCs w:val="1"/>
+          <w:rtl w:val="0"/>
+        </w:rPr>
+        <w:t xml:space="preserve">História de Usuário 5 - Flexibilidade de Valor</w:t>
+      </w:r>
+      <w:r>
+        <w:rPr>
+          <w:rtl w:val="0"/>
+        </w:rPr>
+      </w:r>
+    </w:p>
+    <w:p>
+      <w:pPr>
+        <w:pBdr>
+          <w:top w:color="auto" w:space="0" w:sz="0" w:val="none"/>
+          <w:bottom w:color="auto" w:space="0" w:sz="0" w:val="none"/>
+          <w:right w:color="auto" w:space="0" w:sz="0" w:val="none"/>
+          <w:between w:color="auto" w:space="0" w:sz="0" w:val="none"/>
+        </w:pBdr>
+        <w:shd w:fill="ffffff" w:val="clear"/>
+        <w:spacing w:after="240" w:before="240" w:line="360" w:lineRule="auto"/>
+        <w:rPr>
+          <w:color w:val="0a0a0a"/>
+        </w:rPr>
+      </w:pPr>
+      <w:r>
+        <w:rPr>
+          <w:color w:val="0a0a0a"/>
+          <w:rtl w:val="0"/>
+        </w:rPr>
+        <w:t xml:space="preserve">Essencial para que o MVP não quebre quando houver variações comuns de mercado, como impostos ou aumentos anuais.</w:t>
+      </w:r>
+    </w:p>
+    <w:p>
+      <w:pPr>
+        <w:pStyle w:val="Heading3"/>
+        <w:keepNext w:val="0"/>
+        <w:keepLines w:val="0"/>
+        <w:spacing w:before="280" w:lineRule="auto"/>
+        <w:rPr>
+          <w:color w:val="0a0a0a"/>
+        </w:rPr>
+      </w:pPr>
+      <w:bookmarkStart w:colFirst="0" w:colLast="0" w:name="_xukz1hmw8pkc" w:id="48"/>
+      <w:bookmarkEnd w:id="48"/>
+      <w:r>
+        <w:rPr>
+          <w:b w:val="1"/>
+          <w:bCs w:val="1"/>
+          <w:color w:val="000000"/>
+          <w:sz w:val="26"/>
+          <w:szCs w:val="26"/>
+          <w:rtl w:val="0"/>
+        </w:rPr>
+        <w:t xml:space="preserve">História de Usuário</w:t>
+      </w:r>
+      <w:r>
+        <w:rPr>
+          <w:rtl w:val="0"/>
+        </w:rPr>
+      </w:r>
+    </w:p>
+    <w:p>
+      <w:pPr>
+        <w:spacing w:after="240" w:before="240" w:lineRule="auto"/>
+        <w:ind w:left="600" w:right="600" w:firstLine="0"/>
+        <w:rPr/>
+      </w:pPr>
+      <w:r>
+        <w:rPr>
+          <w:b w:val="1"/>
+          <w:bCs w:val="1"/>
+          <w:rtl w:val="0"/>
+        </w:rPr>
+        <w:t xml:space="preserve">COMO </w:t>
+      </w:r>
+      <w:r>
+        <w:rPr>
+          <w:rtl w:val="0"/>
+        </w:rPr>
+        <w:t xml:space="preserve">motor de inteligência,</w:t>
+      </w:r>
+    </w:p>
+    <w:p>
+      <w:pPr>
+        <w:spacing w:after="240" w:before="240" w:lineRule="auto"/>
+        <w:ind w:left="600" w:right="600" w:firstLine="0"/>
+        <w:rPr>
+          <w:b w:val="1"/>
+          <w:bCs w:val="1"/>
+        </w:rPr>
+      </w:pPr>
+      <w:r>
+        <w:rPr>
+          <w:b w:val="1"/>
+          <w:bCs w:val="1"/>
+          <w:rtl w:val="0"/>
+        </w:rPr>
+        <w:t xml:space="preserve">QUERO</w:t>
+      </w:r>
+      <w:r>
+        <w:rPr>
+          <w:rtl w:val="0"/>
+        </w:rPr>
+        <w:t xml:space="preserve"> permitir uma variação de até 15% no valor da transação recorrente</w:t>
+      </w:r>
+      <w:r>
+        <w:rPr>
+          <w:rtl w:val="0"/>
+        </w:rPr>
+      </w:r>
+    </w:p>
+    <w:p>
+      <w:pPr>
+        <w:spacing w:after="240" w:before="240" w:lineRule="auto"/>
+        <w:ind w:left="600" w:right="600" w:firstLine="0"/>
+        <w:rPr/>
+      </w:pPr>
+      <w:r>
+        <w:rPr>
+          <w:b w:val="1"/>
+          <w:bCs w:val="1"/>
+          <w:rtl w:val="0"/>
+        </w:rPr>
+        <w:t xml:space="preserve">PARA QUE</w:t>
+      </w:r>
+      <w:r>
+        <w:rPr>
+          <w:rtl w:val="0"/>
+        </w:rPr>
+        <w:t xml:space="preserve"> assinaturas com reajustes ou IOF variável não sumam do radar do cliente.</w:t>
+      </w:r>
+    </w:p>
+    <w:p>
+      <w:pPr>
+        <w:pStyle w:val="Heading3"/>
+        <w:keepNext w:val="0"/>
+        <w:keepLines w:val="0"/>
+        <w:spacing w:before="280" w:lineRule="auto"/>
+        <w:rPr>
+          <w:b w:val="1"/>
+          <w:bCs w:val="1"/>
+          <w:color w:val="000000"/>
+          <w:sz w:val="26"/>
+          <w:szCs w:val="26"/>
+        </w:rPr>
+      </w:pPr>
+      <w:bookmarkStart w:colFirst="0" w:colLast="0" w:name="_6s8nxduz4ztm" w:id="49"/>
+      <w:bookmarkEnd w:id="49"/>
+      <w:r>
+        <w:rPr>
+          <w:b w:val="1"/>
+          <w:bCs w:val="1"/>
+          <w:color w:val="000000"/>
+          <w:sz w:val="26"/>
+          <w:szCs w:val="26"/>
+          <w:rtl w:val="0"/>
+        </w:rPr>
+        <w:t xml:space="preserve">Sete Dimensões do Produto</w:t>
+      </w:r>
+    </w:p>
+    <w:p>
+      <w:pPr>
+        <w:numPr>
+          <w:ilvl w:val="0"/>
+          <w:numId w:val="11"/>
+        </w:numPr>
+        <w:pBdr>
+          <w:top w:color="auto" w:space="0" w:sz="0" w:val="none"/>
+          <w:bottom w:color="auto" w:space="0" w:sz="0" w:val="none"/>
+          <w:right w:color="auto" w:space="0" w:sz="0" w:val="none"/>
+          <w:between w:color="auto" w:space="0" w:sz="0" w:val="none"/>
+        </w:pBdr>
+        <w:shd w:fill="ffffff" w:val="clear"/>
+        <w:spacing w:after="0" w:afterAutospacing="0" w:before="240" w:line="360" w:lineRule="auto"/>
+        <w:ind w:left="720" w:hanging="360"/>
+        <w:rPr>
+          <w:color w:val="0a0a0a"/>
+        </w:rPr>
+      </w:pPr>
+      <w:r>
+        <w:rPr>
+          <w:b w:val="1"/>
+          <w:bCs w:val="1"/>
+          <w:color w:val="0a0a0a"/>
+          <w:rtl w:val="0"/>
+        </w:rPr>
+        <w:t xml:space="preserve">Usuários:</w:t>
+      </w:r>
+      <w:r>
+        <w:rPr>
+          <w:color w:val="0a0a0a"/>
+          <w:rtl w:val="0"/>
+        </w:rPr>
+        <w:t xml:space="preserve"> O sistema de inteligência (Backend/Motor de Dados), o cliente (que recebe a sugestão)</w:t>
+      </w:r>
+      <w:r>
+        <w:rPr>
+          <w:rtl w:val="0"/>
+        </w:rPr>
+      </w:r>
+    </w:p>
+    <w:p>
+      <w:pPr>
+        <w:numPr>
+          <w:ilvl w:val="0"/>
+          <w:numId w:val="9"/>
+        </w:numPr>
+        <w:pBdr>
+          <w:top w:color="auto" w:space="0" w:sz="0" w:val="none"/>
+          <w:bottom w:color="auto" w:space="0" w:sz="0" w:val="none"/>
+          <w:right w:color="auto" w:space="0" w:sz="0" w:val="none"/>
+          <w:between w:color="auto" w:space="0" w:sz="0" w:val="none"/>
+        </w:pBdr>
+        <w:shd w:fill="ffffff" w:val="clear"/>
+        <w:spacing w:after="0" w:afterAutospacing="0" w:before="0" w:beforeAutospacing="0" w:line="360" w:lineRule="auto"/>
+        <w:ind w:left="720" w:hanging="360"/>
+        <w:rPr>
+          <w:color w:val="0a0a0a"/>
+        </w:rPr>
+      </w:pPr>
+      <w:r>
+        <w:rPr>
+          <w:b w:val="1"/>
+          <w:bCs w:val="1"/>
+          <w:color w:val="0a0a0a"/>
+          <w:rtl w:val="0"/>
+        </w:rPr>
+        <w:t xml:space="preserve">Interface:</w:t>
+      </w:r>
+      <w:r>
+        <w:rPr>
+          <w:color w:val="0a0a0a"/>
+          <w:rtl w:val="0"/>
+        </w:rPr>
+        <w:t xml:space="preserve"> "Radar de Assinaturas" dentro da área "Vida Financeira" no App, API do Banco onde as transações chegam.</w:t>
+      </w:r>
+    </w:p>
+    <w:p>
+      <w:pPr>
+        <w:numPr>
+          <w:ilvl w:val="0"/>
+          <w:numId w:val="8"/>
+        </w:numPr>
+        <w:pBdr>
+          <w:top w:color="auto" w:space="0" w:sz="0" w:val="none"/>
+          <w:bottom w:color="auto" w:space="0" w:sz="0" w:val="none"/>
+          <w:right w:color="auto" w:space="0" w:sz="0" w:val="none"/>
+          <w:between w:color="auto" w:space="0" w:sz="0" w:val="none"/>
+        </w:pBdr>
+        <w:shd w:fill="ffffff" w:val="clear"/>
+        <w:spacing w:after="0" w:afterAutospacing="0" w:before="0" w:beforeAutospacing="0" w:line="360" w:lineRule="auto"/>
+        <w:ind w:left="720" w:hanging="360"/>
+        <w:rPr>
+          <w:color w:val="0a0a0a"/>
+        </w:rPr>
+      </w:pPr>
+      <w:r>
+        <w:rPr>
+          <w:b w:val="1"/>
+          <w:bCs w:val="1"/>
+          <w:color w:val="0a0a0a"/>
+          <w:rtl w:val="0"/>
+        </w:rPr>
+        <w:t xml:space="preserve">Ações:</w:t>
+      </w:r>
+      <w:r>
+        <w:rPr>
+          <w:color w:val="0a0a0a"/>
+          <w:rtl w:val="0"/>
+        </w:rPr>
+        <w:t xml:space="preserve"> Analisar, Comparar, Validar.</w:t>
+      </w:r>
+    </w:p>
+    <w:p>
+      <w:pPr>
+        <w:numPr>
+          <w:ilvl w:val="1"/>
+          <w:numId w:val="8"/>
+        </w:numPr>
+        <w:pBdr>
+          <w:top w:color="auto" w:space="0" w:sz="0" w:val="none"/>
+          <w:bottom w:color="auto" w:space="0" w:sz="0" w:val="none"/>
+          <w:right w:color="auto" w:space="0" w:sz="0" w:val="none"/>
+          <w:between w:color="auto" w:space="0" w:sz="0" w:val="none"/>
+        </w:pBdr>
+        <w:shd w:fill="ffffff" w:val="clear"/>
+        <w:spacing w:after="0" w:afterAutospacing="0" w:before="0" w:beforeAutospacing="0" w:line="360" w:lineRule="auto"/>
+        <w:ind w:left="1440" w:hanging="360"/>
+        <w:rPr>
+          <w:color w:val="0a0a0a"/>
+        </w:rPr>
+      </w:pPr>
+      <w:r>
+        <w:rPr>
+          <w:b w:val="1"/>
+          <w:bCs w:val="1"/>
+          <w:color w:val="0a0a0a"/>
+          <w:rtl w:val="0"/>
+        </w:rPr>
+        <w:t xml:space="preserve">Fluxo:</w:t>
+      </w:r>
+      <w:r>
+        <w:rPr>
+          <w:color w:val="0a0a0a"/>
+          <w:rtl w:val="0"/>
+        </w:rPr>
+        <w:t xml:space="preserve"> O sistema varre o histórico de transações, então agrupa por ID de lojista, em seguida calcula o novo valor em comparação ao antigo, identificando a transação como parte da assinatura com margem de variação de 15% para mais ou para menos.</w:t>
+      </w:r>
+    </w:p>
+    <w:p>
+      <w:pPr>
+        <w:numPr>
+          <w:ilvl w:val="0"/>
+          <w:numId w:val="5"/>
+        </w:numPr>
+        <w:pBdr>
+          <w:top w:color="auto" w:space="0" w:sz="0" w:val="none"/>
+          <w:bottom w:color="auto" w:space="0" w:sz="0" w:val="none"/>
+          <w:right w:color="auto" w:space="0" w:sz="0" w:val="none"/>
+          <w:between w:color="auto" w:space="0" w:sz="0" w:val="none"/>
+        </w:pBdr>
+        <w:shd w:fill="ffffff" w:val="clear"/>
+        <w:spacing w:after="0" w:afterAutospacing="0" w:before="0" w:beforeAutospacing="0" w:line="360" w:lineRule="auto"/>
+        <w:ind w:left="720" w:hanging="360"/>
+        <w:rPr>
+          <w:color w:val="0a0a0a"/>
+        </w:rPr>
+      </w:pPr>
+      <w:r>
+        <w:rPr>
+          <w:b w:val="1"/>
+          <w:bCs w:val="1"/>
+          <w:color w:val="0a0a0a"/>
+          <w:rtl w:val="0"/>
+        </w:rPr>
+        <w:t xml:space="preserve">Dados</w:t>
+      </w:r>
+    </w:p>
+    <w:p>
+      <w:pPr>
+        <w:numPr>
+          <w:ilvl w:val="1"/>
+          <w:numId w:val="5"/>
+        </w:numPr>
+        <w:pBdr>
+          <w:top w:color="auto" w:space="0" w:sz="0" w:val="none"/>
+          <w:bottom w:color="auto" w:space="0" w:sz="0" w:val="none"/>
+          <w:right w:color="auto" w:space="0" w:sz="0" w:val="none"/>
+          <w:between w:color="auto" w:space="0" w:sz="0" w:val="none"/>
+        </w:pBdr>
+        <w:shd w:fill="ffffff" w:val="clear"/>
+        <w:spacing w:after="0" w:afterAutospacing="0" w:before="0" w:beforeAutospacing="0" w:line="360" w:lineRule="auto"/>
+        <w:ind w:left="1440" w:hanging="360"/>
+        <w:rPr>
+          <w:color w:val="0a0a0a"/>
+        </w:rPr>
+      </w:pPr>
+      <w:r>
+        <w:rPr>
+          <w:b w:val="1"/>
+          <w:bCs w:val="1"/>
+          <w:color w:val="0a0a0a"/>
+          <w:rtl w:val="0"/>
+        </w:rPr>
+        <w:t xml:space="preserve">Dados Incluídos:</w:t>
+      </w:r>
+      <w:r>
+        <w:rPr>
+          <w:color w:val="0a0a0a"/>
+          <w:rtl w:val="0"/>
+        </w:rPr>
+        <w:t xml:space="preserve"> Nome do Lojista (limpo), Valor da Transação (R$).</w:t>
+      </w:r>
+    </w:p>
+    <w:p>
+      <w:pPr>
+        <w:numPr>
+          <w:ilvl w:val="1"/>
+          <w:numId w:val="5"/>
+        </w:numPr>
+        <w:pBdr>
+          <w:top w:color="auto" w:space="0" w:sz="0" w:val="none"/>
+          <w:bottom w:color="auto" w:space="0" w:sz="0" w:val="none"/>
+          <w:right w:color="auto" w:space="0" w:sz="0" w:val="none"/>
+          <w:between w:color="auto" w:space="0" w:sz="0" w:val="none"/>
+        </w:pBdr>
+        <w:shd w:fill="ffffff" w:val="clear"/>
+        <w:spacing w:after="0" w:afterAutospacing="0" w:before="0" w:beforeAutospacing="0" w:line="360" w:lineRule="auto"/>
+        <w:ind w:left="1440" w:hanging="360"/>
+        <w:rPr>
+          <w:color w:val="0a0a0a"/>
+        </w:rPr>
+      </w:pPr>
+      <w:r>
+        <w:rPr>
+          <w:b w:val="1"/>
+          <w:bCs w:val="1"/>
+          <w:color w:val="0a0a0a"/>
+          <w:rtl w:val="0"/>
+        </w:rPr>
+        <w:t xml:space="preserve">Dados de Saída:</w:t>
+      </w:r>
+      <w:r>
+        <w:rPr>
+          <w:color w:val="0a0a0a"/>
+          <w:rtl w:val="0"/>
+        </w:rPr>
+        <w:t xml:space="preserve"> Status da Transação (Pendente de Validação / Assinatura Confirmada  / Não-Assinatura).</w:t>
+      </w:r>
+    </w:p>
+    <w:p>
+      <w:pPr>
+        <w:numPr>
+          <w:ilvl w:val="1"/>
+          <w:numId w:val="5"/>
+        </w:numPr>
+        <w:pBdr>
+          <w:top w:color="auto" w:space="0" w:sz="0" w:val="none"/>
+          <w:bottom w:color="auto" w:space="0" w:sz="0" w:val="none"/>
+          <w:right w:color="auto" w:space="0" w:sz="0" w:val="none"/>
+          <w:between w:color="auto" w:space="0" w:sz="0" w:val="none"/>
+        </w:pBdr>
+        <w:shd w:fill="ffffff" w:val="clear"/>
+        <w:spacing w:after="0" w:afterAutospacing="0" w:before="0" w:beforeAutospacing="0" w:line="360" w:lineRule="auto"/>
+        <w:ind w:left="1440" w:hanging="360"/>
+        <w:rPr>
+          <w:color w:val="0a0a0a"/>
+        </w:rPr>
+      </w:pPr>
+      <w:r>
+        <w:rPr>
+          <w:b w:val="1"/>
+          <w:bCs w:val="1"/>
+          <w:color w:val="0a0a0a"/>
+          <w:rtl w:val="0"/>
+        </w:rPr>
+        <w:t xml:space="preserve">Dados Armazenados:</w:t>
+      </w:r>
+      <w:r>
+        <w:rPr>
+          <w:color w:val="0a0a0a"/>
+          <w:rtl w:val="0"/>
+        </w:rPr>
+        <w:t xml:space="preserve"> O registro/log deve ser salvo no PostgreSQL para garantir que a informação não se perca se a API do banco cair.</w:t>
+      </w:r>
+    </w:p>
+    <w:p>
+      <w:pPr>
+        <w:numPr>
+          <w:ilvl w:val="0"/>
+          <w:numId w:val="4"/>
+        </w:numPr>
+        <w:pBdr>
+          <w:top w:color="auto" w:space="0" w:sz="0" w:val="none"/>
+          <w:bottom w:color="auto" w:space="0" w:sz="0" w:val="none"/>
+          <w:right w:color="auto" w:space="0" w:sz="0" w:val="none"/>
+          <w:between w:color="auto" w:space="0" w:sz="0" w:val="none"/>
+        </w:pBdr>
+        <w:shd w:fill="ffffff" w:val="clear"/>
+        <w:spacing w:after="0" w:afterAutospacing="0" w:before="0" w:beforeAutospacing="0" w:line="360" w:lineRule="auto"/>
+        <w:ind w:left="720" w:hanging="360"/>
+        <w:rPr>
+          <w:color w:val="0a0a0a"/>
+        </w:rPr>
+      </w:pPr>
+      <w:r>
+        <w:rPr>
+          <w:b w:val="1"/>
+          <w:bCs w:val="1"/>
+          <w:color w:val="0a0a0a"/>
+          <w:rtl w:val="0"/>
+        </w:rPr>
+        <w:t xml:space="preserve">Regras de Negócio:</w:t>
+      </w:r>
+      <w:r>
+        <w:rPr>
+          <w:color w:val="0a0a0a"/>
+          <w:rtl w:val="0"/>
+        </w:rPr>
+        <w:t xml:space="preserve"> </w:t>
+      </w:r>
+    </w:p>
+    <w:p>
+      <w:pPr>
+        <w:numPr>
+          <w:ilvl w:val="1"/>
+          <w:numId w:val="4"/>
+        </w:numPr>
+        <w:pBdr>
+          <w:top w:color="auto" w:space="0" w:sz="0" w:val="none"/>
+          <w:bottom w:color="auto" w:space="0" w:sz="0" w:val="none"/>
+          <w:right w:color="auto" w:space="0" w:sz="0" w:val="none"/>
+          <w:between w:color="auto" w:space="0" w:sz="0" w:val="none"/>
+        </w:pBdr>
+        <w:shd w:fill="ffffff" w:val="clear"/>
+        <w:spacing w:after="0" w:afterAutospacing="0" w:before="0" w:beforeAutospacing="0" w:line="360" w:lineRule="auto"/>
+        <w:ind w:left="1440" w:hanging="360"/>
+        <w:rPr>
+          <w:color w:val="0a0a0a"/>
+        </w:rPr>
+      </w:pPr>
+      <w:r>
+        <w:rPr>
+          <w:b w:val="1"/>
+          <w:bCs w:val="1"/>
+          <w:color w:val="0a0a0a"/>
+          <w:rtl w:val="0"/>
+        </w:rPr>
+        <w:t xml:space="preserve">RN01 - Permitir Variação de 15%</w:t>
+      </w:r>
+      <w:r>
+        <w:rPr>
+          <w:color w:val="0a0a0a"/>
+          <w:rtl w:val="0"/>
+        </w:rPr>
+        <w:t xml:space="preserve">: Variação máxima permitida de 15% (para cima ou para baixo). Fora desta variação, o Status da Transação muda para  Não-Assinatura.</w:t>
+      </w:r>
+    </w:p>
+    <w:p>
+      <w:pPr>
+        <w:numPr>
+          <w:ilvl w:val="0"/>
+          <w:numId w:val="12"/>
+        </w:numPr>
+        <w:pBdr>
+          <w:top w:color="auto" w:space="0" w:sz="0" w:val="none"/>
+          <w:bottom w:color="auto" w:space="0" w:sz="0" w:val="none"/>
+          <w:right w:color="auto" w:space="0" w:sz="0" w:val="none"/>
+          <w:between w:color="auto" w:space="0" w:sz="0" w:val="none"/>
+        </w:pBdr>
+        <w:shd w:fill="ffffff" w:val="clear"/>
+        <w:spacing w:after="0" w:afterAutospacing="0" w:before="0" w:beforeAutospacing="0" w:line="360" w:lineRule="auto"/>
+        <w:ind w:left="720" w:hanging="360"/>
+        <w:rPr>
+          <w:color w:val="0a0a0a"/>
+        </w:rPr>
+      </w:pPr>
+      <w:r>
+        <w:rPr>
+          <w:b w:val="1"/>
+          <w:bCs w:val="1"/>
+          <w:color w:val="0a0a0a"/>
+          <w:rtl w:val="0"/>
+        </w:rPr>
+        <w:t xml:space="preserve">Ambiente: </w:t>
+      </w:r>
+      <w:r>
+        <w:rPr>
+          <w:color w:val="0a0a0a"/>
+          <w:rtl w:val="0"/>
+        </w:rPr>
+        <w:t xml:space="preserve">Banco de Dados Relacional (PostgreSQL) para consultas agregadas, Back-end</w:t>
+      </w:r>
+    </w:p>
+    <w:p>
+      <w:pPr>
+        <w:numPr>
+          <w:ilvl w:val="0"/>
+          <w:numId w:val="12"/>
+        </w:numPr>
+        <w:pBdr>
+          <w:top w:color="auto" w:space="0" w:sz="0" w:val="none"/>
+          <w:bottom w:color="auto" w:space="0" w:sz="0" w:val="none"/>
+          <w:right w:color="auto" w:space="0" w:sz="0" w:val="none"/>
+          <w:between w:color="auto" w:space="0" w:sz="0" w:val="none"/>
+        </w:pBdr>
+        <w:shd w:fill="ffffff" w:val="clear"/>
+        <w:spacing w:after="0" w:afterAutospacing="0" w:before="0" w:beforeAutospacing="0" w:line="360" w:lineRule="auto"/>
+        <w:ind w:left="720" w:hanging="360"/>
+        <w:rPr>
+          <w:b w:val="1"/>
+          <w:bCs w:val="1"/>
+          <w:color w:val="0a0a0a"/>
+        </w:rPr>
+      </w:pPr>
+      <w:r>
+        <w:rPr>
+          <w:b w:val="1"/>
+          <w:bCs w:val="1"/>
+          <w:color w:val="0a0a0a"/>
+          <w:rtl w:val="0"/>
+        </w:rPr>
+        <w:t xml:space="preserve">Qualidade:</w:t>
+      </w:r>
+    </w:p>
+    <w:p>
+      <w:pPr>
+        <w:numPr>
+          <w:ilvl w:val="1"/>
+          <w:numId w:val="12"/>
+        </w:numPr>
+        <w:pBdr>
+          <w:top w:color="auto" w:space="0" w:sz="0" w:val="none"/>
+          <w:bottom w:color="auto" w:space="0" w:sz="0" w:val="none"/>
+          <w:right w:color="auto" w:space="0" w:sz="0" w:val="none"/>
+          <w:between w:color="auto" w:space="0" w:sz="0" w:val="none"/>
+        </w:pBdr>
+        <w:shd w:fill="ffffff" w:val="clear"/>
+        <w:spacing w:after="0" w:afterAutospacing="0" w:before="0" w:beforeAutospacing="0" w:line="360" w:lineRule="auto"/>
+        <w:ind w:left="1440" w:hanging="360"/>
+        <w:rPr>
+          <w:color w:val="0a0a0a"/>
+        </w:rPr>
+      </w:pPr>
+      <w:r>
+        <w:rPr>
+          <w:b w:val="1"/>
+          <w:bCs w:val="1"/>
+          <w:color w:val="0a0a0a"/>
+          <w:rtl w:val="0"/>
+        </w:rPr>
+        <w:t xml:space="preserve">Performance:</w:t>
+      </w:r>
+      <w:r>
+        <w:rPr>
+          <w:color w:val="0a0a0a"/>
+          <w:rtl w:val="0"/>
+        </w:rPr>
+        <w:t xml:space="preserve"> O processamento deve ocorrer em background para não travar a abertura do app pelo usuário.</w:t>
+      </w:r>
+    </w:p>
+    <w:p>
+      <w:pPr>
+        <w:numPr>
+          <w:ilvl w:val="1"/>
+          <w:numId w:val="12"/>
+        </w:numPr>
+        <w:pBdr>
+          <w:top w:color="auto" w:space="0" w:sz="0" w:val="none"/>
+          <w:bottom w:color="auto" w:space="0" w:sz="0" w:val="none"/>
+          <w:right w:color="auto" w:space="0" w:sz="0" w:val="none"/>
+          <w:between w:color="auto" w:space="0" w:sz="0" w:val="none"/>
+        </w:pBdr>
+        <w:shd w:fill="ffffff" w:val="clear"/>
+        <w:spacing w:after="0" w:afterAutospacing="0" w:before="0" w:beforeAutospacing="0" w:line="360" w:lineRule="auto"/>
+        <w:ind w:left="1440" w:hanging="360"/>
+        <w:rPr>
+          <w:color w:val="0a0a0a"/>
+        </w:rPr>
+      </w:pPr>
+      <w:r>
+        <w:rPr>
+          <w:b w:val="1"/>
+          <w:bCs w:val="1"/>
+          <w:color w:val="0a0a0a"/>
+          <w:rtl w:val="0"/>
+        </w:rPr>
+        <w:t xml:space="preserve">Segurança:</w:t>
+      </w:r>
+      <w:r>
+        <w:rPr>
+          <w:color w:val="0a0a0a"/>
+          <w:rtl w:val="0"/>
+        </w:rPr>
+        <w:t xml:space="preserve"> Dados sensíveis de transações devem estar criptografados.</w:t>
+      </w:r>
+    </w:p>
+    <w:p>
+      <w:pPr>
+        <w:numPr>
+          <w:ilvl w:val="1"/>
+          <w:numId w:val="12"/>
+        </w:numPr>
+        <w:pBdr>
+          <w:top w:color="auto" w:space="0" w:sz="0" w:val="none"/>
+          <w:bottom w:color="auto" w:space="0" w:sz="0" w:val="none"/>
+          <w:right w:color="auto" w:space="0" w:sz="0" w:val="none"/>
+          <w:between w:color="auto" w:space="0" w:sz="0" w:val="none"/>
+        </w:pBdr>
+        <w:shd w:fill="ffffff" w:val="clear"/>
+        <w:spacing w:after="240" w:before="0" w:beforeAutospacing="0" w:line="360" w:lineRule="auto"/>
+        <w:ind w:left="1440" w:hanging="360"/>
+        <w:rPr>
+          <w:color w:val="0a0a0a"/>
+        </w:rPr>
+      </w:pPr>
+      <w:r>
+        <w:rPr>
+          <w:b w:val="1"/>
+          <w:bCs w:val="1"/>
+          <w:color w:val="0a0a0a"/>
+          <w:rtl w:val="0"/>
+        </w:rPr>
+        <w:t xml:space="preserve">Confiabilidade:</w:t>
+      </w:r>
+      <w:r>
+        <w:rPr>
+          <w:color w:val="0a0a0a"/>
+          <w:rtl w:val="0"/>
+        </w:rPr>
+        <w:t xml:space="preserve"> O índice de falsos positivos deve ser inferior a 2%.</w:t>
+      </w:r>
+      <w:r>
+        <w:rPr>
+          <w:rtl w:val="0"/>
+        </w:rPr>
+      </w:r>
+    </w:p>
+    <w:p>
+      <w:pPr>
+        <w:pStyle w:val="Heading3"/>
+        <w:keepNext w:val="0"/>
+        <w:keepLines w:val="0"/>
+        <w:spacing w:before="280" w:lineRule="auto"/>
+        <w:rPr>
+          <w:b w:val="1"/>
+          <w:bCs w:val="1"/>
+          <w:color w:val="000000"/>
+          <w:sz w:val="26"/>
+          <w:szCs w:val="26"/>
+        </w:rPr>
+      </w:pPr>
+      <w:bookmarkStart w:colFirst="0" w:colLast="0" w:name="_9s7420jnxfh3" w:id="50"/>
+      <w:bookmarkEnd w:id="50"/>
+      <w:r>
+        <w:rPr>
+          <w:b w:val="1"/>
+          <w:bCs w:val="1"/>
+          <w:color w:val="000000"/>
+          <w:sz w:val="26"/>
+          <w:szCs w:val="26"/>
+          <w:rtl w:val="0"/>
+        </w:rPr>
+        <w:t xml:space="preserve">Critérios de Aceite</w:t>
+      </w:r>
+    </w:p>
+    <w:p>
+      <w:pPr>
+        <w:pStyle w:val="Heading4"/>
+        <w:spacing w:after="240" w:before="240" w:lineRule="auto"/>
+        <w:rPr>
+          <w:b w:val="1"/>
+          <w:bCs w:val="1"/>
+        </w:rPr>
+      </w:pPr>
+      <w:bookmarkStart w:colFirst="0" w:colLast="0" w:name="_m2nx47i92knn" w:id="51"/>
+      <w:bookmarkEnd w:id="51"/>
+      <w:r>
+        <w:rPr>
+          <w:b w:val="1"/>
+          <w:bCs w:val="1"/>
+          <w:rtl w:val="0"/>
+        </w:rPr>
+        <w:t xml:space="preserve">Cenário: Reconhecimento de Assinatura por Variação</w:t>
+      </w:r>
+    </w:p>
+    <w:p>
+      <w:pPr>
+        <w:spacing w:after="240" w:before="240" w:lineRule="auto"/>
+        <w:rPr/>
+      </w:pPr>
+      <w:r>
+        <w:rPr>
+          <w:b w:val="1"/>
+          <w:bCs w:val="1"/>
+          <w:rtl w:val="0"/>
+        </w:rPr>
+        <w:t xml:space="preserve">DADO</w:t>
+      </w:r>
+      <w:r>
+        <w:rPr>
+          <w:rtl w:val="0"/>
+        </w:rPr>
+        <w:t xml:space="preserve"> que o usuário teve uma cobrança de Spotify de R$ 21,90,</w:t>
+      </w:r>
+    </w:p>
+    <w:p>
+      <w:pPr>
+        <w:spacing w:after="240" w:before="240" w:lineRule="auto"/>
+        <w:rPr/>
+      </w:pPr>
+      <w:r>
+        <w:rPr>
+          <w:b w:val="1"/>
+          <w:bCs w:val="1"/>
+          <w:rtl w:val="0"/>
+        </w:rPr>
+        <w:t xml:space="preserve">QUANDO</w:t>
+      </w:r>
+      <w:r>
+        <w:rPr>
+          <w:rtl w:val="0"/>
+        </w:rPr>
+        <w:t xml:space="preserve"> uma nova cobrança de Spotify com valor de até 15% de variação</w:t>
+      </w:r>
+    </w:p>
+    <w:p>
+      <w:pPr>
+        <w:spacing w:after="240" w:before="240" w:lineRule="auto"/>
+        <w:rPr/>
+      </w:pPr>
+      <w:r>
+        <w:rPr>
+          <w:b w:val="1"/>
+          <w:bCs w:val="1"/>
+          <w:rtl w:val="0"/>
+        </w:rPr>
+        <w:t xml:space="preserve">E</w:t>
+      </w:r>
+      <w:r>
+        <w:rPr>
+          <w:rtl w:val="0"/>
+        </w:rPr>
+        <w:t xml:space="preserve"> já tiver sido validada pela regra de tempo conforme História de Usuário 5,</w:t>
+      </w:r>
+    </w:p>
+    <w:p>
+      <w:pPr>
+        <w:spacing w:after="240" w:before="240" w:lineRule="auto"/>
+        <w:rPr/>
+      </w:pPr>
+      <w:r>
+        <w:rPr>
+          <w:b w:val="1"/>
+          <w:bCs w:val="1"/>
+          <w:rtl w:val="0"/>
+        </w:rPr>
+        <w:t xml:space="preserve">ENTÃO</w:t>
+      </w:r>
+      <w:r>
+        <w:rPr>
+          <w:rtl w:val="0"/>
+        </w:rPr>
+        <w:t xml:space="preserve"> o sistema deve classificar automaticamente esta transação como uma Assinatura</w:t>
+      </w:r>
+    </w:p>
+    <w:p>
+      <w:pPr>
+        <w:spacing w:after="240" w:before="240" w:lineRule="auto"/>
+        <w:rPr/>
+      </w:pPr>
+      <w:r>
+        <w:rPr>
+          <w:b w:val="1"/>
+          <w:bCs w:val="1"/>
+          <w:rtl w:val="0"/>
+        </w:rPr>
+        <w:t xml:space="preserve">E</w:t>
+      </w:r>
+      <w:r>
+        <w:rPr>
+          <w:rtl w:val="0"/>
+        </w:rPr>
+        <w:t xml:space="preserve"> passa a Transação para tratamento da História de Usuário 6.</w:t>
+      </w:r>
+    </w:p>
+    <w:p>
+      <w:pPr>
+        <w:pStyle w:val="Heading2"/>
+        <w:spacing w:after="240" w:before="240" w:lineRule="auto"/>
+        <w:ind w:right="600"/>
+        <w:rPr>
+          <w:b w:val="1"/>
+          <w:bCs w:val="1"/>
+          <w:color w:val="0a0a0a"/>
+          <w:sz w:val="22"/>
+          <w:szCs w:val="22"/>
+        </w:rPr>
+      </w:pPr>
+      <w:bookmarkStart w:colFirst="0" w:colLast="0" w:name="_htvin8q6re6k" w:id="52"/>
+      <w:bookmarkEnd w:id="52"/>
+      <w:r>
+        <w:rPr>
+          <w:b w:val="1"/>
+          <w:bCs w:val="1"/>
+          <w:rtl w:val="0"/>
+        </w:rPr>
+        <w:t xml:space="preserve">História de Usuário 6 - Identificação de Recorrência</w:t>
+      </w:r>
+      <w:r>
+        <w:rPr>
+          <w:rtl w:val="0"/>
+        </w:rPr>
+      </w:r>
+    </w:p>
+    <w:p>
+      <w:pPr>
+        <w:pBdr>
+          <w:top w:color="auto" w:space="0" w:sz="0" w:val="none"/>
+          <w:bottom w:color="auto" w:space="0" w:sz="0" w:val="none"/>
+          <w:right w:color="auto" w:space="0" w:sz="0" w:val="none"/>
+          <w:between w:color="auto" w:space="0" w:sz="0" w:val="none"/>
+        </w:pBdr>
+        <w:shd w:fill="ffffff" w:val="clear"/>
+        <w:spacing w:after="240" w:before="240" w:line="360" w:lineRule="auto"/>
+        <w:rPr>
+          <w:color w:val="0a0a0a"/>
+        </w:rPr>
+      </w:pPr>
+      <w:r>
+        <w:rPr>
+          <w:color w:val="0a0a0a"/>
+          <w:rtl w:val="0"/>
+        </w:rPr>
+        <w:t xml:space="preserve">Esta história de usuário resolve o problema dos Dados Sujos e o medo de gerar chamadas desnecessárias ao SAC por erros de identificação.</w:t>
+      </w:r>
+    </w:p>
+    <w:p>
+      <w:pPr>
+        <w:pStyle w:val="Heading3"/>
+        <w:keepNext w:val="0"/>
+        <w:keepLines w:val="0"/>
+        <w:spacing w:before="280" w:lineRule="auto"/>
+        <w:rPr>
+          <w:color w:val="0a0a0a"/>
+        </w:rPr>
+      </w:pPr>
+      <w:bookmarkStart w:colFirst="0" w:colLast="0" w:name="_4jfmitb1tp5m" w:id="53"/>
+      <w:bookmarkEnd w:id="53"/>
+      <w:r>
+        <w:rPr>
+          <w:b w:val="1"/>
+          <w:bCs w:val="1"/>
+          <w:color w:val="000000"/>
+          <w:sz w:val="26"/>
+          <w:szCs w:val="26"/>
+          <w:rtl w:val="0"/>
+        </w:rPr>
+        <w:t xml:space="preserve">História de Usuário</w:t>
+      </w:r>
+      <w:r>
+        <w:rPr>
+          <w:rtl w:val="0"/>
+        </w:rPr>
+      </w:r>
+    </w:p>
+    <w:p>
+      <w:pPr>
+        <w:spacing w:after="240" w:before="240" w:lineRule="auto"/>
+        <w:ind w:left="600" w:right="600" w:firstLine="0"/>
+        <w:rPr/>
+      </w:pPr>
+      <w:r>
+        <w:rPr>
+          <w:b w:val="1"/>
+          <w:bCs w:val="1"/>
+          <w:rtl w:val="0"/>
+        </w:rPr>
+        <w:t xml:space="preserve">COMO </w:t>
+      </w:r>
+      <w:r>
+        <w:rPr>
+          <w:rtl w:val="0"/>
+        </w:rPr>
+        <w:t xml:space="preserve">motor de inteligência,</w:t>
+      </w:r>
+    </w:p>
+    <w:p>
+      <w:pPr>
+        <w:spacing w:after="240" w:before="240" w:lineRule="auto"/>
+        <w:ind w:left="600" w:right="600" w:firstLine="0"/>
+        <w:rPr>
+          <w:b w:val="1"/>
+          <w:bCs w:val="1"/>
+        </w:rPr>
+      </w:pPr>
+      <w:r>
+        <w:rPr>
+          <w:b w:val="1"/>
+          <w:bCs w:val="1"/>
+          <w:rtl w:val="0"/>
+        </w:rPr>
+        <w:t xml:space="preserve">QUERO</w:t>
+      </w:r>
+      <w:r>
+        <w:rPr>
+          <w:rtl w:val="0"/>
+        </w:rPr>
+        <w:t xml:space="preserve"> quero ignorar transações que contenham indicadores de parcelamento (como "PARC" ou "01/12")</w:t>
+      </w:r>
+      <w:r>
+        <w:rPr>
+          <w:rtl w:val="0"/>
+        </w:rPr>
+      </w:r>
+    </w:p>
+    <w:p>
+      <w:pPr>
+        <w:spacing w:after="240" w:before="240" w:lineRule="auto"/>
+        <w:ind w:left="600" w:right="600" w:firstLine="0"/>
+        <w:rPr/>
+      </w:pPr>
+      <w:r>
+        <w:rPr>
+          <w:b w:val="1"/>
+          <w:bCs w:val="1"/>
+          <w:rtl w:val="0"/>
+        </w:rPr>
+        <w:t xml:space="preserve">PARA QUE</w:t>
+      </w:r>
+      <w:r>
+        <w:rPr>
+          <w:rtl w:val="0"/>
+        </w:rPr>
+        <w:t xml:space="preserve"> eu possa evitar que compras parceladas sejam exibidas como assinaturas recorrentes.</w:t>
+      </w:r>
+    </w:p>
+    <w:p>
+      <w:pPr>
+        <w:pStyle w:val="Heading3"/>
+        <w:keepNext w:val="0"/>
+        <w:keepLines w:val="0"/>
+        <w:spacing w:before="280" w:lineRule="auto"/>
+        <w:rPr>
+          <w:b w:val="1"/>
+          <w:bCs w:val="1"/>
+          <w:color w:val="000000"/>
+          <w:sz w:val="26"/>
+          <w:szCs w:val="26"/>
+        </w:rPr>
+      </w:pPr>
+      <w:bookmarkStart w:colFirst="0" w:colLast="0" w:name="_sddponn0haqd" w:id="54"/>
+      <w:bookmarkEnd w:id="54"/>
+      <w:r>
+        <w:rPr>
+          <w:b w:val="1"/>
+          <w:bCs w:val="1"/>
+          <w:color w:val="000000"/>
+          <w:sz w:val="26"/>
+          <w:szCs w:val="26"/>
+          <w:rtl w:val="0"/>
+        </w:rPr>
+        <w:t xml:space="preserve">Sete Dimensões do Produto</w:t>
+      </w:r>
+    </w:p>
+    <w:p>
+      <w:pPr>
+        <w:numPr>
+          <w:ilvl w:val="0"/>
+          <w:numId w:val="11"/>
+        </w:numPr>
+        <w:pBdr>
+          <w:top w:color="auto" w:space="0" w:sz="0" w:val="none"/>
+          <w:bottom w:color="auto" w:space="0" w:sz="0" w:val="none"/>
+          <w:right w:color="auto" w:space="0" w:sz="0" w:val="none"/>
+          <w:between w:color="auto" w:space="0" w:sz="0" w:val="none"/>
+        </w:pBdr>
+        <w:shd w:fill="ffffff" w:val="clear"/>
+        <w:spacing w:after="0" w:afterAutospacing="0" w:before="240" w:line="360" w:lineRule="auto"/>
+        <w:ind w:left="720" w:hanging="360"/>
+        <w:rPr>
+          <w:color w:val="0a0a0a"/>
+        </w:rPr>
+      </w:pPr>
+      <w:r>
+        <w:rPr>
+          <w:b w:val="1"/>
+          <w:bCs w:val="1"/>
+          <w:color w:val="0a0a0a"/>
+          <w:rtl w:val="0"/>
+        </w:rPr>
+        <w:t xml:space="preserve">Usuários:</w:t>
+      </w:r>
+      <w:r>
+        <w:rPr>
+          <w:color w:val="0a0a0a"/>
+          <w:rtl w:val="0"/>
+        </w:rPr>
+        <w:t xml:space="preserve"> O motor de inteligência (Backend), o cliente (que recebe a sugestão)</w:t>
+      </w:r>
+      <w:r>
+        <w:rPr>
+          <w:rtl w:val="0"/>
+        </w:rPr>
+      </w:r>
+    </w:p>
+    <w:p>
+      <w:pPr>
+        <w:numPr>
+          <w:ilvl w:val="0"/>
+          <w:numId w:val="9"/>
+        </w:numPr>
+        <w:pBdr>
+          <w:top w:color="auto" w:space="0" w:sz="0" w:val="none"/>
+          <w:bottom w:color="auto" w:space="0" w:sz="0" w:val="none"/>
+          <w:right w:color="auto" w:space="0" w:sz="0" w:val="none"/>
+          <w:between w:color="auto" w:space="0" w:sz="0" w:val="none"/>
+        </w:pBdr>
+        <w:shd w:fill="ffffff" w:val="clear"/>
+        <w:spacing w:after="0" w:afterAutospacing="0" w:before="0" w:beforeAutospacing="0" w:line="360" w:lineRule="auto"/>
+        <w:ind w:left="720" w:hanging="360"/>
+        <w:rPr>
+          <w:color w:val="0a0a0a"/>
+        </w:rPr>
+      </w:pPr>
+      <w:r>
+        <w:rPr>
+          <w:b w:val="1"/>
+          <w:bCs w:val="1"/>
+          <w:color w:val="0a0a0a"/>
+          <w:rtl w:val="0"/>
+        </w:rPr>
+        <w:t xml:space="preserve">Interface:</w:t>
+      </w:r>
+      <w:r>
+        <w:rPr>
+          <w:color w:val="0a0a0a"/>
+          <w:rtl w:val="0"/>
+        </w:rPr>
+        <w:t xml:space="preserve"> "Radar de Assinaturas" dentro da área "Vida Financeira" no App.</w:t>
+      </w:r>
+    </w:p>
+    <w:p>
+      <w:pPr>
+        <w:numPr>
+          <w:ilvl w:val="0"/>
+          <w:numId w:val="8"/>
+        </w:numPr>
+        <w:pBdr>
+          <w:top w:color="auto" w:space="0" w:sz="0" w:val="none"/>
+          <w:bottom w:color="auto" w:space="0" w:sz="0" w:val="none"/>
+          <w:right w:color="auto" w:space="0" w:sz="0" w:val="none"/>
+          <w:between w:color="auto" w:space="0" w:sz="0" w:val="none"/>
+        </w:pBdr>
+        <w:shd w:fill="ffffff" w:val="clear"/>
+        <w:spacing w:after="0" w:afterAutospacing="0" w:before="0" w:beforeAutospacing="0" w:line="360" w:lineRule="auto"/>
+        <w:ind w:left="720" w:hanging="360"/>
+        <w:rPr>
+          <w:color w:val="0a0a0a"/>
+        </w:rPr>
+      </w:pPr>
+      <w:r>
+        <w:rPr>
+          <w:b w:val="1"/>
+          <w:bCs w:val="1"/>
+          <w:color w:val="0a0a0a"/>
+          <w:rtl w:val="0"/>
+        </w:rPr>
+        <w:t xml:space="preserve">Ações:</w:t>
+      </w:r>
+      <w:r>
+        <w:rPr>
+          <w:color w:val="0a0a0a"/>
+          <w:rtl w:val="0"/>
+        </w:rPr>
+        <w:t xml:space="preserve"> Analisar, Comparar e Validar</w:t>
+      </w:r>
+    </w:p>
+    <w:p>
+      <w:pPr>
+        <w:numPr>
+          <w:ilvl w:val="1"/>
+          <w:numId w:val="8"/>
+        </w:numPr>
+        <w:pBdr>
+          <w:top w:color="auto" w:space="0" w:sz="0" w:val="none"/>
+          <w:bottom w:color="auto" w:space="0" w:sz="0" w:val="none"/>
+          <w:right w:color="auto" w:space="0" w:sz="0" w:val="none"/>
+          <w:between w:color="auto" w:space="0" w:sz="0" w:val="none"/>
+        </w:pBdr>
+        <w:shd w:fill="ffffff" w:val="clear"/>
+        <w:spacing w:after="0" w:afterAutospacing="0" w:before="0" w:beforeAutospacing="0" w:line="360" w:lineRule="auto"/>
+        <w:ind w:left="1440" w:hanging="360"/>
+        <w:rPr>
+          <w:color w:val="0a0a0a"/>
+        </w:rPr>
+      </w:pPr>
+      <w:r>
+        <w:rPr>
+          <w:b w:val="1"/>
+          <w:bCs w:val="1"/>
+          <w:color w:val="0a0a0a"/>
+          <w:rtl w:val="0"/>
+        </w:rPr>
+        <w:t xml:space="preserve">Fluxo:</w:t>
+      </w:r>
+      <w:r>
+        <w:rPr>
+          <w:color w:val="0a0a0a"/>
+          <w:rtl w:val="0"/>
+        </w:rPr>
+        <w:t xml:space="preserve"> O sistema varre o histórico de transações, então agrupa por ID de lojista, em seguida calcula o delta de dias entre a última e a penúltima compra e aplica a regra de 28-32 dias.</w:t>
+      </w:r>
+    </w:p>
+    <w:p>
+      <w:pPr>
+        <w:numPr>
+          <w:ilvl w:val="0"/>
+          <w:numId w:val="5"/>
+        </w:numPr>
+        <w:pBdr>
+          <w:top w:color="auto" w:space="0" w:sz="0" w:val="none"/>
+          <w:bottom w:color="auto" w:space="0" w:sz="0" w:val="none"/>
+          <w:right w:color="auto" w:space="0" w:sz="0" w:val="none"/>
+          <w:between w:color="auto" w:space="0" w:sz="0" w:val="none"/>
+        </w:pBdr>
+        <w:shd w:fill="ffffff" w:val="clear"/>
+        <w:spacing w:after="0" w:afterAutospacing="0" w:before="0" w:beforeAutospacing="0" w:line="360" w:lineRule="auto"/>
+        <w:ind w:left="720" w:hanging="360"/>
+        <w:rPr>
+          <w:color w:val="0a0a0a"/>
+        </w:rPr>
+      </w:pPr>
+      <w:r>
+        <w:rPr>
+          <w:b w:val="1"/>
+          <w:bCs w:val="1"/>
+          <w:color w:val="0a0a0a"/>
+          <w:rtl w:val="0"/>
+        </w:rPr>
+        <w:t xml:space="preserve">Dados</w:t>
+      </w:r>
+    </w:p>
+    <w:p>
+      <w:pPr>
+        <w:numPr>
+          <w:ilvl w:val="1"/>
+          <w:numId w:val="5"/>
+        </w:numPr>
+        <w:pBdr>
+          <w:top w:color="auto" w:space="0" w:sz="0" w:val="none"/>
+          <w:bottom w:color="auto" w:space="0" w:sz="0" w:val="none"/>
+          <w:right w:color="auto" w:space="0" w:sz="0" w:val="none"/>
+          <w:between w:color="auto" w:space="0" w:sz="0" w:val="none"/>
+        </w:pBdr>
+        <w:shd w:fill="ffffff" w:val="clear"/>
+        <w:spacing w:after="0" w:afterAutospacing="0" w:before="0" w:beforeAutospacing="0" w:line="360" w:lineRule="auto"/>
+        <w:ind w:left="1440" w:hanging="360"/>
+        <w:rPr>
+          <w:color w:val="0a0a0a"/>
+        </w:rPr>
+      </w:pPr>
+      <w:r>
+        <w:rPr>
+          <w:b w:val="1"/>
+          <w:bCs w:val="1"/>
+          <w:color w:val="0a0a0a"/>
+          <w:rtl w:val="0"/>
+        </w:rPr>
+        <w:t xml:space="preserve">Dados Incluídos:</w:t>
+      </w:r>
+      <w:r>
+        <w:rPr>
+          <w:color w:val="0a0a0a"/>
+          <w:rtl w:val="0"/>
+        </w:rPr>
+        <w:t xml:space="preserve"> Nome do Lojista, Metadados da Transação. É importante não incluir não a data de transação nesta história para não confundir fração com notação de data.</w:t>
+      </w:r>
+    </w:p>
+    <w:p>
+      <w:pPr>
+        <w:numPr>
+          <w:ilvl w:val="1"/>
+          <w:numId w:val="5"/>
+        </w:numPr>
+        <w:pBdr>
+          <w:top w:color="auto" w:space="0" w:sz="0" w:val="none"/>
+          <w:bottom w:color="auto" w:space="0" w:sz="0" w:val="none"/>
+          <w:right w:color="auto" w:space="0" w:sz="0" w:val="none"/>
+          <w:between w:color="auto" w:space="0" w:sz="0" w:val="none"/>
+        </w:pBdr>
+        <w:shd w:fill="ffffff" w:val="clear"/>
+        <w:spacing w:after="0" w:afterAutospacing="0" w:before="0" w:beforeAutospacing="0" w:line="360" w:lineRule="auto"/>
+        <w:ind w:left="1440" w:hanging="360"/>
+        <w:rPr>
+          <w:color w:val="0a0a0a"/>
+        </w:rPr>
+      </w:pPr>
+      <w:r>
+        <w:rPr>
+          <w:b w:val="1"/>
+          <w:bCs w:val="1"/>
+          <w:color w:val="0a0a0a"/>
+          <w:rtl w:val="0"/>
+        </w:rPr>
+        <w:t xml:space="preserve">Dados de Saída:</w:t>
+      </w:r>
+      <w:r>
+        <w:rPr>
+          <w:color w:val="0a0a0a"/>
+          <w:rtl w:val="0"/>
+        </w:rPr>
+        <w:t xml:space="preserve"> Status da Transação (Pendente de Validação / Assinatura Confirmada / Não-Assinatura).</w:t>
+      </w:r>
+    </w:p>
+    <w:p>
+      <w:pPr>
+        <w:numPr>
+          <w:ilvl w:val="1"/>
+          <w:numId w:val="5"/>
+        </w:numPr>
+        <w:pBdr>
+          <w:top w:color="auto" w:space="0" w:sz="0" w:val="none"/>
+          <w:bottom w:color="auto" w:space="0" w:sz="0" w:val="none"/>
+          <w:right w:color="auto" w:space="0" w:sz="0" w:val="none"/>
+          <w:between w:color="auto" w:space="0" w:sz="0" w:val="none"/>
+        </w:pBdr>
+        <w:shd w:fill="ffffff" w:val="clear"/>
+        <w:spacing w:after="0" w:afterAutospacing="0" w:before="0" w:beforeAutospacing="0" w:line="360" w:lineRule="auto"/>
+        <w:ind w:left="1440" w:hanging="360"/>
+        <w:rPr>
+          <w:color w:val="0a0a0a"/>
+        </w:rPr>
+      </w:pPr>
+      <w:r>
+        <w:rPr>
+          <w:b w:val="1"/>
+          <w:bCs w:val="1"/>
+          <w:color w:val="0a0a0a"/>
+          <w:rtl w:val="0"/>
+        </w:rPr>
+        <w:t xml:space="preserve">Dados Armazenados:</w:t>
+      </w:r>
+      <w:r>
+        <w:rPr>
+          <w:color w:val="0a0a0a"/>
+          <w:rtl w:val="0"/>
+        </w:rPr>
+        <w:t xml:space="preserve"> O registro/log deve ser salvo no PostgreSQL para garantir que a informação não se perca se a API do banco cair.</w:t>
+      </w:r>
+    </w:p>
+    <w:p>
+      <w:pPr>
+        <w:numPr>
+          <w:ilvl w:val="0"/>
+          <w:numId w:val="4"/>
+        </w:numPr>
+        <w:pBdr>
+          <w:top w:color="auto" w:space="0" w:sz="0" w:val="none"/>
+          <w:bottom w:color="auto" w:space="0" w:sz="0" w:val="none"/>
+          <w:right w:color="auto" w:space="0" w:sz="0" w:val="none"/>
+          <w:between w:color="auto" w:space="0" w:sz="0" w:val="none"/>
+        </w:pBdr>
+        <w:shd w:fill="ffffff" w:val="clear"/>
+        <w:spacing w:after="0" w:afterAutospacing="0" w:before="0" w:beforeAutospacing="0" w:line="360" w:lineRule="auto"/>
+        <w:ind w:left="720" w:hanging="360"/>
+        <w:rPr>
+          <w:color w:val="0a0a0a"/>
+        </w:rPr>
+      </w:pPr>
+      <w:r>
+        <w:rPr>
+          <w:b w:val="1"/>
+          <w:bCs w:val="1"/>
+          <w:color w:val="0a0a0a"/>
+          <w:rtl w:val="0"/>
+        </w:rPr>
+        <w:t xml:space="preserve">Regras de Negócio:</w:t>
+      </w:r>
+      <w:r>
+        <w:rPr>
+          <w:color w:val="0a0a0a"/>
+          <w:rtl w:val="0"/>
+        </w:rPr>
+        <w:t xml:space="preserve"> </w:t>
+      </w:r>
+    </w:p>
+    <w:p>
+      <w:pPr>
+        <w:numPr>
+          <w:ilvl w:val="1"/>
+          <w:numId w:val="4"/>
+        </w:numPr>
+        <w:pBdr>
+          <w:top w:color="auto" w:space="0" w:sz="0" w:val="none"/>
+          <w:bottom w:color="auto" w:space="0" w:sz="0" w:val="none"/>
+          <w:right w:color="auto" w:space="0" w:sz="0" w:val="none"/>
+          <w:between w:color="auto" w:space="0" w:sz="0" w:val="none"/>
+        </w:pBdr>
+        <w:shd w:fill="ffffff" w:val="clear"/>
+        <w:spacing w:after="0" w:afterAutospacing="0" w:before="0" w:beforeAutospacing="0" w:line="360" w:lineRule="auto"/>
+        <w:ind w:left="1440" w:hanging="360"/>
+        <w:rPr>
+          <w:color w:val="0a0a0a"/>
+        </w:rPr>
+      </w:pPr>
+      <w:r>
+        <w:rPr>
+          <w:b w:val="1"/>
+          <w:bCs w:val="1"/>
+          <w:color w:val="0a0a0a"/>
+          <w:rtl w:val="0"/>
+        </w:rPr>
+        <w:t xml:space="preserve">RN01 - Exclusão das Parcelas:</w:t>
+      </w:r>
+      <w:r>
+        <w:rPr>
+          <w:color w:val="0a0a0a"/>
+          <w:rtl w:val="0"/>
+        </w:rPr>
+        <w:t xml:space="preserve"> Se houver a string "PARC" ou "01/XX", o dado é considerado compra parcelada e o Status da Transação muda para Não-Assinatura.</w:t>
+      </w:r>
+    </w:p>
+    <w:p>
+      <w:pPr>
+        <w:numPr>
+          <w:ilvl w:val="1"/>
+          <w:numId w:val="4"/>
+        </w:numPr>
+        <w:pBdr>
+          <w:top w:color="auto" w:space="0" w:sz="0" w:val="none"/>
+          <w:bottom w:color="auto" w:space="0" w:sz="0" w:val="none"/>
+          <w:right w:color="auto" w:space="0" w:sz="0" w:val="none"/>
+          <w:between w:color="auto" w:space="0" w:sz="0" w:val="none"/>
+        </w:pBdr>
+        <w:shd w:fill="ffffff" w:val="clear"/>
+        <w:spacing w:after="0" w:afterAutospacing="0" w:before="0" w:beforeAutospacing="0" w:line="360" w:lineRule="auto"/>
+        <w:ind w:left="1440" w:hanging="360"/>
+        <w:rPr>
+          <w:color w:val="0a0a0a"/>
+        </w:rPr>
+      </w:pPr>
+      <w:r>
+        <w:rPr>
+          <w:b w:val="1"/>
+          <w:bCs w:val="1"/>
+          <w:color w:val="0a0a0a"/>
+          <w:rtl w:val="0"/>
+        </w:rPr>
+        <w:t xml:space="preserve">RN02 - Sem Data de Transação:</w:t>
+      </w:r>
+      <w:r>
+        <w:rPr>
+          <w:color w:val="0a0a0a"/>
+          <w:rtl w:val="0"/>
+        </w:rPr>
+        <w:t xml:space="preserve"> A Data de Transação não pode se envolver nesta história de usuário, ou primeiro de Dezembro será confundido com “01/12”.</w:t>
+      </w:r>
+    </w:p>
+    <w:p>
+      <w:pPr>
+        <w:numPr>
+          <w:ilvl w:val="0"/>
+          <w:numId w:val="12"/>
+        </w:numPr>
+        <w:pBdr>
+          <w:top w:color="auto" w:space="0" w:sz="0" w:val="none"/>
+          <w:bottom w:color="auto" w:space="0" w:sz="0" w:val="none"/>
+          <w:right w:color="auto" w:space="0" w:sz="0" w:val="none"/>
+          <w:between w:color="auto" w:space="0" w:sz="0" w:val="none"/>
+        </w:pBdr>
+        <w:shd w:fill="ffffff" w:val="clear"/>
+        <w:spacing w:after="0" w:afterAutospacing="0" w:before="0" w:beforeAutospacing="0" w:line="360" w:lineRule="auto"/>
+        <w:ind w:left="720" w:hanging="360"/>
+        <w:rPr>
+          <w:color w:val="0a0a0a"/>
+        </w:rPr>
+      </w:pPr>
+      <w:r>
+        <w:rPr>
+          <w:b w:val="1"/>
+          <w:bCs w:val="1"/>
+          <w:color w:val="0a0a0a"/>
+          <w:rtl w:val="0"/>
+        </w:rPr>
+        <w:t xml:space="preserve">Ambiente: </w:t>
+      </w:r>
+      <w:r>
+        <w:rPr>
+          <w:color w:val="0a0a0a"/>
+          <w:rtl w:val="0"/>
+        </w:rPr>
+        <w:t xml:space="preserve">Banco de Dados Relacional (PostgreSQL) para consultas agregadas, Back-end</w:t>
+      </w:r>
+    </w:p>
+    <w:p>
+      <w:pPr>
+        <w:numPr>
+          <w:ilvl w:val="0"/>
+          <w:numId w:val="12"/>
+        </w:numPr>
+        <w:pBdr>
+          <w:top w:color="auto" w:space="0" w:sz="0" w:val="none"/>
+          <w:bottom w:color="auto" w:space="0" w:sz="0" w:val="none"/>
+          <w:right w:color="auto" w:space="0" w:sz="0" w:val="none"/>
+          <w:between w:color="auto" w:space="0" w:sz="0" w:val="none"/>
+        </w:pBdr>
+        <w:shd w:fill="ffffff" w:val="clear"/>
+        <w:spacing w:after="0" w:afterAutospacing="0" w:before="0" w:beforeAutospacing="0" w:line="360" w:lineRule="auto"/>
+        <w:ind w:left="720" w:hanging="360"/>
+        <w:rPr>
+          <w:b w:val="1"/>
+          <w:bCs w:val="1"/>
+          <w:color w:val="0a0a0a"/>
+        </w:rPr>
+      </w:pPr>
+      <w:r>
+        <w:rPr>
+          <w:b w:val="1"/>
+          <w:bCs w:val="1"/>
+          <w:color w:val="0a0a0a"/>
+          <w:rtl w:val="0"/>
+        </w:rPr>
+        <w:t xml:space="preserve">Qualidade:</w:t>
+      </w:r>
+    </w:p>
+    <w:p>
+      <w:pPr>
+        <w:numPr>
+          <w:ilvl w:val="1"/>
+          <w:numId w:val="12"/>
+        </w:numPr>
+        <w:pBdr>
+          <w:top w:color="auto" w:space="0" w:sz="0" w:val="none"/>
+          <w:bottom w:color="auto" w:space="0" w:sz="0" w:val="none"/>
+          <w:right w:color="auto" w:space="0" w:sz="0" w:val="none"/>
+          <w:between w:color="auto" w:space="0" w:sz="0" w:val="none"/>
+        </w:pBdr>
+        <w:shd w:fill="ffffff" w:val="clear"/>
+        <w:spacing w:after="0" w:afterAutospacing="0" w:before="0" w:beforeAutospacing="0" w:line="360" w:lineRule="auto"/>
+        <w:ind w:left="1440" w:hanging="360"/>
+        <w:rPr>
+          <w:color w:val="0a0a0a"/>
+        </w:rPr>
+      </w:pPr>
+      <w:r>
+        <w:rPr>
+          <w:b w:val="1"/>
+          <w:bCs w:val="1"/>
+          <w:color w:val="0a0a0a"/>
+          <w:rtl w:val="0"/>
+        </w:rPr>
+        <w:t xml:space="preserve">Performance:</w:t>
+      </w:r>
+      <w:r>
+        <w:rPr>
+          <w:color w:val="0a0a0a"/>
+          <w:rtl w:val="0"/>
+        </w:rPr>
+        <w:t xml:space="preserve"> O processamento deve ocorrer em background para não travar a abertura do app pelo usuário.</w:t>
+      </w:r>
+    </w:p>
+    <w:p>
+      <w:pPr>
+        <w:numPr>
+          <w:ilvl w:val="1"/>
+          <w:numId w:val="12"/>
+        </w:numPr>
+        <w:pBdr>
+          <w:top w:color="auto" w:space="0" w:sz="0" w:val="none"/>
+          <w:bottom w:color="auto" w:space="0" w:sz="0" w:val="none"/>
+          <w:right w:color="auto" w:space="0" w:sz="0" w:val="none"/>
+          <w:between w:color="auto" w:space="0" w:sz="0" w:val="none"/>
+        </w:pBdr>
+        <w:shd w:fill="ffffff" w:val="clear"/>
+        <w:spacing w:after="0" w:afterAutospacing="0" w:before="0" w:beforeAutospacing="0" w:line="360" w:lineRule="auto"/>
+        <w:ind w:left="1440" w:hanging="360"/>
+        <w:rPr>
+          <w:color w:val="0a0a0a"/>
+        </w:rPr>
+      </w:pPr>
+      <w:r>
+        <w:rPr>
+          <w:b w:val="1"/>
+          <w:bCs w:val="1"/>
+          <w:color w:val="0a0a0a"/>
+          <w:rtl w:val="0"/>
+        </w:rPr>
+        <w:t xml:space="preserve">Segurança:</w:t>
+      </w:r>
+      <w:r>
+        <w:rPr>
+          <w:color w:val="0a0a0a"/>
+          <w:rtl w:val="0"/>
+        </w:rPr>
+        <w:t xml:space="preserve"> Dados sensíveis de transações devem estar criptografados.</w:t>
+      </w:r>
+    </w:p>
+    <w:p>
+      <w:pPr>
+        <w:numPr>
+          <w:ilvl w:val="1"/>
+          <w:numId w:val="12"/>
+        </w:numPr>
+        <w:pBdr>
+          <w:top w:color="auto" w:space="0" w:sz="0" w:val="none"/>
+          <w:bottom w:color="auto" w:space="0" w:sz="0" w:val="none"/>
+          <w:right w:color="auto" w:space="0" w:sz="0" w:val="none"/>
+          <w:between w:color="auto" w:space="0" w:sz="0" w:val="none"/>
+        </w:pBdr>
+        <w:shd w:fill="ffffff" w:val="clear"/>
+        <w:spacing w:after="240" w:before="0" w:beforeAutospacing="0" w:line="360" w:lineRule="auto"/>
+        <w:ind w:left="1440" w:hanging="360"/>
+        <w:rPr>
+          <w:color w:val="0a0a0a"/>
+        </w:rPr>
+      </w:pPr>
+      <w:r>
+        <w:rPr>
+          <w:b w:val="1"/>
+          <w:bCs w:val="1"/>
+          <w:color w:val="0a0a0a"/>
+          <w:rtl w:val="0"/>
+        </w:rPr>
+        <w:t xml:space="preserve">Confiabilidade:</w:t>
+      </w:r>
+      <w:r>
+        <w:rPr>
+          <w:color w:val="0a0a0a"/>
+          <w:rtl w:val="0"/>
+        </w:rPr>
+        <w:t xml:space="preserve"> O índice de falsos positivos deve ser inferior a 2%.</w:t>
+      </w:r>
+    </w:p>
+    <w:p>
+      <w:pPr>
+        <w:pStyle w:val="Heading3"/>
+        <w:keepNext w:val="0"/>
+        <w:keepLines w:val="0"/>
+        <w:spacing w:before="280" w:lineRule="auto"/>
+        <w:rPr>
+          <w:b w:val="1"/>
+          <w:bCs w:val="1"/>
+          <w:color w:val="000000"/>
+          <w:sz w:val="26"/>
+          <w:szCs w:val="26"/>
+        </w:rPr>
+      </w:pPr>
+      <w:bookmarkStart w:colFirst="0" w:colLast="0" w:name="_pt9hkveqp028" w:id="55"/>
+      <w:bookmarkEnd w:id="55"/>
+      <w:r>
+        <w:rPr>
+          <w:b w:val="1"/>
+          <w:bCs w:val="1"/>
+          <w:color w:val="000000"/>
+          <w:sz w:val="26"/>
+          <w:szCs w:val="26"/>
+          <w:rtl w:val="0"/>
+        </w:rPr>
+        <w:t xml:space="preserve">Critérios de Aceite</w:t>
+      </w:r>
+    </w:p>
+    <w:p>
+      <w:pPr>
+        <w:pStyle w:val="Heading4"/>
+        <w:spacing w:after="240" w:before="240" w:lineRule="auto"/>
+        <w:rPr>
+          <w:b w:val="1"/>
+          <w:bCs w:val="1"/>
+        </w:rPr>
+      </w:pPr>
+      <w:bookmarkStart w:colFirst="0" w:colLast="0" w:name="_i7v8e8sm4bu5" w:id="56"/>
+      <w:bookmarkEnd w:id="56"/>
+      <w:r>
+        <w:rPr>
+          <w:b w:val="1"/>
+          <w:bCs w:val="1"/>
+          <w:rtl w:val="0"/>
+        </w:rPr>
+        <w:t xml:space="preserve">Cenário: Filtro de Compras Parceladas</w:t>
+      </w:r>
+    </w:p>
+    <w:p>
+      <w:pPr>
+        <w:spacing w:after="240" w:before="240" w:lineRule="auto"/>
+        <w:rPr/>
+      </w:pPr>
+      <w:r>
+        <w:rPr>
+          <w:b w:val="1"/>
+          <w:bCs w:val="1"/>
+          <w:rtl w:val="0"/>
+        </w:rPr>
+        <w:t xml:space="preserve">DADO</w:t>
+      </w:r>
+      <w:r>
+        <w:rPr>
+          <w:rtl w:val="0"/>
+        </w:rPr>
+        <w:t xml:space="preserve"> que a fatura apresenta na transação “</w:t>
+      </w:r>
+      <w:r>
+        <w:rPr>
+          <w:b w:val="1"/>
+          <w:bCs w:val="1"/>
+          <w:rtl w:val="0"/>
+        </w:rPr>
+        <w:t xml:space="preserve">PARC</w:t>
+      </w:r>
+      <w:r>
+        <w:rPr>
+          <w:rtl w:val="0"/>
+        </w:rPr>
+        <w:t xml:space="preserve">” ou “</w:t>
+      </w:r>
+      <w:r>
+        <w:rPr>
+          <w:b w:val="1"/>
+          <w:bCs w:val="1"/>
+          <w:rtl w:val="0"/>
+        </w:rPr>
+        <w:t xml:space="preserve">01/10</w:t>
+      </w:r>
+      <w:r>
+        <w:rPr>
+          <w:rtl w:val="0"/>
+        </w:rPr>
+        <w:t xml:space="preserve">”</w:t>
+      </w:r>
+      <w:r>
+        <w:rPr>
+          <w:rFonts w:ascii="Roboto Mono" w:cs="Roboto Mono" w:eastAsia="Roboto Mono" w:hAnsi="Roboto Mono"/>
+          <w:color w:val="188038"/>
+          <w:rtl w:val="0"/>
+        </w:rPr>
+        <w:t xml:space="preserve">,</w:t>
+      </w:r>
+      <w:r>
+        <w:rPr>
+          <w:rtl w:val="0"/>
+        </w:rPr>
+      </w:r>
+    </w:p>
+    <w:p>
+      <w:pPr>
+        <w:spacing w:after="240" w:before="240" w:lineRule="auto"/>
+        <w:rPr/>
+      </w:pPr>
+      <w:r>
+        <w:rPr>
+          <w:b w:val="1"/>
+          <w:bCs w:val="1"/>
+          <w:rtl w:val="0"/>
+        </w:rPr>
+        <w:t xml:space="preserve">QUANDO</w:t>
+      </w:r>
+      <w:r>
+        <w:rPr>
+          <w:rtl w:val="0"/>
+        </w:rPr>
+        <w:t xml:space="preserve"> o motor de busca processar os dados da fatura,</w:t>
+      </w:r>
+    </w:p>
+    <w:p>
+      <w:pPr>
+        <w:spacing w:after="240" w:before="240" w:lineRule="auto"/>
+        <w:rPr/>
+      </w:pPr>
+      <w:r>
+        <w:rPr>
+          <w:b w:val="1"/>
+          <w:bCs w:val="1"/>
+          <w:rtl w:val="0"/>
+        </w:rPr>
+        <w:t xml:space="preserve">ENTÃO</w:t>
+      </w:r>
+      <w:r>
+        <w:rPr>
+          <w:rtl w:val="0"/>
+        </w:rPr>
+        <w:t xml:space="preserve"> o sistema deve ignorar esta transação para o Radar de Assinaturas, identificando-a como Status de Assinatura “REJEITADO”.</w:t>
+      </w:r>
+    </w:p>
+    <w:p>
+      <w:pPr>
+        <w:pStyle w:val="Heading4"/>
+        <w:spacing w:after="240" w:before="240" w:lineRule="auto"/>
+        <w:rPr>
+          <w:b w:val="1"/>
+          <w:bCs w:val="1"/>
+        </w:rPr>
+      </w:pPr>
+      <w:bookmarkStart w:colFirst="0" w:colLast="0" w:name="_qiiuzi7lm603" w:id="57"/>
+      <w:bookmarkEnd w:id="57"/>
+      <w:r>
+        <w:rPr>
+          <w:b w:val="1"/>
+          <w:bCs w:val="1"/>
+          <w:rtl w:val="0"/>
+        </w:rPr>
+        <w:t xml:space="preserve">Cenário: Filtro de Compras Parceladas</w:t>
+      </w:r>
+    </w:p>
+    <w:p>
+      <w:pPr>
+        <w:spacing w:after="240" w:before="240" w:lineRule="auto"/>
+        <w:rPr/>
+      </w:pPr>
+      <w:r>
+        <w:rPr>
+          <w:b w:val="1"/>
+          <w:bCs w:val="1"/>
+          <w:rtl w:val="0"/>
+        </w:rPr>
+        <w:t xml:space="preserve">DADO</w:t>
+      </w:r>
+      <w:r>
+        <w:rPr>
+          <w:rtl w:val="0"/>
+        </w:rPr>
+        <w:t xml:space="preserve"> que a fatura não apresenta na transação “</w:t>
+      </w:r>
+      <w:r>
+        <w:rPr>
+          <w:b w:val="1"/>
+          <w:bCs w:val="1"/>
+          <w:rtl w:val="0"/>
+        </w:rPr>
+        <w:t xml:space="preserve">03/07</w:t>
+      </w:r>
+      <w:r>
+        <w:rPr>
+          <w:rtl w:val="0"/>
+        </w:rPr>
+        <w:t xml:space="preserve">” ou “</w:t>
+      </w:r>
+      <w:r>
+        <w:rPr>
+          <w:b w:val="1"/>
+          <w:bCs w:val="1"/>
+          <w:rtl w:val="0"/>
+        </w:rPr>
+        <w:t xml:space="preserve">PARC</w:t>
+      </w:r>
+      <w:r>
+        <w:rPr>
+          <w:rtl w:val="0"/>
+        </w:rPr>
+        <w:t xml:space="preserve">”</w:t>
+      </w:r>
+      <w:r>
+        <w:rPr>
+          <w:rFonts w:ascii="Roboto Mono" w:cs="Roboto Mono" w:eastAsia="Roboto Mono" w:hAnsi="Roboto Mono"/>
+          <w:color w:val="188038"/>
+          <w:rtl w:val="0"/>
+        </w:rPr>
+        <w:t xml:space="preserve">,</w:t>
+      </w:r>
+      <w:r>
+        <w:rPr>
+          <w:rtl w:val="0"/>
+        </w:rPr>
+      </w:r>
+    </w:p>
+    <w:p>
+      <w:pPr>
+        <w:spacing w:after="240" w:before="240" w:lineRule="auto"/>
+        <w:rPr/>
+      </w:pPr>
+      <w:r>
+        <w:rPr>
+          <w:b w:val="1"/>
+          <w:bCs w:val="1"/>
+          <w:rtl w:val="0"/>
+        </w:rPr>
+        <w:t xml:space="preserve">QUANDO</w:t>
+      </w:r>
+      <w:r>
+        <w:rPr>
+          <w:rtl w:val="0"/>
+        </w:rPr>
+        <w:t xml:space="preserve"> o motor de busca processar os dados da fatura,</w:t>
+      </w:r>
+    </w:p>
+    <w:p>
+      <w:pPr>
+        <w:spacing w:after="240" w:before="240" w:lineRule="auto"/>
+        <w:rPr/>
+      </w:pPr>
+      <w:r>
+        <w:rPr>
+          <w:b w:val="1"/>
+          <w:bCs w:val="1"/>
+          <w:rtl w:val="0"/>
+        </w:rPr>
+        <w:t xml:space="preserve">ENTÃO</w:t>
+      </w:r>
+      <w:r>
+        <w:rPr>
+          <w:rtl w:val="0"/>
+        </w:rPr>
+        <w:t xml:space="preserve"> o sistema deve identificar o Status de Assinatura como “CONFIRMADO”</w:t>
+      </w:r>
+    </w:p>
+    <w:p>
+      <w:pPr>
+        <w:pStyle w:val="Heading2"/>
+        <w:spacing w:after="240" w:before="240" w:lineRule="auto"/>
+        <w:ind w:right="600"/>
+        <w:rPr>
+          <w:b w:val="1"/>
+          <w:bCs w:val="1"/>
+          <w:color w:val="0a0a0a"/>
+          <w:sz w:val="22"/>
+          <w:szCs w:val="22"/>
+        </w:rPr>
+      </w:pPr>
+      <w:bookmarkStart w:colFirst="0" w:colLast="0" w:name="_354o3wop1wfy" w:id="58"/>
+      <w:bookmarkEnd w:id="58"/>
+      <w:r>
+        <w:rPr>
+          <w:b w:val="1"/>
+          <w:bCs w:val="1"/>
+          <w:rtl w:val="0"/>
+        </w:rPr>
+        <w:t xml:space="preserve">História de Usuário 7 - Persistência de Transações Validadas</w:t>
+      </w:r>
+      <w:r>
+        <w:rPr>
+          <w:rtl w:val="0"/>
+        </w:rPr>
+      </w:r>
+    </w:p>
+    <w:p>
+      <w:pPr>
+        <w:pBdr>
+          <w:top w:color="auto" w:space="0" w:sz="0" w:val="none"/>
+          <w:bottom w:color="auto" w:space="0" w:sz="0" w:val="none"/>
+          <w:right w:color="auto" w:space="0" w:sz="0" w:val="none"/>
+          <w:between w:color="auto" w:space="0" w:sz="0" w:val="none"/>
+        </w:pBdr>
+        <w:shd w:fill="ffffff" w:val="clear"/>
+        <w:spacing w:after="240" w:before="240" w:line="360" w:lineRule="auto"/>
+        <w:rPr>
+          <w:color w:val="0a0a0a"/>
+        </w:rPr>
+      </w:pPr>
+      <w:r>
+        <w:rPr>
+          <w:color w:val="0a0a0a"/>
+          <w:rtl w:val="0"/>
+        </w:rPr>
+        <w:t xml:space="preserve">O produto deve identificar de modo automático os gastos mensais e diferenciar uma compra única na Amazon de uma assinatura do Amazon Prime.</w:t>
+      </w:r>
+    </w:p>
+    <w:p>
+      <w:pPr>
+        <w:pStyle w:val="Heading3"/>
+        <w:keepNext w:val="0"/>
+        <w:keepLines w:val="0"/>
+        <w:spacing w:before="280" w:lineRule="auto"/>
+        <w:rPr>
+          <w:color w:val="0a0a0a"/>
+        </w:rPr>
+      </w:pPr>
+      <w:bookmarkStart w:colFirst="0" w:colLast="0" w:name="_yih4udy25tqh" w:id="59"/>
+      <w:bookmarkEnd w:id="59"/>
+      <w:r>
+        <w:rPr>
+          <w:b w:val="1"/>
+          <w:bCs w:val="1"/>
+          <w:color w:val="000000"/>
+          <w:sz w:val="26"/>
+          <w:szCs w:val="26"/>
+          <w:rtl w:val="0"/>
+        </w:rPr>
+        <w:t xml:space="preserve">História de Usuário</w:t>
+      </w:r>
+      <w:r>
+        <w:rPr>
+          <w:rtl w:val="0"/>
+        </w:rPr>
+      </w:r>
+    </w:p>
+    <w:p>
+      <w:pPr>
+        <w:spacing w:after="240" w:before="240" w:lineRule="auto"/>
+        <w:ind w:left="600" w:right="600" w:firstLine="0"/>
+        <w:rPr/>
+      </w:pPr>
+      <w:r>
+        <w:rPr>
+          <w:b w:val="1"/>
+          <w:bCs w:val="1"/>
+          <w:rtl w:val="0"/>
+        </w:rPr>
+        <w:t xml:space="preserve">COMO </w:t>
+      </w:r>
+      <w:r>
+        <w:rPr>
+          <w:rtl w:val="0"/>
+        </w:rPr>
+        <w:t xml:space="preserve">sistema de Vida Financeira,</w:t>
+      </w:r>
+    </w:p>
+    <w:p>
+      <w:pPr>
+        <w:spacing w:after="240" w:before="240" w:lineRule="auto"/>
+        <w:ind w:left="600" w:right="600" w:firstLine="0"/>
+        <w:rPr/>
+      </w:pPr>
+      <w:r>
+        <w:rPr>
+          <w:b w:val="1"/>
+          <w:bCs w:val="1"/>
+          <w:rtl w:val="0"/>
+        </w:rPr>
+        <w:t xml:space="preserve">QUERO</w:t>
+      </w:r>
+      <w:r>
+        <w:rPr>
+          <w:rtl w:val="0"/>
+        </w:rPr>
+        <w:t xml:space="preserve"> salvar o log e o registro das transações que foram validadas pelo sistema interno,</w:t>
+      </w:r>
+    </w:p>
+    <w:p>
+      <w:pPr>
+        <w:spacing w:after="240" w:before="240" w:lineRule="auto"/>
+        <w:ind w:left="600" w:right="600" w:firstLine="0"/>
+        <w:rPr/>
+      </w:pPr>
+      <w:r>
+        <w:rPr>
+          <w:b w:val="1"/>
+          <w:bCs w:val="1"/>
+          <w:rtl w:val="0"/>
+        </w:rPr>
+        <w:t xml:space="preserve">PARA QUE</w:t>
+      </w:r>
+      <w:r>
+        <w:rPr>
+          <w:rtl w:val="0"/>
+        </w:rPr>
+        <w:t xml:space="preserve"> as assinaturas confirmadas não desapareçam da tela do cliente.</w:t>
+      </w:r>
+    </w:p>
+    <w:p>
+      <w:pPr>
+        <w:pStyle w:val="Heading3"/>
+        <w:keepNext w:val="0"/>
+        <w:keepLines w:val="0"/>
+        <w:spacing w:before="280" w:lineRule="auto"/>
+        <w:rPr>
+          <w:b w:val="1"/>
+          <w:bCs w:val="1"/>
+          <w:color w:val="000000"/>
+          <w:sz w:val="26"/>
+          <w:szCs w:val="26"/>
+        </w:rPr>
+      </w:pPr>
+      <w:bookmarkStart w:colFirst="0" w:colLast="0" w:name="_s9ws1x7c1bqz" w:id="60"/>
+      <w:bookmarkEnd w:id="60"/>
+      <w:r>
+        <w:rPr>
+          <w:b w:val="1"/>
+          <w:bCs w:val="1"/>
+          <w:color w:val="000000"/>
+          <w:sz w:val="26"/>
+          <w:szCs w:val="26"/>
+          <w:rtl w:val="0"/>
+        </w:rPr>
+        <w:t xml:space="preserve">Sete Dimensões do Produto</w:t>
+      </w:r>
+    </w:p>
+    <w:p>
+      <w:pPr>
+        <w:numPr>
+          <w:ilvl w:val="0"/>
+          <w:numId w:val="11"/>
+        </w:numPr>
+        <w:pBdr>
+          <w:top w:color="auto" w:space="0" w:sz="0" w:val="none"/>
+          <w:bottom w:color="auto" w:space="0" w:sz="0" w:val="none"/>
+          <w:right w:color="auto" w:space="0" w:sz="0" w:val="none"/>
+          <w:between w:color="auto" w:space="0" w:sz="0" w:val="none"/>
+        </w:pBdr>
+        <w:shd w:fill="ffffff" w:val="clear"/>
+        <w:spacing w:after="0" w:afterAutospacing="0" w:before="240" w:line="360" w:lineRule="auto"/>
+        <w:ind w:left="720" w:hanging="360"/>
+        <w:rPr>
+          <w:color w:val="0a0a0a"/>
+        </w:rPr>
+      </w:pPr>
+      <w:r>
+        <w:rPr>
+          <w:b w:val="1"/>
+          <w:bCs w:val="1"/>
+          <w:color w:val="0a0a0a"/>
+          <w:rtl w:val="0"/>
+        </w:rPr>
+        <w:t xml:space="preserve">Usuários:</w:t>
+      </w:r>
+      <w:r>
+        <w:rPr>
+          <w:color w:val="0a0a0a"/>
+          <w:rtl w:val="0"/>
+        </w:rPr>
+        <w:t xml:space="preserve"> O sistema (Backend) e o Cliente Final (que se beneficia da persistência).</w:t>
+      </w:r>
+      <w:r>
+        <w:rPr>
+          <w:rtl w:val="0"/>
+        </w:rPr>
+      </w:r>
+    </w:p>
+    <w:p>
+      <w:pPr>
+        <w:numPr>
+          <w:ilvl w:val="0"/>
+          <w:numId w:val="9"/>
+        </w:numPr>
+        <w:pBdr>
+          <w:top w:color="auto" w:space="0" w:sz="0" w:val="none"/>
+          <w:bottom w:color="auto" w:space="0" w:sz="0" w:val="none"/>
+          <w:right w:color="auto" w:space="0" w:sz="0" w:val="none"/>
+          <w:between w:color="auto" w:space="0" w:sz="0" w:val="none"/>
+        </w:pBdr>
+        <w:shd w:fill="ffffff" w:val="clear"/>
+        <w:spacing w:after="0" w:afterAutospacing="0" w:before="0" w:beforeAutospacing="0" w:line="360" w:lineRule="auto"/>
+        <w:ind w:left="720" w:hanging="360"/>
+        <w:rPr>
+          <w:color w:val="0a0a0a"/>
+        </w:rPr>
+      </w:pPr>
+      <w:r>
+        <w:rPr>
+          <w:b w:val="1"/>
+          <w:bCs w:val="1"/>
+          <w:color w:val="0a0a0a"/>
+          <w:rtl w:val="0"/>
+        </w:rPr>
+        <w:t xml:space="preserve">Interface:</w:t>
+      </w:r>
+      <w:r>
+        <w:rPr>
+          <w:color w:val="0a0a0a"/>
+          <w:rtl w:val="0"/>
+        </w:rPr>
+        <w:t xml:space="preserve"> Camada de persistência (Database/PostgreSQL) e Redis (Cache). O usuário não "vê" o log, mas vê o resultado (os dados salvos anteriormente).</w:t>
+      </w:r>
+    </w:p>
+    <w:p>
+      <w:pPr>
+        <w:numPr>
+          <w:ilvl w:val="0"/>
+          <w:numId w:val="8"/>
+        </w:numPr>
+        <w:pBdr>
+          <w:top w:color="auto" w:space="0" w:sz="0" w:val="none"/>
+          <w:bottom w:color="auto" w:space="0" w:sz="0" w:val="none"/>
+          <w:right w:color="auto" w:space="0" w:sz="0" w:val="none"/>
+          <w:between w:color="auto" w:space="0" w:sz="0" w:val="none"/>
+        </w:pBdr>
+        <w:shd w:fill="ffffff" w:val="clear"/>
+        <w:spacing w:after="0" w:afterAutospacing="0" w:before="0" w:beforeAutospacing="0" w:line="360" w:lineRule="auto"/>
+        <w:ind w:left="720" w:hanging="360"/>
+        <w:rPr>
+          <w:color w:val="0a0a0a"/>
+        </w:rPr>
+      </w:pPr>
+      <w:r>
+        <w:rPr>
+          <w:b w:val="1"/>
+          <w:bCs w:val="1"/>
+          <w:color w:val="0a0a0a"/>
+          <w:rtl w:val="0"/>
+        </w:rPr>
+        <w:t xml:space="preserve">Ações:</w:t>
+      </w:r>
+      <w:r>
+        <w:rPr>
+          <w:color w:val="0a0a0a"/>
+          <w:rtl w:val="0"/>
+        </w:rPr>
+        <w:t xml:space="preserve"> Persistir (Salvar/Atualizar) o status da transação após a interação do usuário.</w:t>
+      </w:r>
+    </w:p>
+    <w:p>
+      <w:pPr>
+        <w:numPr>
+          <w:ilvl w:val="0"/>
+          <w:numId w:val="5"/>
+        </w:numPr>
+        <w:pBdr>
+          <w:top w:color="auto" w:space="0" w:sz="0" w:val="none"/>
+          <w:bottom w:color="auto" w:space="0" w:sz="0" w:val="none"/>
+          <w:right w:color="auto" w:space="0" w:sz="0" w:val="none"/>
+          <w:between w:color="auto" w:space="0" w:sz="0" w:val="none"/>
+        </w:pBdr>
+        <w:shd w:fill="ffffff" w:val="clear"/>
+        <w:spacing w:after="0" w:afterAutospacing="0" w:before="0" w:beforeAutospacing="0" w:line="360" w:lineRule="auto"/>
+        <w:ind w:left="720" w:hanging="360"/>
+        <w:rPr>
+          <w:color w:val="0a0a0a"/>
+        </w:rPr>
+      </w:pPr>
+      <w:r>
+        <w:rPr>
+          <w:b w:val="1"/>
+          <w:bCs w:val="1"/>
+          <w:color w:val="0a0a0a"/>
+          <w:rtl w:val="0"/>
+        </w:rPr>
+        <w:t xml:space="preserve">Dados: </w:t>
+      </w:r>
+      <w:r>
+        <w:rPr>
+          <w:color w:val="0a0a0a"/>
+          <w:rtl w:val="0"/>
+        </w:rPr>
+        <w:t xml:space="preserve">ID da Transação, ID do Usuário, Nome do Lojista, Valor, Data da Validação e Status da Assinatura (Confirmado/Rejeitado).</w:t>
+      </w:r>
+    </w:p>
+    <w:p>
+      <w:pPr>
+        <w:numPr>
+          <w:ilvl w:val="0"/>
+          <w:numId w:val="4"/>
+        </w:numPr>
+        <w:pBdr>
+          <w:top w:color="auto" w:space="0" w:sz="0" w:val="none"/>
+          <w:bottom w:color="auto" w:space="0" w:sz="0" w:val="none"/>
+          <w:right w:color="auto" w:space="0" w:sz="0" w:val="none"/>
+          <w:between w:color="auto" w:space="0" w:sz="0" w:val="none"/>
+        </w:pBdr>
+        <w:shd w:fill="ffffff" w:val="clear"/>
+        <w:spacing w:after="0" w:afterAutospacing="0" w:before="0" w:beforeAutospacing="0" w:line="360" w:lineRule="auto"/>
+        <w:ind w:left="720" w:hanging="360"/>
+        <w:rPr>
+          <w:color w:val="0a0a0a"/>
+        </w:rPr>
+      </w:pPr>
+      <w:r>
+        <w:rPr>
+          <w:b w:val="1"/>
+          <w:bCs w:val="1"/>
+          <w:color w:val="0a0a0a"/>
+          <w:rtl w:val="0"/>
+        </w:rPr>
+        <w:t xml:space="preserve">Regras de Negócio:</w:t>
+      </w:r>
+      <w:r>
+        <w:rPr>
+          <w:color w:val="0a0a0a"/>
+          <w:rtl w:val="0"/>
+        </w:rPr>
+        <w:t xml:space="preserve"> </w:t>
+      </w:r>
+    </w:p>
+    <w:p>
+      <w:pPr>
+        <w:numPr>
+          <w:ilvl w:val="1"/>
+          <w:numId w:val="4"/>
+        </w:numPr>
+        <w:pBdr>
+          <w:top w:color="auto" w:space="0" w:sz="0" w:val="none"/>
+          <w:bottom w:color="auto" w:space="0" w:sz="0" w:val="none"/>
+          <w:right w:color="auto" w:space="0" w:sz="0" w:val="none"/>
+          <w:between w:color="auto" w:space="0" w:sz="0" w:val="none"/>
+        </w:pBdr>
+        <w:shd w:fill="ffffff" w:val="clear"/>
+        <w:spacing w:after="0" w:afterAutospacing="0" w:before="0" w:beforeAutospacing="0" w:line="360" w:lineRule="auto"/>
+        <w:ind w:left="1440" w:hanging="360"/>
+        <w:rPr>
+          <w:color w:val="0a0a0a"/>
+        </w:rPr>
+      </w:pPr>
+      <w:r>
+        <w:rPr>
+          <w:b w:val="1"/>
+          <w:bCs w:val="1"/>
+          <w:color w:val="0a0a0a"/>
+          <w:rtl w:val="0"/>
+        </w:rPr>
+        <w:t xml:space="preserve">RN01 - Resiliência de Dados com ID da Transação:</w:t>
+      </w:r>
+      <w:r>
+        <w:rPr>
+          <w:color w:val="0a0a0a"/>
+          <w:rtl w:val="0"/>
+        </w:rPr>
+        <w:t xml:space="preserve"> Só deve salvar se a transação tiver um ID único válido;</w:t>
+      </w:r>
+    </w:p>
+    <w:p>
+      <w:pPr>
+        <w:numPr>
+          <w:ilvl w:val="1"/>
+          <w:numId w:val="4"/>
+        </w:numPr>
+        <w:pBdr>
+          <w:top w:color="auto" w:space="0" w:sz="0" w:val="none"/>
+          <w:bottom w:color="auto" w:space="0" w:sz="0" w:val="none"/>
+          <w:right w:color="auto" w:space="0" w:sz="0" w:val="none"/>
+          <w:between w:color="auto" w:space="0" w:sz="0" w:val="none"/>
+        </w:pBdr>
+        <w:shd w:fill="ffffff" w:val="clear"/>
+        <w:spacing w:after="0" w:afterAutospacing="0" w:before="0" w:beforeAutospacing="0" w:line="360" w:lineRule="auto"/>
+        <w:ind w:left="1440" w:hanging="360"/>
+        <w:rPr>
+          <w:color w:val="0a0a0a"/>
+        </w:rPr>
+      </w:pPr>
+      <w:r>
+        <w:rPr>
+          <w:b w:val="1"/>
+          <w:bCs w:val="1"/>
+          <w:color w:val="0a0a0a"/>
+          <w:rtl w:val="0"/>
+        </w:rPr>
+        <w:t xml:space="preserve">RN02 - Alteração de Dados pelo Usuário: </w:t>
+      </w:r>
+      <w:r>
+        <w:rPr>
+          <w:color w:val="0a0a0a"/>
+          <w:rtl w:val="0"/>
+        </w:rPr>
+        <w:t xml:space="preserve">Deve sobrescrever registros antigos se o usuário mudar de ideia (ex: desmarcar uma assinatura) conforme História de Usuário 8.</w:t>
+      </w:r>
+    </w:p>
+    <w:p>
+      <w:pPr>
+        <w:numPr>
+          <w:ilvl w:val="0"/>
+          <w:numId w:val="12"/>
+        </w:numPr>
+        <w:pBdr>
+          <w:top w:color="auto" w:space="0" w:sz="0" w:val="none"/>
+          <w:bottom w:color="auto" w:space="0" w:sz="0" w:val="none"/>
+          <w:right w:color="auto" w:space="0" w:sz="0" w:val="none"/>
+          <w:between w:color="auto" w:space="0" w:sz="0" w:val="none"/>
+        </w:pBdr>
+        <w:shd w:fill="ffffff" w:val="clear"/>
+        <w:spacing w:after="0" w:afterAutospacing="0" w:before="0" w:beforeAutospacing="0" w:line="360" w:lineRule="auto"/>
+        <w:ind w:left="720" w:hanging="360"/>
+        <w:rPr>
+          <w:color w:val="0a0a0a"/>
+        </w:rPr>
+      </w:pPr>
+      <w:r>
+        <w:rPr>
+          <w:b w:val="1"/>
+          <w:bCs w:val="1"/>
+          <w:color w:val="0a0a0a"/>
+          <w:rtl w:val="0"/>
+        </w:rPr>
+        <w:t xml:space="preserve">Ambiente: </w:t>
+      </w:r>
+      <w:r>
+        <w:rPr>
+          <w:color w:val="0a0a0a"/>
+          <w:rtl w:val="0"/>
+        </w:rPr>
+        <w:t xml:space="preserve">Banco de dados relacional PostgreSQL contendo logs json, Redis (cache).</w:t>
+      </w:r>
+    </w:p>
+    <w:p>
+      <w:pPr>
+        <w:numPr>
+          <w:ilvl w:val="0"/>
+          <w:numId w:val="12"/>
+        </w:numPr>
+        <w:pBdr>
+          <w:top w:color="auto" w:space="0" w:sz="0" w:val="none"/>
+          <w:bottom w:color="auto" w:space="0" w:sz="0" w:val="none"/>
+          <w:right w:color="auto" w:space="0" w:sz="0" w:val="none"/>
+          <w:between w:color="auto" w:space="0" w:sz="0" w:val="none"/>
+        </w:pBdr>
+        <w:shd w:fill="ffffff" w:val="clear"/>
+        <w:spacing w:after="0" w:afterAutospacing="0" w:before="0" w:beforeAutospacing="0" w:line="360" w:lineRule="auto"/>
+        <w:ind w:left="720" w:hanging="360"/>
+        <w:rPr>
+          <w:b w:val="1"/>
+          <w:bCs w:val="1"/>
+          <w:color w:val="0a0a0a"/>
+        </w:rPr>
+      </w:pPr>
+      <w:r>
+        <w:rPr>
+          <w:b w:val="1"/>
+          <w:bCs w:val="1"/>
+          <w:color w:val="0a0a0a"/>
+          <w:rtl w:val="0"/>
+        </w:rPr>
+        <w:t xml:space="preserve">Qualidade:</w:t>
+      </w:r>
+    </w:p>
+    <w:p>
+      <w:pPr>
+        <w:numPr>
+          <w:ilvl w:val="1"/>
+          <w:numId w:val="12"/>
+        </w:numPr>
+        <w:pBdr>
+          <w:top w:color="auto" w:space="0" w:sz="0" w:val="none"/>
+          <w:bottom w:color="auto" w:space="0" w:sz="0" w:val="none"/>
+          <w:right w:color="auto" w:space="0" w:sz="0" w:val="none"/>
+          <w:between w:color="auto" w:space="0" w:sz="0" w:val="none"/>
+        </w:pBdr>
+        <w:shd w:fill="ffffff" w:val="clear"/>
+        <w:spacing w:after="240" w:before="0" w:beforeAutospacing="0" w:line="360" w:lineRule="auto"/>
+        <w:ind w:left="1440" w:hanging="360"/>
+        <w:rPr>
+          <w:color w:val="0a0a0a"/>
+        </w:rPr>
+      </w:pPr>
+      <w:r>
+        <w:rPr>
+          <w:b w:val="1"/>
+          <w:bCs w:val="1"/>
+          <w:color w:val="0a0a0a"/>
+          <w:rtl w:val="0"/>
+        </w:rPr>
+        <w:t xml:space="preserve">Resiliência</w:t>
+      </w:r>
+      <w:r>
+        <w:rPr>
+          <w:color w:val="0a0a0a"/>
+          <w:rtl w:val="0"/>
+        </w:rPr>
+        <w:t xml:space="preserve">: Garantir que os dados de assinatura não sejam perdidos (evitando churn e frustração).</w:t>
+      </w:r>
+    </w:p>
+    <w:p>
+      <w:pPr>
+        <w:pStyle w:val="Heading3"/>
+        <w:keepNext w:val="0"/>
+        <w:keepLines w:val="0"/>
+        <w:spacing w:before="280" w:lineRule="auto"/>
+        <w:rPr>
+          <w:b w:val="1"/>
+          <w:bCs w:val="1"/>
+          <w:color w:val="000000"/>
+          <w:sz w:val="26"/>
+          <w:szCs w:val="26"/>
+        </w:rPr>
+      </w:pPr>
+      <w:bookmarkStart w:colFirst="0" w:colLast="0" w:name="_nwqfz8vfdsd8" w:id="61"/>
+      <w:bookmarkEnd w:id="61"/>
+      <w:r>
+        <w:rPr>
+          <w:b w:val="1"/>
+          <w:bCs w:val="1"/>
+          <w:color w:val="000000"/>
+          <w:sz w:val="26"/>
+          <w:szCs w:val="26"/>
+          <w:rtl w:val="0"/>
+        </w:rPr>
+        <w:t xml:space="preserve">Critérios de Aceite</w:t>
+      </w:r>
+    </w:p>
+    <w:p>
+      <w:pPr>
+        <w:pStyle w:val="Heading4"/>
+        <w:spacing w:after="240" w:before="240" w:lineRule="auto"/>
+        <w:rPr>
+          <w:b w:val="1"/>
+          <w:bCs w:val="1"/>
+        </w:rPr>
+      </w:pPr>
+      <w:bookmarkStart w:colFirst="0" w:colLast="0" w:name="_rtdk8uijkvoz" w:id="62"/>
+      <w:bookmarkEnd w:id="62"/>
+      <w:r>
+        <w:rPr>
+          <w:b w:val="1"/>
+          <w:bCs w:val="1"/>
+          <w:rtl w:val="0"/>
+        </w:rPr>
+        <w:t xml:space="preserve">Cenário: Resiliência de Dados</w:t>
+      </w:r>
+    </w:p>
+    <w:p>
+      <w:pPr>
+        <w:spacing w:after="240" w:before="240" w:lineRule="auto"/>
+        <w:rPr/>
+      </w:pPr>
+      <w:r>
+        <w:rPr>
+          <w:b w:val="1"/>
+          <w:bCs w:val="1"/>
+          <w:rtl w:val="0"/>
+        </w:rPr>
+        <w:t xml:space="preserve">DADO</w:t>
+      </w:r>
+      <w:r>
+        <w:rPr>
+          <w:rtl w:val="0"/>
+        </w:rPr>
+        <w:t xml:space="preserve"> que o usuário já validou a assinatura Disney+ anteriormente.</w:t>
+      </w:r>
+    </w:p>
+    <w:p>
+      <w:pPr>
+        <w:spacing w:after="240" w:before="240" w:lineRule="auto"/>
+        <w:rPr/>
+      </w:pPr>
+      <w:r>
+        <w:rPr>
+          <w:b w:val="1"/>
+          <w:bCs w:val="1"/>
+          <w:rtl w:val="0"/>
+        </w:rPr>
+        <w:t xml:space="preserve">QUANDO</w:t>
+      </w:r>
+      <w:r>
+        <w:rPr>
+          <w:rtl w:val="0"/>
+        </w:rPr>
+        <w:t xml:space="preserve"> a API do banco estiver offline ou falhar na consulta diária.</w:t>
+      </w:r>
+    </w:p>
+    <w:p>
+      <w:pPr>
+        <w:spacing w:after="240" w:before="240" w:lineRule="auto"/>
+        <w:rPr/>
+      </w:pPr>
+      <w:r>
+        <w:rPr>
+          <w:b w:val="1"/>
+          <w:bCs w:val="1"/>
+          <w:rtl w:val="0"/>
+        </w:rPr>
+        <w:t xml:space="preserve">ENTÃO </w:t>
+      </w:r>
+      <w:r>
+        <w:rPr>
+          <w:rtl w:val="0"/>
+        </w:rPr>
+        <w:t xml:space="preserve">o App deve buscar as informações no banco de logs PostgreSQL ou no Cache local (nesta ordem, conforme a disponibilidade)</w:t>
+      </w:r>
+    </w:p>
+    <w:p>
+      <w:pPr>
+        <w:spacing w:after="240" w:before="240" w:lineRule="auto"/>
+        <w:rPr/>
+      </w:pPr>
+      <w:r>
+        <w:rPr>
+          <w:b w:val="1"/>
+          <w:bCs w:val="1"/>
+          <w:rtl w:val="0"/>
+        </w:rPr>
+        <w:t xml:space="preserve">E</w:t>
+      </w:r>
+      <w:r>
+        <w:rPr>
+          <w:rtl w:val="0"/>
+        </w:rPr>
+        <w:t xml:space="preserve"> o sistema deve exibir os dados da assinatura, garantindo que a informação não suma do Dashboard.</w:t>
+      </w:r>
+      <w:r>
+        <w:rPr>
+          <w:rtl w:val="0"/>
+        </w:rPr>
+      </w:r>
+    </w:p>
+    <w:p>
+      <w:pPr>
+        <w:pStyle w:val="Heading2"/>
+        <w:spacing w:after="240" w:before="240" w:lineRule="auto"/>
+        <w:ind w:right="600"/>
+        <w:rPr>
+          <w:b w:val="1"/>
+          <w:bCs w:val="1"/>
+        </w:rPr>
+      </w:pPr>
+      <w:bookmarkStart w:colFirst="0" w:colLast="0" w:name="_kll69bagg4c3" w:id="63"/>
+      <w:bookmarkEnd w:id="63"/>
+      <w:r>
+        <w:rPr>
+          <w:b w:val="1"/>
+          <w:bCs w:val="1"/>
+          <w:rtl w:val="0"/>
+        </w:rPr>
+        <w:t xml:space="preserve">História de Usuário 8 - Feedback do Usuário</w:t>
+      </w:r>
+    </w:p>
+    <w:p>
+      <w:pPr>
+        <w:spacing w:after="240" w:before="240" w:lineRule="auto"/>
+        <w:rPr/>
+      </w:pPr>
+      <w:r>
+        <w:rPr>
+          <w:rtl w:val="0"/>
+        </w:rPr>
+        <w:t xml:space="preserve">O Feedback Loop aumenta a confiança do usuário e no ajuste fino do algoritmo (Machine Learning).</w:t>
+      </w:r>
+    </w:p>
+    <w:p>
+      <w:pPr>
+        <w:spacing w:after="240" w:before="240" w:lineRule="auto"/>
+        <w:ind w:left="600" w:right="600" w:firstLine="0"/>
+        <w:rPr/>
+      </w:pPr>
+      <w:r>
+        <w:rPr>
+          <w:b w:val="1"/>
+          <w:bCs w:val="1"/>
+          <w:rtl w:val="0"/>
+        </w:rPr>
+        <w:t xml:space="preserve">COMO</w:t>
+      </w:r>
+      <w:r>
+        <w:rPr>
+          <w:rtl w:val="0"/>
+        </w:rPr>
+        <w:t xml:space="preserve"> um usuário que possui múltiplas faturas,</w:t>
+      </w:r>
+    </w:p>
+    <w:p>
+      <w:pPr>
+        <w:spacing w:after="240" w:before="240" w:lineRule="auto"/>
+        <w:ind w:left="600" w:right="600" w:firstLine="0"/>
+        <w:rPr/>
+      </w:pPr>
+      <w:r>
+        <w:rPr>
+          <w:b w:val="1"/>
+          <w:bCs w:val="1"/>
+          <w:rtl w:val="0"/>
+        </w:rPr>
+        <w:t xml:space="preserve">QUERO</w:t>
+      </w:r>
+      <w:r>
+        <w:rPr>
+          <w:rtl w:val="0"/>
+        </w:rPr>
+        <w:t xml:space="preserve"> sinalizar quando uma transação não é uma assinatura,</w:t>
+      </w:r>
+    </w:p>
+    <w:p>
+      <w:pPr>
+        <w:spacing w:after="240" w:before="240" w:lineRule="auto"/>
+        <w:ind w:left="600" w:right="600" w:firstLine="0"/>
+        <w:rPr/>
+      </w:pPr>
+      <w:r>
+        <w:rPr>
+          <w:b w:val="1"/>
+          <w:bCs w:val="1"/>
+          <w:rtl w:val="0"/>
+        </w:rPr>
+        <w:t xml:space="preserve">PARA QUE</w:t>
+      </w:r>
+      <w:r>
+        <w:rPr>
+          <w:rtl w:val="0"/>
+        </w:rPr>
+        <w:t xml:space="preserve"> o sistema aprenda com minhas preferências</w:t>
+      </w:r>
+    </w:p>
+    <w:p>
+      <w:pPr>
+        <w:spacing w:after="240" w:before="240" w:lineRule="auto"/>
+        <w:ind w:left="600" w:right="600" w:firstLine="0"/>
+        <w:rPr/>
+      </w:pPr>
+      <w:r>
+        <w:rPr>
+          <w:b w:val="1"/>
+          <w:bCs w:val="1"/>
+          <w:rtl w:val="0"/>
+        </w:rPr>
+        <w:t xml:space="preserve">E</w:t>
+      </w:r>
+      <w:r>
+        <w:rPr>
+          <w:rtl w:val="0"/>
+        </w:rPr>
+        <w:t xml:space="preserve"> pare de exibir ruídos no dashboard.</w:t>
+      </w:r>
+    </w:p>
+    <w:p>
+      <w:pPr>
+        <w:pStyle w:val="Heading3"/>
+        <w:keepNext w:val="0"/>
+        <w:keepLines w:val="0"/>
+        <w:spacing w:before="280" w:lineRule="auto"/>
+        <w:rPr>
+          <w:b w:val="1"/>
+          <w:bCs w:val="1"/>
+          <w:color w:val="000000"/>
+          <w:sz w:val="26"/>
+          <w:szCs w:val="26"/>
+        </w:rPr>
+      </w:pPr>
+      <w:bookmarkStart w:colFirst="0" w:colLast="0" w:name="_zamjbo4byjq5" w:id="64"/>
+      <w:bookmarkEnd w:id="64"/>
+      <w:r>
+        <w:rPr>
+          <w:b w:val="1"/>
+          <w:bCs w:val="1"/>
+          <w:color w:val="000000"/>
+          <w:sz w:val="26"/>
+          <w:szCs w:val="26"/>
+          <w:rtl w:val="0"/>
+        </w:rPr>
+        <w:t xml:space="preserve">Sete Dimensões do Produto</w:t>
+      </w:r>
+    </w:p>
+    <w:p>
+      <w:pPr>
+        <w:numPr>
+          <w:ilvl w:val="0"/>
+          <w:numId w:val="10"/>
+        </w:numPr>
+        <w:pBdr>
+          <w:top w:color="auto" w:space="0" w:sz="0" w:val="none"/>
+          <w:bottom w:color="auto" w:space="0" w:sz="0" w:val="none"/>
+          <w:right w:color="auto" w:space="0" w:sz="0" w:val="none"/>
+          <w:between w:color="auto" w:space="0" w:sz="0" w:val="none"/>
+        </w:pBdr>
+        <w:shd w:fill="ffffff" w:val="clear"/>
+        <w:spacing w:after="0" w:afterAutospacing="0" w:before="180" w:line="360" w:lineRule="auto"/>
+        <w:ind w:left="720" w:hanging="360"/>
+        <w:rPr>
+          <w:sz w:val="22"/>
+          <w:szCs w:val="22"/>
+        </w:rPr>
+      </w:pPr>
+      <w:r>
+        <w:rPr>
+          <w:b w:val="1"/>
+          <w:bCs w:val="1"/>
+          <w:color w:val="0a0a0a"/>
+          <w:rtl w:val="0"/>
+        </w:rPr>
+        <w:t xml:space="preserve">Usuários</w:t>
+      </w:r>
+      <w:r>
+        <w:rPr>
+          <w:color w:val="0a0a0a"/>
+          <w:rtl w:val="0"/>
+        </w:rPr>
+        <w:t xml:space="preserve">: O cliente valida ou rejeita as sugestões do sistema. O sistema de ML consome os dados de feedback para calibrar os modelos de identificação global.</w:t>
+      </w:r>
+    </w:p>
+    <w:p>
+      <w:pPr>
+        <w:numPr>
+          <w:ilvl w:val="0"/>
+          <w:numId w:val="10"/>
+        </w:numPr>
+        <w:pBdr>
+          <w:top w:color="auto" w:space="0" w:sz="0" w:val="none"/>
+          <w:bottom w:color="auto" w:space="0" w:sz="0" w:val="none"/>
+          <w:right w:color="auto" w:space="0" w:sz="0" w:val="none"/>
+          <w:between w:color="auto" w:space="0" w:sz="0" w:val="none"/>
+        </w:pBdr>
+        <w:shd w:fill="ffffff" w:val="clear"/>
+        <w:spacing w:after="0" w:afterAutospacing="0" w:before="0" w:beforeAutospacing="0" w:line="360" w:lineRule="auto"/>
+        <w:ind w:left="720" w:hanging="360"/>
+        <w:rPr>
+          <w:sz w:val="22"/>
+          <w:szCs w:val="22"/>
+        </w:rPr>
+      </w:pPr>
+      <w:r>
+        <w:rPr>
+          <w:b w:val="1"/>
+          <w:bCs w:val="1"/>
+          <w:color w:val="0a0a0a"/>
+          <w:rtl w:val="0"/>
+        </w:rPr>
+        <w:t xml:space="preserve">Interfaces</w:t>
+      </w:r>
+      <w:r>
+        <w:rPr>
+          <w:color w:val="0a0a0a"/>
+          <w:rtl w:val="0"/>
+        </w:rPr>
+        <w:t xml:space="preserve">: Botão "Isto não é uma assinatura" no card da transação e uma seção de "Itens Ocultos" nas configurações. API de Feedback que recebe a sinalização do usuário e atualiza o status do Merchant no banco de dados.</w:t>
+      </w:r>
+    </w:p>
+    <w:p>
+      <w:pPr>
+        <w:numPr>
+          <w:ilvl w:val="0"/>
+          <w:numId w:val="10"/>
+        </w:numPr>
+        <w:pBdr>
+          <w:top w:color="auto" w:space="0" w:sz="0" w:val="none"/>
+          <w:bottom w:color="auto" w:space="0" w:sz="0" w:val="none"/>
+          <w:right w:color="auto" w:space="0" w:sz="0" w:val="none"/>
+          <w:between w:color="auto" w:space="0" w:sz="0" w:val="none"/>
+        </w:pBdr>
+        <w:shd w:fill="ffffff" w:val="clear"/>
+        <w:spacing w:after="0" w:afterAutospacing="0" w:before="0" w:beforeAutospacing="0" w:line="360" w:lineRule="auto"/>
+        <w:ind w:left="720" w:hanging="360"/>
+        <w:rPr>
+          <w:sz w:val="22"/>
+          <w:szCs w:val="22"/>
+        </w:rPr>
+      </w:pPr>
+      <w:r>
+        <w:rPr>
+          <w:b w:val="1"/>
+          <w:bCs w:val="1"/>
+          <w:color w:val="0a0a0a"/>
+          <w:rtl w:val="0"/>
+        </w:rPr>
+        <w:t xml:space="preserve">Ações</w:t>
+      </w:r>
+      <w:r>
+        <w:rPr>
+          <w:color w:val="0a0a0a"/>
+          <w:rtl w:val="0"/>
+        </w:rPr>
+        <w:t xml:space="preserve">: Blacklist de Merchant para o usuário; Incremento de contador de "Re-try" (ML).</w:t>
+      </w:r>
+    </w:p>
+    <w:p>
+      <w:pPr>
+        <w:numPr>
+          <w:ilvl w:val="0"/>
+          <w:numId w:val="10"/>
+        </w:numPr>
+        <w:pBdr>
+          <w:top w:color="auto" w:space="0" w:sz="0" w:val="none"/>
+          <w:bottom w:color="auto" w:space="0" w:sz="0" w:val="none"/>
+          <w:right w:color="auto" w:space="0" w:sz="0" w:val="none"/>
+          <w:between w:color="auto" w:space="0" w:sz="0" w:val="none"/>
+        </w:pBdr>
+        <w:shd w:fill="ffffff" w:val="clear"/>
+        <w:spacing w:after="0" w:afterAutospacing="0" w:before="0" w:beforeAutospacing="0" w:line="360" w:lineRule="auto"/>
+        <w:ind w:left="720" w:hanging="360"/>
+        <w:rPr>
+          <w:sz w:val="22"/>
+          <w:szCs w:val="22"/>
+        </w:rPr>
+      </w:pPr>
+      <w:r>
+        <w:rPr>
+          <w:b w:val="1"/>
+          <w:bCs w:val="1"/>
+          <w:color w:val="0a0a0a"/>
+          <w:rtl w:val="0"/>
+        </w:rPr>
+        <w:t xml:space="preserve">Dados</w:t>
+      </w:r>
+      <w:r>
+        <w:rPr>
+          <w:color w:val="0a0a0a"/>
+          <w:rtl w:val="0"/>
+        </w:rPr>
+        <w:t xml:space="preserve">: Persistência de dados garantida (ACID).</w:t>
+      </w:r>
+    </w:p>
+    <w:p>
+      <w:pPr>
+        <w:numPr>
+          <w:ilvl w:val="1"/>
+          <w:numId w:val="10"/>
+        </w:numPr>
+        <w:pBdr>
+          <w:top w:color="auto" w:space="0" w:sz="0" w:val="none"/>
+          <w:bottom w:color="auto" w:space="0" w:sz="0" w:val="none"/>
+          <w:right w:color="auto" w:space="0" w:sz="0" w:val="none"/>
+          <w:between w:color="auto" w:space="0" w:sz="0" w:val="none"/>
+        </w:pBdr>
+        <w:shd w:fill="ffffff" w:val="clear"/>
+        <w:spacing w:after="0" w:afterAutospacing="0" w:before="0" w:beforeAutospacing="0" w:line="360" w:lineRule="auto"/>
+        <w:ind w:left="1440" w:hanging="360"/>
+      </w:pPr>
+      <w:r>
+        <w:rPr>
+          <w:b w:val="1"/>
+          <w:bCs w:val="1"/>
+          <w:color w:val="0a0a0a"/>
+          <w:rtl w:val="0"/>
+        </w:rPr>
+        <w:t xml:space="preserve">Dados Consultados:</w:t>
+      </w:r>
+      <w:r>
+        <w:rPr>
+          <w:color w:val="0a0a0a"/>
+          <w:rtl w:val="0"/>
+        </w:rPr>
+        <w:t xml:space="preserve"> Lista de transações atuais e histórico de "Itens Ocultos" do usuário.</w:t>
+      </w:r>
+    </w:p>
+    <w:p>
+      <w:pPr>
+        <w:numPr>
+          <w:ilvl w:val="1"/>
+          <w:numId w:val="10"/>
+        </w:numPr>
+        <w:pBdr>
+          <w:top w:color="auto" w:space="0" w:sz="0" w:val="none"/>
+          <w:bottom w:color="auto" w:space="0" w:sz="0" w:val="none"/>
+          <w:right w:color="auto" w:space="0" w:sz="0" w:val="none"/>
+          <w:between w:color="auto" w:space="0" w:sz="0" w:val="none"/>
+        </w:pBdr>
+        <w:shd w:fill="ffffff" w:val="clear"/>
+        <w:spacing w:after="0" w:afterAutospacing="0" w:before="0" w:beforeAutospacing="0" w:line="360" w:lineRule="auto"/>
+        <w:ind w:left="1440" w:hanging="360"/>
+      </w:pPr>
+      <w:r>
+        <w:rPr>
+          <w:b w:val="1"/>
+          <w:bCs w:val="1"/>
+          <w:color w:val="0a0a0a"/>
+          <w:rtl w:val="0"/>
+        </w:rPr>
+        <w:t xml:space="preserve">Dados Incluídos:</w:t>
+      </w:r>
+      <w:r>
+        <w:rPr>
+          <w:color w:val="0a0a0a"/>
+          <w:rtl w:val="0"/>
+        </w:rPr>
+        <w:t xml:space="preserve"> user_id, merchant_id, action_type (reject/confirm), timestamp</w:t>
+      </w:r>
+    </w:p>
+    <w:p>
+      <w:pPr>
+        <w:numPr>
+          <w:ilvl w:val="1"/>
+          <w:numId w:val="10"/>
+        </w:numPr>
+        <w:pBdr>
+          <w:top w:color="auto" w:space="0" w:sz="0" w:val="none"/>
+          <w:bottom w:color="auto" w:space="0" w:sz="0" w:val="none"/>
+          <w:right w:color="auto" w:space="0" w:sz="0" w:val="none"/>
+          <w:between w:color="auto" w:space="0" w:sz="0" w:val="none"/>
+        </w:pBdr>
+        <w:shd w:fill="ffffff" w:val="clear"/>
+        <w:spacing w:after="0" w:afterAutospacing="0" w:before="0" w:beforeAutospacing="0" w:line="360" w:lineRule="auto"/>
+        <w:ind w:left="1440" w:hanging="360"/>
+      </w:pPr>
+      <w:r>
+        <w:rPr>
+          <w:b w:val="1"/>
+          <w:bCs w:val="1"/>
+          <w:color w:val="0a0a0a"/>
+          <w:rtl w:val="0"/>
+        </w:rPr>
+        <w:t xml:space="preserve">Dados Excluídos:</w:t>
+      </w:r>
+      <w:r>
+        <w:rPr>
+          <w:color w:val="0a0a0a"/>
+          <w:rtl w:val="0"/>
+        </w:rPr>
+        <w:t xml:space="preserve"> O item com a assinatura que antes era visível ao usuário no Hub.</w:t>
+      </w:r>
+    </w:p>
+    <w:p>
+      <w:pPr>
+        <w:numPr>
+          <w:ilvl w:val="0"/>
+          <w:numId w:val="10"/>
+        </w:numPr>
+        <w:pBdr>
+          <w:top w:color="auto" w:space="0" w:sz="0" w:val="none"/>
+          <w:bottom w:color="auto" w:space="0" w:sz="0" w:val="none"/>
+          <w:right w:color="auto" w:space="0" w:sz="0" w:val="none"/>
+          <w:between w:color="auto" w:space="0" w:sz="0" w:val="none"/>
+        </w:pBdr>
+        <w:shd w:fill="ffffff" w:val="clear"/>
+        <w:spacing w:after="0" w:afterAutospacing="0" w:before="0" w:beforeAutospacing="0" w:line="360" w:lineRule="auto"/>
+        <w:ind w:left="720" w:hanging="360"/>
+        <w:rPr>
+          <w:sz w:val="22"/>
+          <w:szCs w:val="22"/>
+        </w:rPr>
+      </w:pPr>
+      <w:r>
+        <w:rPr>
+          <w:b w:val="1"/>
+          <w:bCs w:val="1"/>
+          <w:color w:val="0a0a0a"/>
+          <w:rtl w:val="0"/>
+        </w:rPr>
+        <w:t xml:space="preserve">Regras de Negócio</w:t>
+      </w:r>
+      <w:r>
+        <w:rPr>
+          <w:color w:val="0a0a0a"/>
+          <w:rtl w:val="0"/>
+        </w:rPr>
+        <w:t xml:space="preserve">: </w:t>
+      </w:r>
+    </w:p>
+    <w:p>
+      <w:pPr>
+        <w:numPr>
+          <w:ilvl w:val="1"/>
+          <w:numId w:val="10"/>
+        </w:numPr>
+        <w:pBdr>
+          <w:top w:color="auto" w:space="0" w:sz="0" w:val="none"/>
+          <w:bottom w:color="auto" w:space="0" w:sz="0" w:val="none"/>
+          <w:right w:color="auto" w:space="0" w:sz="0" w:val="none"/>
+          <w:between w:color="auto" w:space="0" w:sz="0" w:val="none"/>
+        </w:pBdr>
+        <w:shd w:fill="ffffff" w:val="clear"/>
+        <w:spacing w:after="0" w:afterAutospacing="0" w:before="0" w:beforeAutospacing="0" w:line="360" w:lineRule="auto"/>
+        <w:ind w:left="1440" w:hanging="360"/>
+        <w:rPr>
+          <w:color w:val="0a0a0a"/>
+        </w:rPr>
+      </w:pPr>
+      <w:r>
+        <w:rPr>
+          <w:b w:val="1"/>
+          <w:bCs w:val="1"/>
+          <w:color w:val="0a0a0a"/>
+          <w:rtl w:val="0"/>
+        </w:rPr>
+        <w:t xml:space="preserve">RN01 - Isolamento de Decisão:</w:t>
+      </w:r>
+      <w:r>
+        <w:rPr>
+          <w:color w:val="0a0a0a"/>
+          <w:rtl w:val="0"/>
+        </w:rPr>
+        <w:t xml:space="preserve"> A ação de ocultar um item deve ser específica para o usuário que a executou, não afetando a Whitelist global do sistema imediatamente.</w:t>
+      </w:r>
+    </w:p>
+    <w:p>
+      <w:pPr>
+        <w:numPr>
+          <w:ilvl w:val="1"/>
+          <w:numId w:val="10"/>
+        </w:numPr>
+        <w:pBdr>
+          <w:top w:color="auto" w:space="0" w:sz="0" w:val="none"/>
+          <w:bottom w:color="auto" w:space="0" w:sz="0" w:val="none"/>
+          <w:right w:color="auto" w:space="0" w:sz="0" w:val="none"/>
+          <w:between w:color="auto" w:space="0" w:sz="0" w:val="none"/>
+        </w:pBdr>
+        <w:shd w:fill="ffffff" w:val="clear"/>
+        <w:spacing w:after="0" w:afterAutospacing="0" w:before="0" w:beforeAutospacing="0" w:line="360" w:lineRule="auto"/>
+        <w:ind w:left="1440" w:hanging="360"/>
+        <w:rPr>
+          <w:color w:val="0a0a0a"/>
+        </w:rPr>
+      </w:pPr>
+      <w:r>
+        <w:rPr>
+          <w:b w:val="1"/>
+          <w:bCs w:val="1"/>
+          <w:color w:val="0a0a0a"/>
+          <w:rtl w:val="0"/>
+        </w:rPr>
+        <w:t xml:space="preserve">RN02 - Regra de Reinclusão (3 Meses):</w:t>
+      </w:r>
+      <w:r>
+        <w:rPr>
+          <w:color w:val="0a0a0a"/>
+          <w:rtl w:val="0"/>
+        </w:rPr>
+        <w:t xml:space="preserve"> Um item oculto só pode ser sugerido novamente se o sistema detectar exatamente o mesmo Merchant ID por 3 meses consecutivos após a data da ocultação.</w:t>
+      </w:r>
+    </w:p>
+    <w:p>
+      <w:pPr>
+        <w:numPr>
+          <w:ilvl w:val="1"/>
+          <w:numId w:val="10"/>
+        </w:numPr>
+        <w:pBdr>
+          <w:top w:color="auto" w:space="0" w:sz="0" w:val="none"/>
+          <w:bottom w:color="auto" w:space="0" w:sz="0" w:val="none"/>
+          <w:right w:color="auto" w:space="0" w:sz="0" w:val="none"/>
+          <w:between w:color="auto" w:space="0" w:sz="0" w:val="none"/>
+        </w:pBdr>
+        <w:shd w:fill="ffffff" w:val="clear"/>
+        <w:spacing w:after="0" w:afterAutospacing="0" w:before="0" w:beforeAutospacing="0" w:line="360" w:lineRule="auto"/>
+        <w:ind w:left="1440" w:hanging="360"/>
+        <w:rPr>
+          <w:color w:val="0a0a0a"/>
+        </w:rPr>
+      </w:pPr>
+      <w:r>
+        <w:rPr>
+          <w:b w:val="1"/>
+          <w:bCs w:val="1"/>
+          <w:color w:val="0a0a0a"/>
+          <w:rtl w:val="0"/>
+        </w:rPr>
+        <w:t xml:space="preserve">RN03 - Impacto no Somatório:</w:t>
+      </w:r>
+      <w:r>
+        <w:rPr>
+          <w:color w:val="0a0a0a"/>
+          <w:rtl w:val="0"/>
+        </w:rPr>
+        <w:t xml:space="preserve"> Ao ocultar uma assinatura, o valor total do gasto mensal no Dashboard deve ser recalculado instantaneamente.</w:t>
+      </w:r>
+    </w:p>
+    <w:p>
+      <w:pPr>
+        <w:numPr>
+          <w:ilvl w:val="0"/>
+          <w:numId w:val="10"/>
+        </w:numPr>
+        <w:pBdr>
+          <w:top w:color="auto" w:space="0" w:sz="0" w:val="none"/>
+          <w:bottom w:color="auto" w:space="0" w:sz="0" w:val="none"/>
+          <w:right w:color="auto" w:space="0" w:sz="0" w:val="none"/>
+          <w:between w:color="auto" w:space="0" w:sz="0" w:val="none"/>
+        </w:pBdr>
+        <w:shd w:fill="ffffff" w:val="clear"/>
+        <w:spacing w:after="0" w:afterAutospacing="0" w:before="0" w:beforeAutospacing="0" w:line="360" w:lineRule="auto"/>
+        <w:ind w:left="720" w:hanging="360"/>
+        <w:rPr>
+          <w:sz w:val="22"/>
+          <w:szCs w:val="22"/>
+        </w:rPr>
+      </w:pPr>
+      <w:r>
+        <w:rPr>
+          <w:b w:val="1"/>
+          <w:bCs w:val="1"/>
+          <w:color w:val="0a0a0a"/>
+          <w:rtl w:val="0"/>
+        </w:rPr>
+        <w:t xml:space="preserve">Ambiente</w:t>
+      </w:r>
+      <w:r>
+        <w:rPr>
+          <w:color w:val="0a0a0a"/>
+          <w:rtl w:val="0"/>
+        </w:rPr>
+        <w:t xml:space="preserve">: </w:t>
+      </w:r>
+    </w:p>
+    <w:p>
+      <w:pPr>
+        <w:numPr>
+          <w:ilvl w:val="1"/>
+          <w:numId w:val="10"/>
+        </w:numPr>
+        <w:pBdr>
+          <w:top w:color="auto" w:space="0" w:sz="0" w:val="none"/>
+          <w:bottom w:color="auto" w:space="0" w:sz="0" w:val="none"/>
+          <w:right w:color="auto" w:space="0" w:sz="0" w:val="none"/>
+          <w:between w:color="auto" w:space="0" w:sz="0" w:val="none"/>
+        </w:pBdr>
+        <w:shd w:fill="ffffff" w:val="clear"/>
+        <w:spacing w:after="0" w:afterAutospacing="0" w:before="0" w:beforeAutospacing="0" w:line="360" w:lineRule="auto"/>
+        <w:ind w:left="1440" w:hanging="360"/>
+        <w:rPr>
+          <w:b w:val="1"/>
+          <w:bCs w:val="1"/>
+          <w:color w:val="0a0a0a"/>
+        </w:rPr>
+      </w:pPr>
+      <w:r>
+        <w:rPr>
+          <w:b w:val="1"/>
+          <w:bCs w:val="1"/>
+          <w:color w:val="0a0a0a"/>
+          <w:rtl w:val="0"/>
+        </w:rPr>
+        <w:t xml:space="preserve">Back-end: </w:t>
+      </w:r>
+      <w:r>
+        <w:rPr>
+          <w:color w:val="0a0a0a"/>
+          <w:rtl w:val="0"/>
+        </w:rPr>
+        <w:t xml:space="preserve">Serviço de gerenciamento de perfil de usuário e preferências.</w:t>
+      </w:r>
+    </w:p>
+    <w:p>
+      <w:pPr>
+        <w:numPr>
+          <w:ilvl w:val="1"/>
+          <w:numId w:val="10"/>
+        </w:numPr>
+        <w:pBdr>
+          <w:top w:color="auto" w:space="0" w:sz="0" w:val="none"/>
+          <w:bottom w:color="auto" w:space="0" w:sz="0" w:val="none"/>
+          <w:right w:color="auto" w:space="0" w:sz="0" w:val="none"/>
+          <w:between w:color="auto" w:space="0" w:sz="0" w:val="none"/>
+        </w:pBdr>
+        <w:shd w:fill="ffffff" w:val="clear"/>
+        <w:spacing w:after="0" w:afterAutospacing="0" w:before="0" w:beforeAutospacing="0" w:line="360" w:lineRule="auto"/>
+        <w:ind w:left="1440" w:hanging="360"/>
+        <w:rPr>
+          <w:b w:val="1"/>
+          <w:bCs w:val="1"/>
+          <w:color w:val="0a0a0a"/>
+        </w:rPr>
+      </w:pPr>
+      <w:r>
+        <w:rPr>
+          <w:b w:val="1"/>
+          <w:bCs w:val="1"/>
+          <w:color w:val="0a0a0a"/>
+          <w:rtl w:val="0"/>
+        </w:rPr>
+        <w:t xml:space="preserve">Banco de Dados: </w:t>
+      </w:r>
+      <w:r>
+        <w:rPr>
+          <w:color w:val="0a0a0a"/>
+          <w:rtl w:val="0"/>
+        </w:rPr>
+        <w:t xml:space="preserve">Tabela NoSQL para persistência.</w:t>
+      </w:r>
+    </w:p>
+    <w:p>
+      <w:pPr>
+        <w:numPr>
+          <w:ilvl w:val="1"/>
+          <w:numId w:val="10"/>
+        </w:numPr>
+        <w:pBdr>
+          <w:top w:color="auto" w:space="0" w:sz="0" w:val="none"/>
+          <w:bottom w:color="auto" w:space="0" w:sz="0" w:val="none"/>
+          <w:right w:color="auto" w:space="0" w:sz="0" w:val="none"/>
+          <w:between w:color="auto" w:space="0" w:sz="0" w:val="none"/>
+        </w:pBdr>
+        <w:shd w:fill="ffffff" w:val="clear"/>
+        <w:spacing w:after="0" w:afterAutospacing="0" w:before="0" w:beforeAutospacing="0" w:line="360" w:lineRule="auto"/>
+        <w:ind w:left="1440" w:hanging="360"/>
+        <w:rPr>
+          <w:b w:val="1"/>
+          <w:bCs w:val="1"/>
+          <w:color w:val="0a0a0a"/>
+        </w:rPr>
+      </w:pPr>
+      <w:r>
+        <w:rPr>
+          <w:b w:val="1"/>
+          <w:bCs w:val="1"/>
+          <w:color w:val="0a0a0a"/>
+          <w:rtl w:val="0"/>
+        </w:rPr>
+        <w:t xml:space="preserve">Engine de Machine Learning: </w:t>
+      </w:r>
+      <w:r>
+        <w:rPr>
+          <w:color w:val="0a0a0a"/>
+          <w:rtl w:val="0"/>
+        </w:rPr>
+        <w:t xml:space="preserve">Módulo de treinamento que processa os feedbacks negativos.</w:t>
+      </w:r>
+    </w:p>
+    <w:p>
+      <w:pPr>
+        <w:numPr>
+          <w:ilvl w:val="0"/>
+          <w:numId w:val="10"/>
+        </w:numPr>
+        <w:pBdr>
+          <w:top w:color="auto" w:space="0" w:sz="0" w:val="none"/>
+          <w:bottom w:color="auto" w:space="0" w:sz="0" w:val="none"/>
+          <w:right w:color="auto" w:space="0" w:sz="0" w:val="none"/>
+          <w:between w:color="auto" w:space="0" w:sz="0" w:val="none"/>
+        </w:pBdr>
+        <w:shd w:fill="ffffff" w:val="clear"/>
+        <w:spacing w:after="420" w:before="0" w:beforeAutospacing="0" w:line="360" w:lineRule="auto"/>
+        <w:ind w:left="720" w:hanging="360"/>
+        <w:rPr>
+          <w:sz w:val="22"/>
+          <w:szCs w:val="22"/>
+        </w:rPr>
+      </w:pPr>
+      <w:r>
+        <w:rPr>
+          <w:b w:val="1"/>
+          <w:bCs w:val="1"/>
+          <w:color w:val="0a0a0a"/>
+          <w:rtl w:val="0"/>
+        </w:rPr>
+        <w:t xml:space="preserve">Qualidade</w:t>
+      </w:r>
+      <w:r>
+        <w:rPr>
+          <w:color w:val="0a0a0a"/>
+          <w:rtl w:val="0"/>
+        </w:rPr>
+        <w:t xml:space="preserve">: Feedback visual imediato ao clicar no botão (ex: card desaparecendo com animação).</w:t>
+      </w:r>
+    </w:p>
+    <w:p>
+      <w:pPr>
+        <w:pStyle w:val="Heading3"/>
+        <w:keepNext w:val="0"/>
+        <w:keepLines w:val="0"/>
+        <w:spacing w:before="280" w:lineRule="auto"/>
+        <w:rPr>
+          <w:b w:val="1"/>
+          <w:bCs w:val="1"/>
+          <w:color w:val="000000"/>
+          <w:sz w:val="26"/>
+          <w:szCs w:val="26"/>
+        </w:rPr>
+      </w:pPr>
+      <w:bookmarkStart w:colFirst="0" w:colLast="0" w:name="_mw0mu89w5iwi" w:id="65"/>
+      <w:bookmarkEnd w:id="65"/>
+      <w:r>
+        <w:rPr>
+          <w:b w:val="1"/>
+          <w:bCs w:val="1"/>
+          <w:color w:val="000000"/>
+          <w:sz w:val="26"/>
+          <w:szCs w:val="26"/>
+          <w:rtl w:val="0"/>
+        </w:rPr>
+        <w:t xml:space="preserve">Critérios de Aceite</w:t>
+      </w:r>
+    </w:p>
+    <w:p>
+      <w:pPr>
+        <w:pStyle w:val="Heading4"/>
+        <w:spacing w:after="240" w:before="240" w:lineRule="auto"/>
+        <w:rPr>
+          <w:b w:val="1"/>
+          <w:bCs w:val="1"/>
+        </w:rPr>
+      </w:pPr>
+      <w:bookmarkStart w:colFirst="0" w:colLast="0" w:name="_wx2hhi12qhm9" w:id="66"/>
+      <w:bookmarkEnd w:id="66"/>
+      <w:r>
+        <w:rPr>
+          <w:b w:val="1"/>
+          <w:bCs w:val="1"/>
+          <w:rtl w:val="0"/>
+        </w:rPr>
+        <w:t xml:space="preserve">Cenário: Tratamento de Falso Positivo</w:t>
+      </w:r>
+      <w:r>
+        <w:rPr>
+          <w:rtl w:val="0"/>
+        </w:rPr>
+      </w:r>
+    </w:p>
+    <w:p>
+      <w:pPr>
+        <w:spacing w:after="240" w:before="240" w:lineRule="auto"/>
+        <w:rPr/>
+      </w:pPr>
+      <w:r>
+        <w:rPr>
+          <w:b w:val="1"/>
+          <w:bCs w:val="1"/>
+          <w:rtl w:val="0"/>
+        </w:rPr>
+        <w:t xml:space="preserve">DADO </w:t>
+      </w:r>
+      <w:r>
+        <w:rPr>
+          <w:rtl w:val="0"/>
+        </w:rPr>
+        <w:t xml:space="preserve">que uma compra pontual foi marcada como assinatura</w:t>
+      </w:r>
+    </w:p>
+    <w:p>
+      <w:pPr>
+        <w:spacing w:after="240" w:before="240" w:lineRule="auto"/>
+        <w:rPr/>
+      </w:pPr>
+      <w:r>
+        <w:rPr>
+          <w:b w:val="1"/>
+          <w:bCs w:val="1"/>
+          <w:rtl w:val="0"/>
+        </w:rPr>
+        <w:t xml:space="preserve">QUANDO </w:t>
+      </w:r>
+      <w:r>
+        <w:rPr>
+          <w:rtl w:val="0"/>
+        </w:rPr>
+        <w:t xml:space="preserve">eu clicar em "Isto não é uma assinatura", </w:t>
+      </w:r>
+    </w:p>
+    <w:p>
+      <w:pPr>
+        <w:spacing w:after="240" w:before="240" w:lineRule="auto"/>
+        <w:rPr/>
+      </w:pPr>
+      <w:r>
+        <w:rPr>
+          <w:b w:val="1"/>
+          <w:bCs w:val="1"/>
+          <w:rtl w:val="0"/>
+        </w:rPr>
+        <w:t xml:space="preserve">ENTÃO </w:t>
+      </w:r>
+      <w:r>
+        <w:rPr>
+          <w:rtl w:val="0"/>
+        </w:rPr>
+        <w:t xml:space="preserve">então o item deve ser movido para "Itens Ocultos".</w:t>
+      </w:r>
+    </w:p>
+    <w:p>
+      <w:pPr>
+        <w:pStyle w:val="Heading4"/>
+        <w:spacing w:after="240" w:before="240" w:lineRule="auto"/>
+        <w:rPr>
+          <w:b w:val="1"/>
+          <w:bCs w:val="1"/>
+        </w:rPr>
+      </w:pPr>
+      <w:bookmarkStart w:colFirst="0" w:colLast="0" w:name="_32m9ovb3dn6u" w:id="67"/>
+      <w:bookmarkEnd w:id="67"/>
+      <w:r>
+        <w:rPr>
+          <w:b w:val="1"/>
+          <w:bCs w:val="1"/>
+          <w:rtl w:val="0"/>
+        </w:rPr>
+        <w:t xml:space="preserve">Cenário: Reavaliação de Padrão</w:t>
+      </w:r>
+    </w:p>
+    <w:p>
+      <w:pPr>
+        <w:spacing w:after="240" w:before="240" w:lineRule="auto"/>
+        <w:rPr/>
+      </w:pPr>
+      <w:r>
+        <w:rPr>
+          <w:b w:val="1"/>
+          <w:bCs w:val="1"/>
+          <w:rtl w:val="0"/>
+        </w:rPr>
+        <w:t xml:space="preserve">DADO </w:t>
+      </w:r>
+      <w:r>
+        <w:rPr>
+          <w:rtl w:val="0"/>
+        </w:rPr>
+        <w:t xml:space="preserve">que ocultei um item,</w:t>
+      </w:r>
+    </w:p>
+    <w:p>
+      <w:pPr>
+        <w:spacing w:after="240" w:before="240" w:lineRule="auto"/>
+        <w:rPr/>
+      </w:pPr>
+      <w:r>
+        <w:rPr>
+          <w:b w:val="1"/>
+          <w:bCs w:val="1"/>
+          <w:rtl w:val="0"/>
+        </w:rPr>
+        <w:t xml:space="preserve">QUANDO </w:t>
+      </w:r>
+      <w:r>
+        <w:rPr>
+          <w:rtl w:val="0"/>
+        </w:rPr>
+        <w:t xml:space="preserve">o sistema detectar 3 meses consecutivos de cobrança do mesmo Merchant, </w:t>
+      </w:r>
+    </w:p>
+    <w:p>
+      <w:pPr>
+        <w:spacing w:after="240" w:before="240" w:lineRule="auto"/>
+        <w:rPr/>
+      </w:pPr>
+      <w:r>
+        <w:rPr>
+          <w:b w:val="1"/>
+          <w:bCs w:val="1"/>
+          <w:rtl w:val="0"/>
+        </w:rPr>
+        <w:t xml:space="preserve">ENTÃO </w:t>
+      </w:r>
+      <w:r>
+        <w:rPr>
+          <w:rtl w:val="0"/>
+        </w:rPr>
+        <w:t xml:space="preserve">ele deve sugerir novamente a inclusão como assinatura (recorrência detectada).</w:t>
+      </w:r>
+    </w:p>
+    <w:p>
+      <w:pPr>
+        <w:pStyle w:val="Heading4"/>
+        <w:spacing w:after="240" w:before="240" w:lineRule="auto"/>
+        <w:rPr>
+          <w:b w:val="1"/>
+          <w:bCs w:val="1"/>
+        </w:rPr>
+      </w:pPr>
+      <w:bookmarkStart w:colFirst="0" w:colLast="0" w:name="_s6ufk0xe5tf2" w:id="68"/>
+      <w:bookmarkEnd w:id="68"/>
+      <w:r>
+        <w:rPr>
+          <w:b w:val="1"/>
+          <w:bCs w:val="1"/>
+          <w:rtl w:val="0"/>
+        </w:rPr>
+        <w:t xml:space="preserve">Cenário: Desfazer Ocultação</w:t>
+      </w:r>
+    </w:p>
+    <w:p>
+      <w:pPr>
+        <w:spacing w:after="240" w:before="240" w:lineRule="auto"/>
+        <w:ind w:left="0" w:firstLine="0"/>
+        <w:rPr/>
+      </w:pPr>
+      <w:r>
+        <w:rPr>
+          <w:b w:val="1"/>
+          <w:bCs w:val="1"/>
+          <w:rtl w:val="0"/>
+        </w:rPr>
+        <w:t xml:space="preserve">DADO</w:t>
+      </w:r>
+      <w:r>
+        <w:rPr>
+          <w:rtl w:val="0"/>
+        </w:rPr>
+        <w:t xml:space="preserve"> que eu ocultei uma transação por erro.</w:t>
+      </w:r>
+    </w:p>
+    <w:p>
+      <w:pPr>
+        <w:spacing w:after="240" w:before="240" w:lineRule="auto"/>
+        <w:ind w:left="0" w:firstLine="0"/>
+        <w:rPr/>
+      </w:pPr>
+      <w:r>
+        <w:rPr>
+          <w:b w:val="1"/>
+          <w:bCs w:val="1"/>
+          <w:rtl w:val="0"/>
+        </w:rPr>
+        <w:t xml:space="preserve">QUANDO</w:t>
+      </w:r>
+      <w:r>
+        <w:rPr>
+          <w:rtl w:val="0"/>
+        </w:rPr>
+        <w:t xml:space="preserve"> eu acessar a lista de "Itens Ocultos" e clicar em "Restaurar".</w:t>
+      </w:r>
+    </w:p>
+    <w:p>
+      <w:pPr>
+        <w:spacing w:after="240" w:before="240" w:lineRule="auto"/>
+        <w:ind w:left="0" w:firstLine="0"/>
+        <w:rPr/>
+      </w:pPr>
+      <w:r>
+        <w:rPr>
+          <w:b w:val="1"/>
+          <w:bCs w:val="1"/>
+          <w:rtl w:val="0"/>
+        </w:rPr>
+        <w:t xml:space="preserve">ENTÃO</w:t>
+      </w:r>
+      <w:r>
+        <w:rPr>
+          <w:rtl w:val="0"/>
+        </w:rPr>
+        <w:t xml:space="preserve"> o sistema deve retornar o item para o Dashboard principal.</w:t>
+      </w:r>
+    </w:p>
+    <w:p>
+      <w:pPr>
+        <w:spacing w:after="240" w:before="240" w:lineRule="auto"/>
+        <w:ind w:left="0" w:firstLine="0"/>
+        <w:rPr/>
+      </w:pPr>
+      <w:r>
+        <w:rPr>
+          <w:b w:val="1"/>
+          <w:bCs w:val="1"/>
+          <w:rtl w:val="0"/>
+        </w:rPr>
+        <w:t xml:space="preserve">E</w:t>
+      </w:r>
+      <w:r>
+        <w:rPr>
+          <w:rtl w:val="0"/>
+        </w:rPr>
+        <w:t xml:space="preserve"> o valor dessa assinatura deve voltar a ser somado no gasto mensal total.</w:t>
+      </w:r>
+    </w:p>
+    <w:p>
+      <w:pPr>
+        <w:pStyle w:val="Heading4"/>
+        <w:spacing w:after="240" w:before="240" w:lineRule="auto"/>
+        <w:rPr>
+          <w:b w:val="1"/>
+          <w:bCs w:val="1"/>
+        </w:rPr>
+      </w:pPr>
+      <w:bookmarkStart w:colFirst="0" w:colLast="0" w:name="_hhw83xbysxtp" w:id="69"/>
+      <w:bookmarkEnd w:id="69"/>
+      <w:r>
+        <w:rPr>
+          <w:b w:val="1"/>
+          <w:bCs w:val="1"/>
+          <w:rtl w:val="0"/>
+        </w:rPr>
+        <w:t xml:space="preserve">Cenário: Persistência de Feedback</w:t>
+      </w:r>
+    </w:p>
+    <w:p>
+      <w:pPr>
+        <w:spacing w:after="240" w:before="240" w:lineRule="auto"/>
+        <w:ind w:left="0" w:firstLine="0"/>
+        <w:rPr/>
+      </w:pPr>
+      <w:r>
+        <w:rPr>
+          <w:b w:val="1"/>
+          <w:bCs w:val="1"/>
+          <w:rtl w:val="0"/>
+        </w:rPr>
+        <w:t xml:space="preserve">DADO</w:t>
+      </w:r>
+      <w:r>
+        <w:rPr>
+          <w:rtl w:val="0"/>
+        </w:rPr>
+        <w:t xml:space="preserve"> que eu sinalizei que "Loja do Zé" não é uma assinatura.</w:t>
+      </w:r>
+    </w:p>
+    <w:p>
+      <w:pPr>
+        <w:spacing w:after="240" w:before="240" w:lineRule="auto"/>
+        <w:ind w:left="0" w:firstLine="0"/>
+        <w:rPr/>
+      </w:pPr>
+      <w:r>
+        <w:rPr>
+          <w:b w:val="1"/>
+          <w:bCs w:val="1"/>
+          <w:rtl w:val="0"/>
+        </w:rPr>
+        <w:t xml:space="preserve">QUANDO</w:t>
+      </w:r>
+      <w:r>
+        <w:rPr>
+          <w:rtl w:val="0"/>
+        </w:rPr>
+        <w:t xml:space="preserve"> o sistema realizar o Web Scraping da fatura do dia seguinte.</w:t>
+      </w:r>
+    </w:p>
+    <w:p>
+      <w:pPr>
+        <w:spacing w:after="240" w:before="240" w:lineRule="auto"/>
+        <w:ind w:left="0" w:firstLine="0"/>
+        <w:rPr/>
+      </w:pPr>
+      <w:r>
+        <w:rPr>
+          <w:b w:val="1"/>
+          <w:bCs w:val="1"/>
+          <w:rtl w:val="0"/>
+        </w:rPr>
+        <w:t xml:space="preserve">ENTÃO</w:t>
+      </w:r>
+      <w:r>
+        <w:rPr>
+          <w:rtl w:val="0"/>
+        </w:rPr>
+        <w:t xml:space="preserve"> o sistema não deve exibir a "Loja do Zé" no Radar, respeitando a minha decisão anterior.</w:t>
+      </w:r>
+    </w:p>
+    <w:p>
+      <w:pPr>
+        <w:spacing w:after="240" w:before="240" w:lineRule="auto"/>
+        <w:rPr/>
+      </w:pPr>
+      <w:r>
+        <w:rPr>
+          <w:rtl w:val="0"/>
+        </w:rPr>
+      </w:r>
+    </w:p>
+    <w:p>
+      <w:pPr>
+        <w:pStyle w:val="Heading2"/>
+        <w:keepNext w:val="0"/>
+        <w:keepLines w:val="0"/>
+        <w:spacing w:after="80" w:lineRule="auto"/>
+        <w:rPr>
+          <w:b w:val="1"/>
+          <w:bCs w:val="1"/>
+          <w:sz w:val="34"/>
+          <w:szCs w:val="34"/>
+        </w:rPr>
+      </w:pPr>
+      <w:bookmarkStart w:colFirst="0" w:colLast="0" w:name="_xi08jko3kym8" w:id="70"/>
+      <w:bookmarkEnd w:id="70"/>
+      <w:r>
+        <w:rPr>
+          <w:b w:val="1"/>
+          <w:bCs w:val="1"/>
+          <w:sz w:val="34"/>
+          <w:szCs w:val="34"/>
+          <w:rtl w:val="0"/>
+        </w:rPr>
+        <w:t xml:space="preserve">📊 TAREFA 3: Métricas (Sucesso)</w:t>
+      </w:r>
+    </w:p>
+    <w:p>
+      <w:pPr>
+        <w:spacing w:after="240" w:before="240" w:lineRule="auto"/>
+        <w:rPr/>
+      </w:pPr>
+      <w:r>
+        <w:rPr>
+          <w:rtl w:val="0"/>
+        </w:rPr>
+        <w:t xml:space="preserve">Para medir se o MVP foi bem-sucedido e se a "poda" do escopo não prejudicou o negócio, utilizaremos as seguintes métricas:</w:t>
+      </w:r>
+    </w:p>
+    <w:p>
+      <w:pPr>
+        <w:pStyle w:val="Heading3"/>
+        <w:keepNext w:val="0"/>
+        <w:keepLines w:val="0"/>
+        <w:spacing w:before="280" w:lineRule="auto"/>
+        <w:rPr>
+          <w:b w:val="1"/>
+          <w:bCs w:val="1"/>
+          <w:color w:val="000000"/>
+          <w:sz w:val="26"/>
+          <w:szCs w:val="26"/>
+        </w:rPr>
+      </w:pPr>
+      <w:bookmarkStart w:colFirst="0" w:colLast="0" w:name="_2okqfvjjnpoh" w:id="71"/>
+      <w:bookmarkEnd w:id="71"/>
+      <w:r>
+        <w:rPr>
+          <w:b w:val="1"/>
+          <w:bCs w:val="1"/>
+          <w:color w:val="000000"/>
+          <w:sz w:val="26"/>
+          <w:szCs w:val="26"/>
+          <w:rtl w:val="0"/>
+        </w:rPr>
+        <w:t xml:space="preserve">1. KPI Principal</w:t>
+      </w:r>
+    </w:p>
+    <w:p>
+      <w:pPr>
+        <w:spacing w:after="240" w:before="240" w:lineRule="auto"/>
+        <w:rPr>
+          <w:b w:val="1"/>
+          <w:bCs w:val="1"/>
+        </w:rPr>
+      </w:pPr>
+      <w:r>
+        <w:rPr>
+          <w:b w:val="1"/>
+          <w:bCs w:val="1"/>
+          <w:rtl w:val="0"/>
+        </w:rPr>
+        <w:t xml:space="preserve">Engajamento com Notificações</w:t>
+      </w:r>
+    </w:p>
+    <w:p>
+      <w:pPr>
+        <w:spacing w:after="240" w:before="240" w:lineRule="auto"/>
+        <w:rPr/>
+      </w:pPr>
+      <w:r>
+        <w:rPr>
+          <w:rtl w:val="0"/>
+        </w:rPr>
+        <w:t xml:space="preserve">A quantidade de clientes que, ao receberem o alerta de 7 ou 2 dias antes da renovação (Push/WhatsApp), abrem a notificação e acessam o Hub.</w:t>
+      </w:r>
+    </w:p>
+    <w:p>
+      <w:pPr>
+        <w:spacing w:after="240" w:before="240" w:lineRule="auto"/>
+        <w:rPr/>
+      </w:pPr>
+      <w:r>
+        <w:rPr>
+          <w:rtl w:val="0"/>
+        </w:rPr>
+        <w:t xml:space="preserve">Ela valida a dor principal: o esquecimento da data de renovação. Se o usuário clica no alerta, significa que a informação é relevante e que ele quer ter o controle, mesmo que seja apenas para conferir o valor e a data no Hub. Um engajamento alto prova que o Hub está sendo útil na gestão financeira do cliente, gerando retenção (stickiness).</w:t>
+      </w:r>
+    </w:p>
+    <w:p>
+      <w:pPr>
+        <w:pStyle w:val="Heading3"/>
+        <w:keepNext w:val="0"/>
+        <w:keepLines w:val="0"/>
+        <w:spacing w:before="280" w:lineRule="auto"/>
+        <w:rPr>
+          <w:b w:val="1"/>
+          <w:bCs w:val="1"/>
+          <w:color w:val="000000"/>
+          <w:sz w:val="26"/>
+          <w:szCs w:val="26"/>
+        </w:rPr>
+      </w:pPr>
+      <w:bookmarkStart w:colFirst="0" w:colLast="0" w:name="_x0tkolteqv2d" w:id="72"/>
+      <w:bookmarkEnd w:id="72"/>
       <w:r>
         <w:rPr>
           <w:b w:val="1"/>
@@ -1913,8 +8811,8 @@
           <w:bCs w:val="1"/>
         </w:rPr>
       </w:pPr>
-      <w:bookmarkStart w:colFirst="0" w:colLast="0" w:name="_zh8xpwnjxigs" w:id="25"/>
-      <w:bookmarkEnd w:id="25"/>
+      <w:bookmarkStart w:colFirst="0" w:colLast="0" w:name="_zh8xpwnjxigs" w:id="73"/>
+      <w:bookmarkEnd w:id="73"/>
       <w:r>
         <w:rPr>
           <w:b w:val="1"/>
@@ -2010,26 +8908,6 @@
           <w:rtl w:val="0"/>
         </w:rPr>
         <w:t xml:space="preserve">.</w:t>
-      </w:r>
-    </w:p>
-    <w:p>
-      <w:pPr>
-        <w:rPr/>
-      </w:pPr>
-      <w:r>
-        <w:rPr>
-          <w:rtl w:val="0"/>
-        </w:rPr>
-      </w:r>
-    </w:p>
-    <w:p>
-      <w:pPr>
-        <w:rPr/>
-      </w:pPr>
-      <w:r>
-        <w:rPr>
-          <w:rtl w:val="0"/>
-        </w:rPr>
       </w:r>
     </w:p>
     <w:sectPr>
@@ -2451,6 +9329,226 @@
   <w:abstractNum w:abstractNumId="4">
     <w:lvl w:ilvl="0">
       <w:start w:val="1"/>
+      <w:numFmt w:val="bullet"/>
+      <w:lvlText w:val="●"/>
+      <w:lvlJc w:val="left"/>
+      <w:pPr>
+        <w:ind w:left="720" w:hanging="360"/>
+      </w:pPr>
+      <w:rPr>
+        <w:u w:val="none"/>
+      </w:rPr>
+    </w:lvl>
+    <w:lvl w:ilvl="1">
+      <w:start w:val="1"/>
+      <w:numFmt w:val="bullet"/>
+      <w:lvlText w:val="○"/>
+      <w:lvlJc w:val="left"/>
+      <w:pPr>
+        <w:ind w:left="1440" w:hanging="360"/>
+      </w:pPr>
+      <w:rPr>
+        <w:u w:val="none"/>
+      </w:rPr>
+    </w:lvl>
+    <w:lvl w:ilvl="2">
+      <w:start w:val="1"/>
+      <w:numFmt w:val="bullet"/>
+      <w:lvlText w:val="■"/>
+      <w:lvlJc w:val="left"/>
+      <w:pPr>
+        <w:ind w:left="2160" w:hanging="360"/>
+      </w:pPr>
+      <w:rPr>
+        <w:u w:val="none"/>
+      </w:rPr>
+    </w:lvl>
+    <w:lvl w:ilvl="3">
+      <w:start w:val="1"/>
+      <w:numFmt w:val="bullet"/>
+      <w:lvlText w:val="●"/>
+      <w:lvlJc w:val="left"/>
+      <w:pPr>
+        <w:ind w:left="2880" w:hanging="360"/>
+      </w:pPr>
+      <w:rPr>
+        <w:u w:val="none"/>
+      </w:rPr>
+    </w:lvl>
+    <w:lvl w:ilvl="4">
+      <w:start w:val="1"/>
+      <w:numFmt w:val="bullet"/>
+      <w:lvlText w:val="○"/>
+      <w:lvlJc w:val="left"/>
+      <w:pPr>
+        <w:ind w:left="3600" w:hanging="360"/>
+      </w:pPr>
+      <w:rPr>
+        <w:u w:val="none"/>
+      </w:rPr>
+    </w:lvl>
+    <w:lvl w:ilvl="5">
+      <w:start w:val="1"/>
+      <w:numFmt w:val="bullet"/>
+      <w:lvlText w:val="■"/>
+      <w:lvlJc w:val="left"/>
+      <w:pPr>
+        <w:ind w:left="4320" w:hanging="360"/>
+      </w:pPr>
+      <w:rPr>
+        <w:u w:val="none"/>
+      </w:rPr>
+    </w:lvl>
+    <w:lvl w:ilvl="6">
+      <w:start w:val="1"/>
+      <w:numFmt w:val="bullet"/>
+      <w:lvlText w:val="●"/>
+      <w:lvlJc w:val="left"/>
+      <w:pPr>
+        <w:ind w:left="5040" w:hanging="360"/>
+      </w:pPr>
+      <w:rPr>
+        <w:u w:val="none"/>
+      </w:rPr>
+    </w:lvl>
+    <w:lvl w:ilvl="7">
+      <w:start w:val="1"/>
+      <w:numFmt w:val="bullet"/>
+      <w:lvlText w:val="○"/>
+      <w:lvlJc w:val="left"/>
+      <w:pPr>
+        <w:ind w:left="5760" w:hanging="360"/>
+      </w:pPr>
+      <w:rPr>
+        <w:u w:val="none"/>
+      </w:rPr>
+    </w:lvl>
+    <w:lvl w:ilvl="8">
+      <w:start w:val="1"/>
+      <w:numFmt w:val="bullet"/>
+      <w:lvlText w:val="■"/>
+      <w:lvlJc w:val="left"/>
+      <w:pPr>
+        <w:ind w:left="6480" w:hanging="360"/>
+      </w:pPr>
+      <w:rPr>
+        <w:u w:val="none"/>
+      </w:rPr>
+    </w:lvl>
+  </w:abstractNum>
+  <w:abstractNum w:abstractNumId="5">
+    <w:lvl w:ilvl="0">
+      <w:start w:val="1"/>
+      <w:numFmt w:val="bullet"/>
+      <w:lvlText w:val="●"/>
+      <w:lvlJc w:val="left"/>
+      <w:pPr>
+        <w:ind w:left="720" w:hanging="360"/>
+      </w:pPr>
+      <w:rPr>
+        <w:u w:val="none"/>
+      </w:rPr>
+    </w:lvl>
+    <w:lvl w:ilvl="1">
+      <w:start w:val="1"/>
+      <w:numFmt w:val="bullet"/>
+      <w:lvlText w:val="○"/>
+      <w:lvlJc w:val="left"/>
+      <w:pPr>
+        <w:ind w:left="1440" w:hanging="360"/>
+      </w:pPr>
+      <w:rPr>
+        <w:u w:val="none"/>
+      </w:rPr>
+    </w:lvl>
+    <w:lvl w:ilvl="2">
+      <w:start w:val="1"/>
+      <w:numFmt w:val="bullet"/>
+      <w:lvlText w:val="■"/>
+      <w:lvlJc w:val="left"/>
+      <w:pPr>
+        <w:ind w:left="2160" w:hanging="360"/>
+      </w:pPr>
+      <w:rPr>
+        <w:u w:val="none"/>
+      </w:rPr>
+    </w:lvl>
+    <w:lvl w:ilvl="3">
+      <w:start w:val="1"/>
+      <w:numFmt w:val="bullet"/>
+      <w:lvlText w:val="●"/>
+      <w:lvlJc w:val="left"/>
+      <w:pPr>
+        <w:ind w:left="2880" w:hanging="360"/>
+      </w:pPr>
+      <w:rPr>
+        <w:u w:val="none"/>
+      </w:rPr>
+    </w:lvl>
+    <w:lvl w:ilvl="4">
+      <w:start w:val="1"/>
+      <w:numFmt w:val="bullet"/>
+      <w:lvlText w:val="○"/>
+      <w:lvlJc w:val="left"/>
+      <w:pPr>
+        <w:ind w:left="3600" w:hanging="360"/>
+      </w:pPr>
+      <w:rPr>
+        <w:u w:val="none"/>
+      </w:rPr>
+    </w:lvl>
+    <w:lvl w:ilvl="5">
+      <w:start w:val="1"/>
+      <w:numFmt w:val="bullet"/>
+      <w:lvlText w:val="■"/>
+      <w:lvlJc w:val="left"/>
+      <w:pPr>
+        <w:ind w:left="4320" w:hanging="360"/>
+      </w:pPr>
+      <w:rPr>
+        <w:u w:val="none"/>
+      </w:rPr>
+    </w:lvl>
+    <w:lvl w:ilvl="6">
+      <w:start w:val="1"/>
+      <w:numFmt w:val="bullet"/>
+      <w:lvlText w:val="●"/>
+      <w:lvlJc w:val="left"/>
+      <w:pPr>
+        <w:ind w:left="5040" w:hanging="360"/>
+      </w:pPr>
+      <w:rPr>
+        <w:u w:val="none"/>
+      </w:rPr>
+    </w:lvl>
+    <w:lvl w:ilvl="7">
+      <w:start w:val="1"/>
+      <w:numFmt w:val="bullet"/>
+      <w:lvlText w:val="○"/>
+      <w:lvlJc w:val="left"/>
+      <w:pPr>
+        <w:ind w:left="5760" w:hanging="360"/>
+      </w:pPr>
+      <w:rPr>
+        <w:u w:val="none"/>
+      </w:rPr>
+    </w:lvl>
+    <w:lvl w:ilvl="8">
+      <w:start w:val="1"/>
+      <w:numFmt w:val="bullet"/>
+      <w:lvlText w:val="■"/>
+      <w:lvlJc w:val="left"/>
+      <w:pPr>
+        <w:ind w:left="6480" w:hanging="360"/>
+      </w:pPr>
+      <w:rPr>
+        <w:u w:val="none"/>
+      </w:rPr>
+    </w:lvl>
+  </w:abstractNum>
+  <w:abstractNum w:abstractNumId="6">
+    <w:lvl w:ilvl="0">
+      <w:start w:val="1"/>
       <w:numFmt w:val="decimal"/>
       <w:lvlText w:val="%1."/>
       <w:lvlJc w:val="left"/>
@@ -2558,7 +9656,561 @@
       </w:rPr>
     </w:lvl>
   </w:abstractNum>
-  <w:abstractNum w:abstractNumId="5">
+  <w:abstractNum w:abstractNumId="7">
+    <w:lvl w:ilvl="0">
+      <w:start w:val="1"/>
+      <w:numFmt w:val="bullet"/>
+      <w:lvlText w:val="●"/>
+      <w:lvlJc w:val="left"/>
+      <w:pPr>
+        <w:ind w:left="720" w:hanging="360"/>
+      </w:pPr>
+      <w:rPr>
+        <w:u w:val="none"/>
+      </w:rPr>
+    </w:lvl>
+    <w:lvl w:ilvl="1">
+      <w:start w:val="1"/>
+      <w:numFmt w:val="bullet"/>
+      <w:lvlText w:val="○"/>
+      <w:lvlJc w:val="left"/>
+      <w:pPr>
+        <w:ind w:left="1440" w:hanging="360"/>
+      </w:pPr>
+      <w:rPr>
+        <w:u w:val="none"/>
+      </w:rPr>
+    </w:lvl>
+    <w:lvl w:ilvl="2">
+      <w:start w:val="1"/>
+      <w:numFmt w:val="bullet"/>
+      <w:lvlText w:val="■"/>
+      <w:lvlJc w:val="left"/>
+      <w:pPr>
+        <w:ind w:left="2160" w:hanging="360"/>
+      </w:pPr>
+      <w:rPr>
+        <w:u w:val="none"/>
+      </w:rPr>
+    </w:lvl>
+    <w:lvl w:ilvl="3">
+      <w:start w:val="1"/>
+      <w:numFmt w:val="bullet"/>
+      <w:lvlText w:val="●"/>
+      <w:lvlJc w:val="left"/>
+      <w:pPr>
+        <w:ind w:left="2880" w:hanging="360"/>
+      </w:pPr>
+      <w:rPr>
+        <w:u w:val="none"/>
+      </w:rPr>
+    </w:lvl>
+    <w:lvl w:ilvl="4">
+      <w:start w:val="1"/>
+      <w:numFmt w:val="bullet"/>
+      <w:lvlText w:val="○"/>
+      <w:lvlJc w:val="left"/>
+      <w:pPr>
+        <w:ind w:left="3600" w:hanging="360"/>
+      </w:pPr>
+      <w:rPr>
+        <w:u w:val="none"/>
+      </w:rPr>
+    </w:lvl>
+    <w:lvl w:ilvl="5">
+      <w:start w:val="1"/>
+      <w:numFmt w:val="bullet"/>
+      <w:lvlText w:val="■"/>
+      <w:lvlJc w:val="left"/>
+      <w:pPr>
+        <w:ind w:left="4320" w:hanging="360"/>
+      </w:pPr>
+      <w:rPr>
+        <w:u w:val="none"/>
+      </w:rPr>
+    </w:lvl>
+    <w:lvl w:ilvl="6">
+      <w:start w:val="1"/>
+      <w:numFmt w:val="bullet"/>
+      <w:lvlText w:val="●"/>
+      <w:lvlJc w:val="left"/>
+      <w:pPr>
+        <w:ind w:left="5040" w:hanging="360"/>
+      </w:pPr>
+      <w:rPr>
+        <w:u w:val="none"/>
+      </w:rPr>
+    </w:lvl>
+    <w:lvl w:ilvl="7">
+      <w:start w:val="1"/>
+      <w:numFmt w:val="bullet"/>
+      <w:lvlText w:val="○"/>
+      <w:lvlJc w:val="left"/>
+      <w:pPr>
+        <w:ind w:left="5760" w:hanging="360"/>
+      </w:pPr>
+      <w:rPr>
+        <w:u w:val="none"/>
+      </w:rPr>
+    </w:lvl>
+    <w:lvl w:ilvl="8">
+      <w:start w:val="1"/>
+      <w:numFmt w:val="bullet"/>
+      <w:lvlText w:val="■"/>
+      <w:lvlJc w:val="left"/>
+      <w:pPr>
+        <w:ind w:left="6480" w:hanging="360"/>
+      </w:pPr>
+      <w:rPr>
+        <w:u w:val="none"/>
+      </w:rPr>
+    </w:lvl>
+  </w:abstractNum>
+  <w:abstractNum w:abstractNumId="8">
+    <w:lvl w:ilvl="0">
+      <w:start w:val="1"/>
+      <w:numFmt w:val="bullet"/>
+      <w:lvlText w:val="●"/>
+      <w:lvlJc w:val="left"/>
+      <w:pPr>
+        <w:ind w:left="720" w:hanging="360"/>
+      </w:pPr>
+      <w:rPr>
+        <w:u w:val="none"/>
+      </w:rPr>
+    </w:lvl>
+    <w:lvl w:ilvl="1">
+      <w:start w:val="1"/>
+      <w:numFmt w:val="bullet"/>
+      <w:lvlText w:val="○"/>
+      <w:lvlJc w:val="left"/>
+      <w:pPr>
+        <w:ind w:left="1440" w:hanging="360"/>
+      </w:pPr>
+      <w:rPr>
+        <w:u w:val="none"/>
+      </w:rPr>
+    </w:lvl>
+    <w:lvl w:ilvl="2">
+      <w:start w:val="1"/>
+      <w:numFmt w:val="bullet"/>
+      <w:lvlText w:val="■"/>
+      <w:lvlJc w:val="left"/>
+      <w:pPr>
+        <w:ind w:left="2160" w:hanging="360"/>
+      </w:pPr>
+      <w:rPr>
+        <w:u w:val="none"/>
+      </w:rPr>
+    </w:lvl>
+    <w:lvl w:ilvl="3">
+      <w:start w:val="1"/>
+      <w:numFmt w:val="bullet"/>
+      <w:lvlText w:val="●"/>
+      <w:lvlJc w:val="left"/>
+      <w:pPr>
+        <w:ind w:left="2880" w:hanging="360"/>
+      </w:pPr>
+      <w:rPr>
+        <w:u w:val="none"/>
+      </w:rPr>
+    </w:lvl>
+    <w:lvl w:ilvl="4">
+      <w:start w:val="1"/>
+      <w:numFmt w:val="bullet"/>
+      <w:lvlText w:val="○"/>
+      <w:lvlJc w:val="left"/>
+      <w:pPr>
+        <w:ind w:left="3600" w:hanging="360"/>
+      </w:pPr>
+      <w:rPr>
+        <w:u w:val="none"/>
+      </w:rPr>
+    </w:lvl>
+    <w:lvl w:ilvl="5">
+      <w:start w:val="1"/>
+      <w:numFmt w:val="bullet"/>
+      <w:lvlText w:val="■"/>
+      <w:lvlJc w:val="left"/>
+      <w:pPr>
+        <w:ind w:left="4320" w:hanging="360"/>
+      </w:pPr>
+      <w:rPr>
+        <w:u w:val="none"/>
+      </w:rPr>
+    </w:lvl>
+    <w:lvl w:ilvl="6">
+      <w:start w:val="1"/>
+      <w:numFmt w:val="bullet"/>
+      <w:lvlText w:val="●"/>
+      <w:lvlJc w:val="left"/>
+      <w:pPr>
+        <w:ind w:left="5040" w:hanging="360"/>
+      </w:pPr>
+      <w:rPr>
+        <w:u w:val="none"/>
+      </w:rPr>
+    </w:lvl>
+    <w:lvl w:ilvl="7">
+      <w:start w:val="1"/>
+      <w:numFmt w:val="bullet"/>
+      <w:lvlText w:val="○"/>
+      <w:lvlJc w:val="left"/>
+      <w:pPr>
+        <w:ind w:left="5760" w:hanging="360"/>
+      </w:pPr>
+      <w:rPr>
+        <w:u w:val="none"/>
+      </w:rPr>
+    </w:lvl>
+    <w:lvl w:ilvl="8">
+      <w:start w:val="1"/>
+      <w:numFmt w:val="bullet"/>
+      <w:lvlText w:val="■"/>
+      <w:lvlJc w:val="left"/>
+      <w:pPr>
+        <w:ind w:left="6480" w:hanging="360"/>
+      </w:pPr>
+      <w:rPr>
+        <w:u w:val="none"/>
+      </w:rPr>
+    </w:lvl>
+  </w:abstractNum>
+  <w:abstractNum w:abstractNumId="9">
+    <w:lvl w:ilvl="0">
+      <w:start w:val="1"/>
+      <w:numFmt w:val="bullet"/>
+      <w:lvlText w:val="●"/>
+      <w:lvlJc w:val="left"/>
+      <w:pPr>
+        <w:ind w:left="720" w:hanging="360"/>
+      </w:pPr>
+      <w:rPr>
+        <w:u w:val="none"/>
+      </w:rPr>
+    </w:lvl>
+    <w:lvl w:ilvl="1">
+      <w:start w:val="1"/>
+      <w:numFmt w:val="bullet"/>
+      <w:lvlText w:val="○"/>
+      <w:lvlJc w:val="left"/>
+      <w:pPr>
+        <w:ind w:left="1440" w:hanging="360"/>
+      </w:pPr>
+      <w:rPr>
+        <w:u w:val="none"/>
+      </w:rPr>
+    </w:lvl>
+    <w:lvl w:ilvl="2">
+      <w:start w:val="1"/>
+      <w:numFmt w:val="bullet"/>
+      <w:lvlText w:val="■"/>
+      <w:lvlJc w:val="left"/>
+      <w:pPr>
+        <w:ind w:left="2160" w:hanging="360"/>
+      </w:pPr>
+      <w:rPr>
+        <w:u w:val="none"/>
+      </w:rPr>
+    </w:lvl>
+    <w:lvl w:ilvl="3">
+      <w:start w:val="1"/>
+      <w:numFmt w:val="bullet"/>
+      <w:lvlText w:val="●"/>
+      <w:lvlJc w:val="left"/>
+      <w:pPr>
+        <w:ind w:left="2880" w:hanging="360"/>
+      </w:pPr>
+      <w:rPr>
+        <w:u w:val="none"/>
+      </w:rPr>
+    </w:lvl>
+    <w:lvl w:ilvl="4">
+      <w:start w:val="1"/>
+      <w:numFmt w:val="bullet"/>
+      <w:lvlText w:val="○"/>
+      <w:lvlJc w:val="left"/>
+      <w:pPr>
+        <w:ind w:left="3600" w:hanging="360"/>
+      </w:pPr>
+      <w:rPr>
+        <w:u w:val="none"/>
+      </w:rPr>
+    </w:lvl>
+    <w:lvl w:ilvl="5">
+      <w:start w:val="1"/>
+      <w:numFmt w:val="bullet"/>
+      <w:lvlText w:val="■"/>
+      <w:lvlJc w:val="left"/>
+      <w:pPr>
+        <w:ind w:left="4320" w:hanging="360"/>
+      </w:pPr>
+      <w:rPr>
+        <w:u w:val="none"/>
+      </w:rPr>
+    </w:lvl>
+    <w:lvl w:ilvl="6">
+      <w:start w:val="1"/>
+      <w:numFmt w:val="bullet"/>
+      <w:lvlText w:val="●"/>
+      <w:lvlJc w:val="left"/>
+      <w:pPr>
+        <w:ind w:left="5040" w:hanging="360"/>
+      </w:pPr>
+      <w:rPr>
+        <w:u w:val="none"/>
+      </w:rPr>
+    </w:lvl>
+    <w:lvl w:ilvl="7">
+      <w:start w:val="1"/>
+      <w:numFmt w:val="bullet"/>
+      <w:lvlText w:val="○"/>
+      <w:lvlJc w:val="left"/>
+      <w:pPr>
+        <w:ind w:left="5760" w:hanging="360"/>
+      </w:pPr>
+      <w:rPr>
+        <w:u w:val="none"/>
+      </w:rPr>
+    </w:lvl>
+    <w:lvl w:ilvl="8">
+      <w:start w:val="1"/>
+      <w:numFmt w:val="bullet"/>
+      <w:lvlText w:val="■"/>
+      <w:lvlJc w:val="left"/>
+      <w:pPr>
+        <w:ind w:left="6480" w:hanging="360"/>
+      </w:pPr>
+      <w:rPr>
+        <w:u w:val="none"/>
+      </w:rPr>
+    </w:lvl>
+  </w:abstractNum>
+  <w:abstractNum w:abstractNumId="10">
+    <w:lvl w:ilvl="0">
+      <w:start w:val="1"/>
+      <w:numFmt w:val="bullet"/>
+      <w:lvlText w:val="●"/>
+      <w:lvlJc w:val="left"/>
+      <w:pPr>
+        <w:ind w:left="720" w:hanging="360"/>
+      </w:pPr>
+      <w:rPr>
+        <w:rFonts w:ascii="Arial" w:cs="Arial" w:eastAsia="Arial" w:hAnsi="Arial"/>
+        <w:color w:val="0a0a0a"/>
+        <w:sz w:val="24"/>
+        <w:szCs w:val="24"/>
+        <w:u w:val="none"/>
+      </w:rPr>
+    </w:lvl>
+    <w:lvl w:ilvl="1">
+      <w:start w:val="1"/>
+      <w:numFmt w:val="bullet"/>
+      <w:lvlText w:val="○"/>
+      <w:lvlJc w:val="left"/>
+      <w:pPr>
+        <w:ind w:left="1440" w:hanging="360"/>
+      </w:pPr>
+      <w:rPr>
+        <w:u w:val="none"/>
+      </w:rPr>
+    </w:lvl>
+    <w:lvl w:ilvl="2">
+      <w:start w:val="1"/>
+      <w:numFmt w:val="bullet"/>
+      <w:lvlText w:val="■"/>
+      <w:lvlJc w:val="left"/>
+      <w:pPr>
+        <w:ind w:left="2160" w:hanging="360"/>
+      </w:pPr>
+      <w:rPr>
+        <w:u w:val="none"/>
+      </w:rPr>
+    </w:lvl>
+    <w:lvl w:ilvl="3">
+      <w:start w:val="1"/>
+      <w:numFmt w:val="bullet"/>
+      <w:lvlText w:val="●"/>
+      <w:lvlJc w:val="left"/>
+      <w:pPr>
+        <w:ind w:left="2880" w:hanging="360"/>
+      </w:pPr>
+      <w:rPr>
+        <w:u w:val="none"/>
+      </w:rPr>
+    </w:lvl>
+    <w:lvl w:ilvl="4">
+      <w:start w:val="1"/>
+      <w:numFmt w:val="bullet"/>
+      <w:lvlText w:val="○"/>
+      <w:lvlJc w:val="left"/>
+      <w:pPr>
+        <w:ind w:left="3600" w:hanging="360"/>
+      </w:pPr>
+      <w:rPr>
+        <w:u w:val="none"/>
+      </w:rPr>
+    </w:lvl>
+    <w:lvl w:ilvl="5">
+      <w:start w:val="1"/>
+      <w:numFmt w:val="bullet"/>
+      <w:lvlText w:val="■"/>
+      <w:lvlJc w:val="left"/>
+      <w:pPr>
+        <w:ind w:left="4320" w:hanging="360"/>
+      </w:pPr>
+      <w:rPr>
+        <w:u w:val="none"/>
+      </w:rPr>
+    </w:lvl>
+    <w:lvl w:ilvl="6">
+      <w:start w:val="1"/>
+      <w:numFmt w:val="bullet"/>
+      <w:lvlText w:val="●"/>
+      <w:lvlJc w:val="left"/>
+      <w:pPr>
+        <w:ind w:left="5040" w:hanging="360"/>
+      </w:pPr>
+      <w:rPr>
+        <w:u w:val="none"/>
+      </w:rPr>
+    </w:lvl>
+    <w:lvl w:ilvl="7">
+      <w:start w:val="1"/>
+      <w:numFmt w:val="bullet"/>
+      <w:lvlText w:val="○"/>
+      <w:lvlJc w:val="left"/>
+      <w:pPr>
+        <w:ind w:left="5760" w:hanging="360"/>
+      </w:pPr>
+      <w:rPr>
+        <w:u w:val="none"/>
+      </w:rPr>
+    </w:lvl>
+    <w:lvl w:ilvl="8">
+      <w:start w:val="1"/>
+      <w:numFmt w:val="bullet"/>
+      <w:lvlText w:val="■"/>
+      <w:lvlJc w:val="left"/>
+      <w:pPr>
+        <w:ind w:left="6480" w:hanging="360"/>
+      </w:pPr>
+      <w:rPr>
+        <w:u w:val="none"/>
+      </w:rPr>
+    </w:lvl>
+  </w:abstractNum>
+  <w:abstractNum w:abstractNumId="11">
+    <w:lvl w:ilvl="0">
+      <w:start w:val="1"/>
+      <w:numFmt w:val="bullet"/>
+      <w:lvlText w:val="●"/>
+      <w:lvlJc w:val="left"/>
+      <w:pPr>
+        <w:ind w:left="720" w:hanging="360"/>
+      </w:pPr>
+      <w:rPr>
+        <w:u w:val="none"/>
+      </w:rPr>
+    </w:lvl>
+    <w:lvl w:ilvl="1">
+      <w:start w:val="1"/>
+      <w:numFmt w:val="bullet"/>
+      <w:lvlText w:val="○"/>
+      <w:lvlJc w:val="left"/>
+      <w:pPr>
+        <w:ind w:left="1440" w:hanging="360"/>
+      </w:pPr>
+      <w:rPr>
+        <w:u w:val="none"/>
+      </w:rPr>
+    </w:lvl>
+    <w:lvl w:ilvl="2">
+      <w:start w:val="1"/>
+      <w:numFmt w:val="bullet"/>
+      <w:lvlText w:val="■"/>
+      <w:lvlJc w:val="left"/>
+      <w:pPr>
+        <w:ind w:left="2160" w:hanging="360"/>
+      </w:pPr>
+      <w:rPr>
+        <w:u w:val="none"/>
+      </w:rPr>
+    </w:lvl>
+    <w:lvl w:ilvl="3">
+      <w:start w:val="1"/>
+      <w:numFmt w:val="bullet"/>
+      <w:lvlText w:val="●"/>
+      <w:lvlJc w:val="left"/>
+      <w:pPr>
+        <w:ind w:left="2880" w:hanging="360"/>
+      </w:pPr>
+      <w:rPr>
+        <w:u w:val="none"/>
+      </w:rPr>
+    </w:lvl>
+    <w:lvl w:ilvl="4">
+      <w:start w:val="1"/>
+      <w:numFmt w:val="bullet"/>
+      <w:lvlText w:val="○"/>
+      <w:lvlJc w:val="left"/>
+      <w:pPr>
+        <w:ind w:left="3600" w:hanging="360"/>
+      </w:pPr>
+      <w:rPr>
+        <w:u w:val="none"/>
+      </w:rPr>
+    </w:lvl>
+    <w:lvl w:ilvl="5">
+      <w:start w:val="1"/>
+      <w:numFmt w:val="bullet"/>
+      <w:lvlText w:val="■"/>
+      <w:lvlJc w:val="left"/>
+      <w:pPr>
+        <w:ind w:left="4320" w:hanging="360"/>
+      </w:pPr>
+      <w:rPr>
+        <w:u w:val="none"/>
+      </w:rPr>
+    </w:lvl>
+    <w:lvl w:ilvl="6">
+      <w:start w:val="1"/>
+      <w:numFmt w:val="bullet"/>
+      <w:lvlText w:val="●"/>
+      <w:lvlJc w:val="left"/>
+      <w:pPr>
+        <w:ind w:left="5040" w:hanging="360"/>
+      </w:pPr>
+      <w:rPr>
+        <w:u w:val="none"/>
+      </w:rPr>
+    </w:lvl>
+    <w:lvl w:ilvl="7">
+      <w:start w:val="1"/>
+      <w:numFmt w:val="bullet"/>
+      <w:lvlText w:val="○"/>
+      <w:lvlJc w:val="left"/>
+      <w:pPr>
+        <w:ind w:left="5760" w:hanging="360"/>
+      </w:pPr>
+      <w:rPr>
+        <w:u w:val="none"/>
+      </w:rPr>
+    </w:lvl>
+    <w:lvl w:ilvl="8">
+      <w:start w:val="1"/>
+      <w:numFmt w:val="bullet"/>
+      <w:lvlText w:val="■"/>
+      <w:lvlJc w:val="left"/>
+      <w:pPr>
+        <w:ind w:left="6480" w:hanging="360"/>
+      </w:pPr>
+      <w:rPr>
+        <w:u w:val="none"/>
+      </w:rPr>
+    </w:lvl>
+  </w:abstractNum>
+  <w:abstractNum w:abstractNumId="12">
     <w:lvl w:ilvl="0">
       <w:start w:val="1"/>
       <w:numFmt w:val="bullet"/>
@@ -2682,6 +10334,27 @@
   </w:num>
   <w:num w:numId="5">
     <w:abstractNumId w:val="5"/>
+  </w:num>
+  <w:num w:numId="6">
+    <w:abstractNumId w:val="6"/>
+  </w:num>
+  <w:num w:numId="7">
+    <w:abstractNumId w:val="7"/>
+  </w:num>
+  <w:num w:numId="8">
+    <w:abstractNumId w:val="8"/>
+  </w:num>
+  <w:num w:numId="9">
+    <w:abstractNumId w:val="9"/>
+  </w:num>
+  <w:num w:numId="10">
+    <w:abstractNumId w:val="10"/>
+  </w:num>
+  <w:num w:numId="11">
+    <w:abstractNumId w:val="11"/>
+  </w:num>
+  <w:num w:numId="12">
+    <w:abstractNumId w:val="12"/>
   </w:num>
 </w:numbering>
 </file>
